--- a/oficina-mecanica/docs/Documentacao_de_Projeto_OficinaPro.docx
+++ b/oficina-mecanica/docs/Documentacao_de_Projeto_OficinaPro.docx
@@ -1,10 +1,10 @@
 
 <file path=word/document.xml><?xml version="1.0" encoding="utf-8"?>
-<w:document xmlns:wpc="http://schemas.microsoft.com/office/word/2010/wordprocessingCanvas" xmlns:mc="http://schemas.openxmlformats.org/markup-compatibility/2006" xmlns:o="urn:schemas-microsoft-com:office:office" xmlns:r="http://schemas.openxmlformats.org/officeDocument/2006/relationships" xmlns:m="http://schemas.openxmlformats.org/officeDocument/2006/math" xmlns:v="urn:schemas-microsoft-com:vml" xmlns:wp14="http://schemas.microsoft.com/office/word/2010/wordprocessingDrawing" xmlns:wp="http://schemas.openxmlformats.org/drawingml/2006/wordprocessingDrawing" xmlns:w10="urn:schemas-microsoft-com:office:word" xmlns:w="http://schemas.openxmlformats.org/wordprocessingml/2006/main" xmlns:w14="http://schemas.microsoft.com/office/word/2010/wordml" xmlns:w15="http://schemas.microsoft.com/office/word/2012/wordml" xmlns:wpg="http://schemas.microsoft.com/office/word/2010/wordprocessingGroup" xmlns:wpi="http://schemas.microsoft.com/office/word/2010/wordprocessingInk" xmlns:wne="http://schemas.microsoft.com/office/word/2006/wordml" xmlns:wps="http://schemas.microsoft.com/office/word/2010/wordprocessingShape" xmlns:cx="http://schemas.microsoft.com/office/drawing/2014/chartex" xmlns:cx1="http://schemas.microsoft.com/office/drawing/2015/9/8/chartex" xmlns:cx2="http://schemas.microsoft.com/office/drawing/2015/10/21/chartex" xmlns:cx3="http://schemas.microsoft.com/office/drawing/2016/5/9/chartex" xmlns:cx4="http://schemas.microsoft.com/office/drawing/2016/5/10/chartex" xmlns:cx5="http://schemas.microsoft.com/office/drawing/2016/5/11/chartex" xmlns:cx6="http://schemas.microsoft.com/office/drawing/2016/5/12/chartex" xmlns:cx7="http://schemas.microsoft.com/office/drawing/2016/5/13/chartex" xmlns:cx8="http://schemas.microsoft.com/office/drawing/2016/5/14/chartex" xmlns:aink="http://schemas.microsoft.com/office/drawing/2016/ink" xmlns:am3d="http://schemas.microsoft.com/office/drawing/2017/model3d" xmlns:w16cex="http://schemas.microsoft.com/office/word/2018/wordml/cex" xmlns:w16cid="http://schemas.microsoft.com/office/word/2016/wordml/cid" xmlns:w16="http://schemas.microsoft.com/office/word/2018/wordml" xmlns:w16sdtdh="http://schemas.microsoft.com/office/word/2020/wordml/sdtdatahash" xmlns:w16se="http://schemas.microsoft.com/office/word/2015/wordml/symex" mc:Ignorable="w14 w15 wp14">
+<w:document xmlns:wpc="http://schemas.microsoft.com/office/word/2010/wordprocessingCanvas" xmlns:cx="http://schemas.microsoft.com/office/drawing/2014/chartex" xmlns:cx1="http://schemas.microsoft.com/office/drawing/2015/9/8/chartex" xmlns:cx2="http://schemas.microsoft.com/office/drawing/2015/10/21/chartex" xmlns:cx3="http://schemas.microsoft.com/office/drawing/2016/5/9/chartex" xmlns:cx4="http://schemas.microsoft.com/office/drawing/2016/5/10/chartex" xmlns:cx5="http://schemas.microsoft.com/office/drawing/2016/5/11/chartex" xmlns:cx6="http://schemas.microsoft.com/office/drawing/2016/5/12/chartex" xmlns:cx7="http://schemas.microsoft.com/office/drawing/2016/5/13/chartex" xmlns:cx8="http://schemas.microsoft.com/office/drawing/2016/5/14/chartex" xmlns:mc="http://schemas.openxmlformats.org/markup-compatibility/2006" xmlns:aink="http://schemas.microsoft.com/office/drawing/2016/ink" xmlns:am3d="http://schemas.microsoft.com/office/drawing/2017/model3d" xmlns:o="urn:schemas-microsoft-com:office:office" xmlns:oel="http://schemas.microsoft.com/office/2019/extlst" xmlns:r="http://schemas.openxmlformats.org/officeDocument/2006/relationships" xmlns:m="http://schemas.openxmlformats.org/officeDocument/2006/math" xmlns:v="urn:schemas-microsoft-com:vml" xmlns:wp14="http://schemas.microsoft.com/office/word/2010/wordprocessingDrawing" xmlns:wp="http://schemas.openxmlformats.org/drawingml/2006/wordprocessingDrawing" xmlns:w10="urn:schemas-microsoft-com:office:word" xmlns:w="http://schemas.openxmlformats.org/wordprocessingml/2006/main" xmlns:w14="http://schemas.microsoft.com/office/word/2010/wordml" xmlns:w15="http://schemas.microsoft.com/office/word/2012/wordml" xmlns:w16cex="http://schemas.microsoft.com/office/word/2018/wordml/cex" xmlns:w16cid="http://schemas.microsoft.com/office/word/2016/wordml/cid" xmlns:w16="http://schemas.microsoft.com/office/word/2018/wordml" xmlns:w16du="http://schemas.microsoft.com/office/word/2023/wordml/word16du" xmlns:w16sdtdh="http://schemas.microsoft.com/office/word/2020/wordml/sdtdatahash" xmlns:w16sdtfl="http://schemas.microsoft.com/office/word/2024/wordml/sdtformatlock" xmlns:w16se="http://schemas.microsoft.com/office/word/2015/wordml/symex" xmlns:wpg="http://schemas.microsoft.com/office/word/2010/wordprocessingGroup" xmlns:wpi="http://schemas.microsoft.com/office/word/2010/wordprocessingInk" xmlns:wne="http://schemas.microsoft.com/office/word/2006/wordml" xmlns:wps="http://schemas.microsoft.com/office/word/2010/wordprocessingShape" mc:Ignorable="w14 w15 w16se w16cid w16 w16cex w16sdtdh w16sdtfl w16du wp14">
   <w:body>
     <w:p>
       <w:pPr>
-        <w:spacing w:after="200" w:before="2400"/>
+        <w:spacing w:before="2400" w:after="200"/>
         <w:jc w:val="center"/>
       </w:pPr>
       <w:r>
@@ -14,7 +14,7 @@
           <w:sz w:val="48"/>
           <w:szCs w:val="48"/>
         </w:rPr>
-        <w:t xml:space="preserve">Documentação de Projeto</w:t>
+        <w:t>Documentação de Projeto</w:t>
       </w:r>
     </w:p>
     <w:p>
@@ -26,7 +26,7 @@
           <w:sz w:val="32"/>
           <w:szCs w:val="32"/>
         </w:rPr>
-        <w:t xml:space="preserve">para o sistema</w:t>
+        <w:t>para o sistema</w:t>
       </w:r>
     </w:p>
     <w:p>
@@ -34,6 +34,7 @@
         <w:spacing w:after="200"/>
         <w:jc w:val="center"/>
       </w:pPr>
+      <w:proofErr w:type="spellStart"/>
       <w:r>
         <w:rPr>
           <w:b/>
@@ -42,8 +43,9 @@
           <w:sz w:val="44"/>
           <w:szCs w:val="44"/>
         </w:rPr>
-        <w:t xml:space="preserve">OficinaPro</w:t>
-      </w:r>
+        <w:t>OficinaPro</w:t>
+      </w:r>
+      <w:proofErr w:type="spellEnd"/>
     </w:p>
     <w:p>
       <w:pPr>
@@ -57,48 +59,33 @@
           <w:sz w:val="26"/>
           <w:szCs w:val="26"/>
         </w:rPr>
-        <w:t xml:space="preserve">Sistema de Gestão de Oficina Mecânica</w:t>
-      </w:r>
-    </w:p>
-    <w:p>
-      <w:pPr>
-        <w:spacing w:after="200"/>
+        <w:t>Sistema de Gestão de Oficina Mecânica</w:t>
+      </w:r>
+    </w:p>
+    <w:p>
+      <w:pPr>
+        <w:spacing w:before="600" w:after="120"/>
         <w:jc w:val="center"/>
       </w:pPr>
       <w:r>
-        <w:rPr>
-          <w:b/>
-          <w:bCs/>
-          <w:sz w:val="26"/>
-          <w:szCs w:val="26"/>
-        </w:rPr>
-        <w:t xml:space="preserve">Versão 1.0</w:t>
-      </w:r>
-    </w:p>
-    <w:p>
-      <w:pPr>
-        <w:spacing w:after="120" w:before="600"/>
+        <w:t>Nícolas Augusto Ferreira Pimenta</w:t>
+      </w:r>
+    </w:p>
+    <w:p>
+      <w:pPr>
         <w:jc w:val="center"/>
       </w:pPr>
       <w:r>
-        <w:rPr>
-          <w:sz w:val="24"/>
-          <w:szCs w:val="24"/>
-        </w:rPr>
-        <w:t xml:space="preserve">Projeto de sistema elaborado por Nícolas Augusto Ferreira Pimenta</w:t>
+        <w:t>D</w:t>
+      </w:r>
+      <w:r>
+        <w:t>isciplina Projeto de Software.</w:t>
       </w:r>
     </w:p>
     <w:p>
       <w:pPr>
         <w:jc w:val="center"/>
       </w:pPr>
-      <w:r>
-        <w:rPr>
-          <w:sz w:val="24"/>
-          <w:szCs w:val="24"/>
-        </w:rPr>
-        <w:t xml:space="preserve">como parte da disciplina Projeto de Software.</w:t>
-      </w:r>
     </w:p>
     <w:p>
       <w:pPr>
@@ -111,7 +98,7 @@
           <w:sz w:val="22"/>
           <w:szCs w:val="22"/>
         </w:rPr>
-        <w:t xml:space="preserve">PUC Minas — Engenharia de Software</w:t>
+        <w:t>PUC Minas — Engenharia de Software</w:t>
       </w:r>
     </w:p>
     <w:p>
@@ -120,11 +107,7 @@
         <w:jc w:val="center"/>
       </w:pPr>
       <w:r>
-        <w:rPr>
-          <w:sz w:val="24"/>
-          <w:szCs w:val="24"/>
-        </w:rPr>
-        <w:t xml:space="preserve">Belo Horizonte, junho de 2026</w:t>
+        <w:t>Belo Horizonte, junho de 2026</w:t>
       </w:r>
     </w:p>
     <w:p>
@@ -143,20 +126,817 @@
           <w:sz w:val="32"/>
           <w:szCs w:val="32"/>
         </w:rPr>
-        <w:t xml:space="preserve">Tabela de Conteúdo</w:t>
+        <w:lastRenderedPageBreak/>
+        <w:t>Tabela de Conteúdo</w:t>
       </w:r>
     </w:p>
     <w:sdt>
       <w:sdtPr>
         <w:alias w:val="Sumário"/>
+        <w:id w:val="-1427573366"/>
       </w:sdtPr>
       <w:sdtContent>
         <w:p>
+          <w:pPr>
+            <w:pStyle w:val="Sumrio1"/>
+            <w:tabs>
+              <w:tab w:val="right" w:leader="dot" w:pos="9350"/>
+            </w:tabs>
+            <w:rPr>
+              <w:noProof/>
+            </w:rPr>
+          </w:pPr>
           <w:r>
-            <w:fldChar w:fldCharType="begin" w:dirty="true"/>
-            <w:instrText xml:space="preserve">TOC \h \o "1-2"</w:instrText>
+            <w:fldChar w:fldCharType="begin"/>
+          </w:r>
+          <w:r>
+            <w:instrText>TOC \h \o "1-2"</w:instrText>
+          </w:r>
+          <w:r>
             <w:fldChar w:fldCharType="separate"/>
           </w:r>
+          <w:hyperlink w:anchor="_Toc232003086" w:history="1">
+            <w:r>
+              <w:rPr>
+                <w:rStyle w:val="Hyperlink"/>
+                <w:noProof/>
+              </w:rPr>
+              <w:t>1. Introdução</w:t>
+            </w:r>
+            <w:r>
+              <w:rPr>
+                <w:noProof/>
+              </w:rPr>
+              <w:tab/>
+            </w:r>
+            <w:r>
+              <w:rPr>
+                <w:noProof/>
+              </w:rPr>
+              <w:fldChar w:fldCharType="begin"/>
+            </w:r>
+            <w:r>
+              <w:rPr>
+                <w:noProof/>
+              </w:rPr>
+              <w:instrText xml:space="preserve"> PAGEREF _Toc232003086 \h </w:instrText>
+            </w:r>
+            <w:r>
+              <w:rPr>
+                <w:noProof/>
+              </w:rPr>
+            </w:r>
+            <w:r>
+              <w:rPr>
+                <w:noProof/>
+              </w:rPr>
+              <w:fldChar w:fldCharType="separate"/>
+            </w:r>
+            <w:r>
+              <w:rPr>
+                <w:noProof/>
+              </w:rPr>
+              <w:t>1</w:t>
+            </w:r>
+            <w:r>
+              <w:rPr>
+                <w:noProof/>
+              </w:rPr>
+              <w:fldChar w:fldCharType="end"/>
+            </w:r>
+          </w:hyperlink>
+        </w:p>
+        <w:p>
+          <w:pPr>
+            <w:pStyle w:val="Sumrio1"/>
+            <w:tabs>
+              <w:tab w:val="right" w:leader="dot" w:pos="9350"/>
+            </w:tabs>
+            <w:rPr>
+              <w:noProof/>
+            </w:rPr>
+          </w:pPr>
+          <w:hyperlink w:anchor="_Toc232003087" w:history="1">
+            <w:r>
+              <w:rPr>
+                <w:rStyle w:val="Hyperlink"/>
+                <w:noProof/>
+              </w:rPr>
+              <w:t>2. Modelos de Usuário e Requisitos</w:t>
+            </w:r>
+            <w:r>
+              <w:rPr>
+                <w:noProof/>
+              </w:rPr>
+              <w:tab/>
+            </w:r>
+            <w:r>
+              <w:rPr>
+                <w:noProof/>
+              </w:rPr>
+              <w:fldChar w:fldCharType="begin"/>
+            </w:r>
+            <w:r>
+              <w:rPr>
+                <w:noProof/>
+              </w:rPr>
+              <w:instrText xml:space="preserve"> PAGEREF _Toc232003087 \h </w:instrText>
+            </w:r>
+            <w:r>
+              <w:rPr>
+                <w:noProof/>
+              </w:rPr>
+            </w:r>
+            <w:r>
+              <w:rPr>
+                <w:noProof/>
+              </w:rPr>
+              <w:fldChar w:fldCharType="separate"/>
+            </w:r>
+            <w:r>
+              <w:rPr>
+                <w:noProof/>
+              </w:rPr>
+              <w:t>1</w:t>
+            </w:r>
+            <w:r>
+              <w:rPr>
+                <w:noProof/>
+              </w:rPr>
+              <w:fldChar w:fldCharType="end"/>
+            </w:r>
+          </w:hyperlink>
+        </w:p>
+        <w:p>
+          <w:pPr>
+            <w:pStyle w:val="Sumrio2"/>
+            <w:tabs>
+              <w:tab w:val="right" w:leader="dot" w:pos="9350"/>
+            </w:tabs>
+            <w:rPr>
+              <w:noProof/>
+            </w:rPr>
+          </w:pPr>
+          <w:hyperlink w:anchor="_Toc232003088" w:history="1">
+            <w:r>
+              <w:rPr>
+                <w:rStyle w:val="Hyperlink"/>
+                <w:noProof/>
+              </w:rPr>
+              <w:t>2.1 Descrição de Atores</w:t>
+            </w:r>
+            <w:r>
+              <w:rPr>
+                <w:noProof/>
+              </w:rPr>
+              <w:tab/>
+            </w:r>
+            <w:r>
+              <w:rPr>
+                <w:noProof/>
+              </w:rPr>
+              <w:fldChar w:fldCharType="begin"/>
+            </w:r>
+            <w:r>
+              <w:rPr>
+                <w:noProof/>
+              </w:rPr>
+              <w:instrText xml:space="preserve"> PAGEREF _Toc232003088 \h </w:instrText>
+            </w:r>
+            <w:r>
+              <w:rPr>
+                <w:noProof/>
+              </w:rPr>
+            </w:r>
+            <w:r>
+              <w:rPr>
+                <w:noProof/>
+              </w:rPr>
+              <w:fldChar w:fldCharType="separate"/>
+            </w:r>
+            <w:r>
+              <w:rPr>
+                <w:noProof/>
+              </w:rPr>
+              <w:t>1</w:t>
+            </w:r>
+            <w:r>
+              <w:rPr>
+                <w:noProof/>
+              </w:rPr>
+              <w:fldChar w:fldCharType="end"/>
+            </w:r>
+          </w:hyperlink>
+        </w:p>
+        <w:p>
+          <w:pPr>
+            <w:pStyle w:val="Sumrio2"/>
+            <w:tabs>
+              <w:tab w:val="right" w:leader="dot" w:pos="9350"/>
+            </w:tabs>
+            <w:rPr>
+              <w:noProof/>
+            </w:rPr>
+          </w:pPr>
+          <w:hyperlink w:anchor="_Toc232003089" w:history="1">
+            <w:r>
+              <w:rPr>
+                <w:rStyle w:val="Hyperlink"/>
+                <w:noProof/>
+              </w:rPr>
+              <w:t>2.2 Modelo de Casos de Uso e Histórias de Usuários</w:t>
+            </w:r>
+            <w:r>
+              <w:rPr>
+                <w:noProof/>
+              </w:rPr>
+              <w:tab/>
+            </w:r>
+            <w:r>
+              <w:rPr>
+                <w:noProof/>
+              </w:rPr>
+              <w:fldChar w:fldCharType="begin"/>
+            </w:r>
+            <w:r>
+              <w:rPr>
+                <w:noProof/>
+              </w:rPr>
+              <w:instrText xml:space="preserve"> PAGEREF _Toc232003089 \h </w:instrText>
+            </w:r>
+            <w:r>
+              <w:rPr>
+                <w:noProof/>
+              </w:rPr>
+            </w:r>
+            <w:r>
+              <w:rPr>
+                <w:noProof/>
+              </w:rPr>
+              <w:fldChar w:fldCharType="separate"/>
+            </w:r>
+            <w:r>
+              <w:rPr>
+                <w:noProof/>
+              </w:rPr>
+              <w:t>1</w:t>
+            </w:r>
+            <w:r>
+              <w:rPr>
+                <w:noProof/>
+              </w:rPr>
+              <w:fldChar w:fldCharType="end"/>
+            </w:r>
+          </w:hyperlink>
+        </w:p>
+        <w:p>
+          <w:pPr>
+            <w:pStyle w:val="Sumrio2"/>
+            <w:tabs>
+              <w:tab w:val="right" w:leader="dot" w:pos="9350"/>
+            </w:tabs>
+            <w:rPr>
+              <w:noProof/>
+            </w:rPr>
+          </w:pPr>
+          <w:hyperlink w:anchor="_Toc232003090" w:history="1">
+            <w:r>
+              <w:rPr>
+                <w:rStyle w:val="Hyperlink"/>
+                <w:noProof/>
+              </w:rPr>
+              <w:t>2.3 Diagrama de Sequência do Sistema e Contrato de Operações</w:t>
+            </w:r>
+            <w:r>
+              <w:rPr>
+                <w:noProof/>
+              </w:rPr>
+              <w:tab/>
+            </w:r>
+            <w:r>
+              <w:rPr>
+                <w:noProof/>
+              </w:rPr>
+              <w:fldChar w:fldCharType="begin"/>
+            </w:r>
+            <w:r>
+              <w:rPr>
+                <w:noProof/>
+              </w:rPr>
+              <w:instrText xml:space="preserve"> PAGEREF _Toc232003090 \h </w:instrText>
+            </w:r>
+            <w:r>
+              <w:rPr>
+                <w:noProof/>
+              </w:rPr>
+            </w:r>
+            <w:r>
+              <w:rPr>
+                <w:noProof/>
+              </w:rPr>
+              <w:fldChar w:fldCharType="separate"/>
+            </w:r>
+            <w:r>
+              <w:rPr>
+                <w:noProof/>
+              </w:rPr>
+              <w:t>1</w:t>
+            </w:r>
+            <w:r>
+              <w:rPr>
+                <w:noProof/>
+              </w:rPr>
+              <w:fldChar w:fldCharType="end"/>
+            </w:r>
+          </w:hyperlink>
+        </w:p>
+        <w:p>
+          <w:pPr>
+            <w:pStyle w:val="Sumrio1"/>
+            <w:tabs>
+              <w:tab w:val="right" w:leader="dot" w:pos="9350"/>
+            </w:tabs>
+            <w:rPr>
+              <w:noProof/>
+            </w:rPr>
+          </w:pPr>
+          <w:hyperlink w:anchor="_Toc232003091" w:history="1">
+            <w:r>
+              <w:rPr>
+                <w:rStyle w:val="Hyperlink"/>
+                <w:noProof/>
+              </w:rPr>
+              <w:t>3. Modelos de Projeto</w:t>
+            </w:r>
+            <w:r>
+              <w:rPr>
+                <w:noProof/>
+              </w:rPr>
+              <w:tab/>
+            </w:r>
+            <w:r>
+              <w:rPr>
+                <w:noProof/>
+              </w:rPr>
+              <w:fldChar w:fldCharType="begin"/>
+            </w:r>
+            <w:r>
+              <w:rPr>
+                <w:noProof/>
+              </w:rPr>
+              <w:instrText xml:space="preserve"> PAGEREF _Toc232003091 \h </w:instrText>
+            </w:r>
+            <w:r>
+              <w:rPr>
+                <w:noProof/>
+              </w:rPr>
+            </w:r>
+            <w:r>
+              <w:rPr>
+                <w:noProof/>
+              </w:rPr>
+              <w:fldChar w:fldCharType="separate"/>
+            </w:r>
+            <w:r>
+              <w:rPr>
+                <w:noProof/>
+              </w:rPr>
+              <w:t>1</w:t>
+            </w:r>
+            <w:r>
+              <w:rPr>
+                <w:noProof/>
+              </w:rPr>
+              <w:fldChar w:fldCharType="end"/>
+            </w:r>
+          </w:hyperlink>
+        </w:p>
+        <w:p>
+          <w:pPr>
+            <w:pStyle w:val="Sumrio2"/>
+            <w:tabs>
+              <w:tab w:val="right" w:leader="dot" w:pos="9350"/>
+            </w:tabs>
+            <w:rPr>
+              <w:noProof/>
+            </w:rPr>
+          </w:pPr>
+          <w:hyperlink w:anchor="_Toc232003092" w:history="1">
+            <w:r>
+              <w:rPr>
+                <w:rStyle w:val="Hyperlink"/>
+                <w:noProof/>
+              </w:rPr>
+              <w:t>3.1 Arquitetura</w:t>
+            </w:r>
+            <w:r>
+              <w:rPr>
+                <w:noProof/>
+              </w:rPr>
+              <w:tab/>
+            </w:r>
+            <w:r>
+              <w:rPr>
+                <w:noProof/>
+              </w:rPr>
+              <w:fldChar w:fldCharType="begin"/>
+            </w:r>
+            <w:r>
+              <w:rPr>
+                <w:noProof/>
+              </w:rPr>
+              <w:instrText xml:space="preserve"> PAGEREF _Toc232003092 \h </w:instrText>
+            </w:r>
+            <w:r>
+              <w:rPr>
+                <w:noProof/>
+              </w:rPr>
+            </w:r>
+            <w:r>
+              <w:rPr>
+                <w:noProof/>
+              </w:rPr>
+              <w:fldChar w:fldCharType="separate"/>
+            </w:r>
+            <w:r>
+              <w:rPr>
+                <w:noProof/>
+              </w:rPr>
+              <w:t>1</w:t>
+            </w:r>
+            <w:r>
+              <w:rPr>
+                <w:noProof/>
+              </w:rPr>
+              <w:fldChar w:fldCharType="end"/>
+            </w:r>
+          </w:hyperlink>
+        </w:p>
+        <w:p>
+          <w:pPr>
+            <w:pStyle w:val="Sumrio2"/>
+            <w:tabs>
+              <w:tab w:val="right" w:leader="dot" w:pos="9350"/>
+            </w:tabs>
+            <w:rPr>
+              <w:noProof/>
+            </w:rPr>
+          </w:pPr>
+          <w:hyperlink w:anchor="_Toc232003093" w:history="1">
+            <w:r>
+              <w:rPr>
+                <w:rStyle w:val="Hyperlink"/>
+                <w:noProof/>
+              </w:rPr>
+              <w:t>3.2 Diagrama de Componentes e Implantação</w:t>
+            </w:r>
+            <w:r>
+              <w:rPr>
+                <w:noProof/>
+              </w:rPr>
+              <w:tab/>
+            </w:r>
+            <w:r>
+              <w:rPr>
+                <w:noProof/>
+              </w:rPr>
+              <w:fldChar w:fldCharType="begin"/>
+            </w:r>
+            <w:r>
+              <w:rPr>
+                <w:noProof/>
+              </w:rPr>
+              <w:instrText xml:space="preserve"> PAGEREF _Toc232003093 \h </w:instrText>
+            </w:r>
+            <w:r>
+              <w:rPr>
+                <w:noProof/>
+              </w:rPr>
+            </w:r>
+            <w:r>
+              <w:rPr>
+                <w:noProof/>
+              </w:rPr>
+              <w:fldChar w:fldCharType="separate"/>
+            </w:r>
+            <w:r>
+              <w:rPr>
+                <w:noProof/>
+              </w:rPr>
+              <w:t>1</w:t>
+            </w:r>
+            <w:r>
+              <w:rPr>
+                <w:noProof/>
+              </w:rPr>
+              <w:fldChar w:fldCharType="end"/>
+            </w:r>
+          </w:hyperlink>
+        </w:p>
+        <w:p>
+          <w:pPr>
+            <w:pStyle w:val="Sumrio2"/>
+            <w:tabs>
+              <w:tab w:val="right" w:leader="dot" w:pos="9350"/>
+            </w:tabs>
+            <w:rPr>
+              <w:noProof/>
+            </w:rPr>
+          </w:pPr>
+          <w:hyperlink w:anchor="_Toc232003094" w:history="1">
+            <w:r>
+              <w:rPr>
+                <w:rStyle w:val="Hyperlink"/>
+                <w:noProof/>
+              </w:rPr>
+              <w:t>3.3 Diagrama de Classes</w:t>
+            </w:r>
+            <w:r>
+              <w:rPr>
+                <w:noProof/>
+              </w:rPr>
+              <w:tab/>
+            </w:r>
+            <w:r>
+              <w:rPr>
+                <w:noProof/>
+              </w:rPr>
+              <w:fldChar w:fldCharType="begin"/>
+            </w:r>
+            <w:r>
+              <w:rPr>
+                <w:noProof/>
+              </w:rPr>
+              <w:instrText xml:space="preserve"> PAGEREF _Toc232003094 \h </w:instrText>
+            </w:r>
+            <w:r>
+              <w:rPr>
+                <w:noProof/>
+              </w:rPr>
+            </w:r>
+            <w:r>
+              <w:rPr>
+                <w:noProof/>
+              </w:rPr>
+              <w:fldChar w:fldCharType="separate"/>
+            </w:r>
+            <w:r>
+              <w:rPr>
+                <w:noProof/>
+              </w:rPr>
+              <w:t>1</w:t>
+            </w:r>
+            <w:r>
+              <w:rPr>
+                <w:noProof/>
+              </w:rPr>
+              <w:fldChar w:fldCharType="end"/>
+            </w:r>
+          </w:hyperlink>
+        </w:p>
+        <w:p>
+          <w:pPr>
+            <w:pStyle w:val="Sumrio2"/>
+            <w:tabs>
+              <w:tab w:val="right" w:leader="dot" w:pos="9350"/>
+            </w:tabs>
+            <w:rPr>
+              <w:noProof/>
+            </w:rPr>
+          </w:pPr>
+          <w:hyperlink w:anchor="_Toc232003095" w:history="1">
+            <w:r>
+              <w:rPr>
+                <w:rStyle w:val="Hyperlink"/>
+                <w:noProof/>
+              </w:rPr>
+              <w:t>3.4 Diagramas de Sequência</w:t>
+            </w:r>
+            <w:r>
+              <w:rPr>
+                <w:noProof/>
+              </w:rPr>
+              <w:tab/>
+            </w:r>
+            <w:r>
+              <w:rPr>
+                <w:noProof/>
+              </w:rPr>
+              <w:fldChar w:fldCharType="begin"/>
+            </w:r>
+            <w:r>
+              <w:rPr>
+                <w:noProof/>
+              </w:rPr>
+              <w:instrText xml:space="preserve"> PAGEREF _Toc232003095 \h </w:instrText>
+            </w:r>
+            <w:r>
+              <w:rPr>
+                <w:noProof/>
+              </w:rPr>
+            </w:r>
+            <w:r>
+              <w:rPr>
+                <w:noProof/>
+              </w:rPr>
+              <w:fldChar w:fldCharType="separate"/>
+            </w:r>
+            <w:r>
+              <w:rPr>
+                <w:noProof/>
+              </w:rPr>
+              <w:t>1</w:t>
+            </w:r>
+            <w:r>
+              <w:rPr>
+                <w:noProof/>
+              </w:rPr>
+              <w:fldChar w:fldCharType="end"/>
+            </w:r>
+          </w:hyperlink>
+        </w:p>
+        <w:p>
+          <w:pPr>
+            <w:pStyle w:val="Sumrio2"/>
+            <w:tabs>
+              <w:tab w:val="right" w:leader="dot" w:pos="9350"/>
+            </w:tabs>
+            <w:rPr>
+              <w:noProof/>
+            </w:rPr>
+          </w:pPr>
+          <w:hyperlink w:anchor="_Toc232003096" w:history="1">
+            <w:r>
+              <w:rPr>
+                <w:rStyle w:val="Hyperlink"/>
+                <w:noProof/>
+              </w:rPr>
+              <w:t>3.5 Diagramas de Comunicação</w:t>
+            </w:r>
+            <w:r>
+              <w:rPr>
+                <w:noProof/>
+              </w:rPr>
+              <w:tab/>
+            </w:r>
+            <w:r>
+              <w:rPr>
+                <w:noProof/>
+              </w:rPr>
+              <w:fldChar w:fldCharType="begin"/>
+            </w:r>
+            <w:r>
+              <w:rPr>
+                <w:noProof/>
+              </w:rPr>
+              <w:instrText xml:space="preserve"> PAGEREF _Toc232003096 \h </w:instrText>
+            </w:r>
+            <w:r>
+              <w:rPr>
+                <w:noProof/>
+              </w:rPr>
+            </w:r>
+            <w:r>
+              <w:rPr>
+                <w:noProof/>
+              </w:rPr>
+              <w:fldChar w:fldCharType="separate"/>
+            </w:r>
+            <w:r>
+              <w:rPr>
+                <w:noProof/>
+              </w:rPr>
+              <w:t>1</w:t>
+            </w:r>
+            <w:r>
+              <w:rPr>
+                <w:noProof/>
+              </w:rPr>
+              <w:fldChar w:fldCharType="end"/>
+            </w:r>
+          </w:hyperlink>
+        </w:p>
+        <w:p>
+          <w:pPr>
+            <w:pStyle w:val="Sumrio2"/>
+            <w:tabs>
+              <w:tab w:val="right" w:leader="dot" w:pos="9350"/>
+            </w:tabs>
+            <w:rPr>
+              <w:noProof/>
+            </w:rPr>
+          </w:pPr>
+          <w:hyperlink w:anchor="_Toc232003097" w:history="1">
+            <w:r>
+              <w:rPr>
+                <w:rStyle w:val="Hyperlink"/>
+                <w:noProof/>
+              </w:rPr>
+              <w:t>3.6 Diagramas de Estados</w:t>
+            </w:r>
+            <w:r>
+              <w:rPr>
+                <w:noProof/>
+              </w:rPr>
+              <w:tab/>
+            </w:r>
+            <w:r>
+              <w:rPr>
+                <w:noProof/>
+              </w:rPr>
+              <w:fldChar w:fldCharType="begin"/>
+            </w:r>
+            <w:r>
+              <w:rPr>
+                <w:noProof/>
+              </w:rPr>
+              <w:instrText xml:space="preserve"> PAGEREF _Toc232003097 \h </w:instrText>
+            </w:r>
+            <w:r>
+              <w:rPr>
+                <w:noProof/>
+              </w:rPr>
+            </w:r>
+            <w:r>
+              <w:rPr>
+                <w:noProof/>
+              </w:rPr>
+              <w:fldChar w:fldCharType="separate"/>
+            </w:r>
+            <w:r>
+              <w:rPr>
+                <w:noProof/>
+              </w:rPr>
+              <w:t>1</w:t>
+            </w:r>
+            <w:r>
+              <w:rPr>
+                <w:noProof/>
+              </w:rPr>
+              <w:fldChar w:fldCharType="end"/>
+            </w:r>
+          </w:hyperlink>
+        </w:p>
+        <w:p>
+          <w:pPr>
+            <w:pStyle w:val="Sumrio1"/>
+            <w:tabs>
+              <w:tab w:val="right" w:leader="dot" w:pos="9350"/>
+            </w:tabs>
+            <w:rPr>
+              <w:noProof/>
+            </w:rPr>
+          </w:pPr>
+          <w:hyperlink w:anchor="_Toc232003098" w:history="1">
+            <w:r>
+              <w:rPr>
+                <w:rStyle w:val="Hyperlink"/>
+                <w:noProof/>
+              </w:rPr>
+              <w:t>4. Modelos de Dados</w:t>
+            </w:r>
+            <w:r>
+              <w:rPr>
+                <w:noProof/>
+              </w:rPr>
+              <w:tab/>
+            </w:r>
+            <w:r>
+              <w:rPr>
+                <w:noProof/>
+              </w:rPr>
+              <w:fldChar w:fldCharType="begin"/>
+            </w:r>
+            <w:r>
+              <w:rPr>
+                <w:noProof/>
+              </w:rPr>
+              <w:instrText xml:space="preserve"> PAGEREF _Toc232003098 \h </w:instrText>
+            </w:r>
+            <w:r>
+              <w:rPr>
+                <w:noProof/>
+              </w:rPr>
+            </w:r>
+            <w:r>
+              <w:rPr>
+                <w:noProof/>
+              </w:rPr>
+              <w:fldChar w:fldCharType="separate"/>
+            </w:r>
+            <w:r>
+              <w:rPr>
+                <w:noProof/>
+              </w:rPr>
+              <w:t>1</w:t>
+            </w:r>
+            <w:r>
+              <w:rPr>
+                <w:noProof/>
+              </w:rPr>
+              <w:fldChar w:fldCharType="end"/>
+            </w:r>
+          </w:hyperlink>
         </w:p>
         <w:p>
           <w:r>
@@ -181,20 +961,26 @@
           <w:sz w:val="28"/>
           <w:szCs w:val="28"/>
         </w:rPr>
-        <w:t xml:space="preserve">Histórico de Revisões</w:t>
+        <w:lastRenderedPageBreak/>
+        <w:t>Histórico de Revisões</w:t>
       </w:r>
     </w:p>
     <w:tbl>
       <w:tblPr>
-        <w:tblW w:type="dxa" w:w="9360"/>
+        <w:tblW w:w="9360" w:type="dxa"/>
         <w:tblBorders>
-          <w:top w:val="single" w:color="auto" w:sz="4"/>
-          <w:left w:val="single" w:color="auto" w:sz="4"/>
-          <w:bottom w:val="single" w:color="auto" w:sz="4"/>
-          <w:right w:val="single" w:color="auto" w:sz="4"/>
-          <w:insideH w:val="single" w:color="auto" w:sz="4"/>
-          <w:insideV w:val="single" w:color="auto" w:sz="4"/>
+          <w:top w:val="single" w:sz="4" w:space="0" w:color="auto"/>
+          <w:left w:val="single" w:sz="4" w:space="0" w:color="auto"/>
+          <w:bottom w:val="single" w:sz="4" w:space="0" w:color="auto"/>
+          <w:right w:val="single" w:sz="4" w:space="0" w:color="auto"/>
+          <w:insideH w:val="single" w:sz="4" w:space="0" w:color="auto"/>
+          <w:insideV w:val="single" w:sz="4" w:space="0" w:color="auto"/>
         </w:tblBorders>
+        <w:tblCellMar>
+          <w:left w:w="10" w:type="dxa"/>
+          <w:right w:w="10" w:type="dxa"/>
+        </w:tblCellMar>
+        <w:tblLook w:val="04A0" w:firstRow="1" w:lastRow="0" w:firstColumn="1" w:lastColumn="0" w:noHBand="0" w:noVBand="1"/>
       </w:tblPr>
       <w:tblGrid>
         <w:gridCol w:w="3000"/>
@@ -203,21 +989,27 @@
         <w:gridCol w:w="1200"/>
       </w:tblGrid>
       <w:tr>
+        <w:tblPrEx>
+          <w:tblCellMar>
+            <w:top w:w="0" w:type="dxa"/>
+            <w:bottom w:w="0" w:type="dxa"/>
+          </w:tblCellMar>
+        </w:tblPrEx>
         <w:tc>
           <w:tcPr>
-            <w:tcW w:type="dxa" w:w="3000"/>
+            <w:tcW w:w="3000" w:type="dxa"/>
             <w:tcBorders>
-              <w:top w:val="single" w:color="999999" w:sz="1"/>
-              <w:left w:val="single" w:color="999999" w:sz="1"/>
-              <w:bottom w:val="single" w:color="999999" w:sz="1"/>
-              <w:right w:val="single" w:color="999999" w:sz="1"/>
+              <w:top w:val="single" w:sz="1" w:space="0" w:color="999999"/>
+              <w:left w:val="single" w:sz="1" w:space="0" w:color="999999"/>
+              <w:bottom w:val="single" w:sz="1" w:space="0" w:color="999999"/>
+              <w:right w:val="single" w:sz="1" w:space="0" w:color="999999"/>
             </w:tcBorders>
-            <w:shd w:fill="D5E8F0" w:val="clear"/>
+            <w:shd w:val="clear" w:color="auto" w:fill="D5E8F0"/>
             <w:tcMar>
-              <w:top w:type="dxa" w:w="60"/>
-              <w:left w:type="dxa" w:w="100"/>
-              <w:bottom w:type="dxa" w:w="60"/>
-              <w:right w:type="dxa" w:w="100"/>
+              <w:top w:w="60" w:type="dxa"/>
+              <w:left w:w="100" w:type="dxa"/>
+              <w:bottom w:w="60" w:type="dxa"/>
+              <w:right w:w="100" w:type="dxa"/>
             </w:tcMar>
           </w:tcPr>
           <w:p>
@@ -228,25 +1020,25 @@
                 <w:sz w:val="20"/>
                 <w:szCs w:val="20"/>
               </w:rPr>
-              <w:t xml:space="preserve">Nome</w:t>
+              <w:t>Nome</w:t>
             </w:r>
           </w:p>
         </w:tc>
         <w:tc>
           <w:tcPr>
-            <w:tcW w:type="dxa" w:w="1400"/>
+            <w:tcW w:w="1400" w:type="dxa"/>
             <w:tcBorders>
-              <w:top w:val="single" w:color="999999" w:sz="1"/>
-              <w:left w:val="single" w:color="999999" w:sz="1"/>
-              <w:bottom w:val="single" w:color="999999" w:sz="1"/>
-              <w:right w:val="single" w:color="999999" w:sz="1"/>
+              <w:top w:val="single" w:sz="1" w:space="0" w:color="999999"/>
+              <w:left w:val="single" w:sz="1" w:space="0" w:color="999999"/>
+              <w:bottom w:val="single" w:sz="1" w:space="0" w:color="999999"/>
+              <w:right w:val="single" w:sz="1" w:space="0" w:color="999999"/>
             </w:tcBorders>
-            <w:shd w:fill="D5E8F0" w:val="clear"/>
+            <w:shd w:val="clear" w:color="auto" w:fill="D5E8F0"/>
             <w:tcMar>
-              <w:top w:type="dxa" w:w="60"/>
-              <w:left w:type="dxa" w:w="100"/>
-              <w:bottom w:type="dxa" w:w="60"/>
-              <w:right w:type="dxa" w:w="100"/>
+              <w:top w:w="60" w:type="dxa"/>
+              <w:left w:w="100" w:type="dxa"/>
+              <w:bottom w:w="60" w:type="dxa"/>
+              <w:right w:w="100" w:type="dxa"/>
             </w:tcMar>
           </w:tcPr>
           <w:p>
@@ -257,25 +1049,25 @@
                 <w:sz w:val="20"/>
                 <w:szCs w:val="20"/>
               </w:rPr>
-              <w:t xml:space="preserve">Data</w:t>
+              <w:t>Data</w:t>
             </w:r>
           </w:p>
         </w:tc>
         <w:tc>
           <w:tcPr>
-            <w:tcW w:type="dxa" w:w="3760"/>
+            <w:tcW w:w="3760" w:type="dxa"/>
             <w:tcBorders>
-              <w:top w:val="single" w:color="999999" w:sz="1"/>
-              <w:left w:val="single" w:color="999999" w:sz="1"/>
-              <w:bottom w:val="single" w:color="999999" w:sz="1"/>
-              <w:right w:val="single" w:color="999999" w:sz="1"/>
+              <w:top w:val="single" w:sz="1" w:space="0" w:color="999999"/>
+              <w:left w:val="single" w:sz="1" w:space="0" w:color="999999"/>
+              <w:bottom w:val="single" w:sz="1" w:space="0" w:color="999999"/>
+              <w:right w:val="single" w:sz="1" w:space="0" w:color="999999"/>
             </w:tcBorders>
-            <w:shd w:fill="D5E8F0" w:val="clear"/>
+            <w:shd w:val="clear" w:color="auto" w:fill="D5E8F0"/>
             <w:tcMar>
-              <w:top w:type="dxa" w:w="60"/>
-              <w:left w:type="dxa" w:w="100"/>
-              <w:bottom w:type="dxa" w:w="60"/>
-              <w:right w:type="dxa" w:w="100"/>
+              <w:top w:w="60" w:type="dxa"/>
+              <w:left w:w="100" w:type="dxa"/>
+              <w:bottom w:w="60" w:type="dxa"/>
+              <w:right w:w="100" w:type="dxa"/>
             </w:tcMar>
           </w:tcPr>
           <w:p>
@@ -286,25 +1078,25 @@
                 <w:sz w:val="20"/>
                 <w:szCs w:val="20"/>
               </w:rPr>
-              <w:t xml:space="preserve">Razões para Mudança</w:t>
+              <w:t>Razões para Mudança</w:t>
             </w:r>
           </w:p>
         </w:tc>
         <w:tc>
           <w:tcPr>
-            <w:tcW w:type="dxa" w:w="1200"/>
+            <w:tcW w:w="1200" w:type="dxa"/>
             <w:tcBorders>
-              <w:top w:val="single" w:color="999999" w:sz="1"/>
-              <w:left w:val="single" w:color="999999" w:sz="1"/>
-              <w:bottom w:val="single" w:color="999999" w:sz="1"/>
-              <w:right w:val="single" w:color="999999" w:sz="1"/>
+              <w:top w:val="single" w:sz="1" w:space="0" w:color="999999"/>
+              <w:left w:val="single" w:sz="1" w:space="0" w:color="999999"/>
+              <w:bottom w:val="single" w:sz="1" w:space="0" w:color="999999"/>
+              <w:right w:val="single" w:sz="1" w:space="0" w:color="999999"/>
             </w:tcBorders>
-            <w:shd w:fill="D5E8F0" w:val="clear"/>
+            <w:shd w:val="clear" w:color="auto" w:fill="D5E8F0"/>
             <w:tcMar>
-              <w:top w:type="dxa" w:w="60"/>
-              <w:left w:type="dxa" w:w="100"/>
-              <w:bottom w:type="dxa" w:w="60"/>
-              <w:right w:type="dxa" w:w="100"/>
+              <w:top w:w="60" w:type="dxa"/>
+              <w:left w:w="100" w:type="dxa"/>
+              <w:bottom w:w="60" w:type="dxa"/>
+              <w:right w:w="100" w:type="dxa"/>
             </w:tcMar>
           </w:tcPr>
           <w:p>
@@ -315,236 +1107,638 @@
                 <w:sz w:val="20"/>
                 <w:szCs w:val="20"/>
               </w:rPr>
-              <w:t xml:space="preserve">Versão</w:t>
+              <w:t>Versão</w:t>
             </w:r>
           </w:p>
         </w:tc>
       </w:tr>
       <w:tr>
+        <w:tblPrEx>
+          <w:tblCellMar>
+            <w:top w:w="0" w:type="dxa"/>
+            <w:bottom w:w="0" w:type="dxa"/>
+          </w:tblCellMar>
+        </w:tblPrEx>
         <w:tc>
           <w:tcPr>
-            <w:tcW w:type="dxa" w:w="3000"/>
+            <w:tcW w:w="3000" w:type="dxa"/>
             <w:tcBorders>
-              <w:top w:val="single" w:color="999999" w:sz="1"/>
-              <w:left w:val="single" w:color="999999" w:sz="1"/>
-              <w:bottom w:val="single" w:color="999999" w:sz="1"/>
-              <w:right w:val="single" w:color="999999" w:sz="1"/>
+              <w:top w:val="single" w:sz="1" w:space="0" w:color="999999"/>
+              <w:left w:val="single" w:sz="1" w:space="0" w:color="999999"/>
+              <w:bottom w:val="single" w:sz="1" w:space="0" w:color="999999"/>
+              <w:right w:val="single" w:sz="1" w:space="0" w:color="999999"/>
             </w:tcBorders>
             <w:tcMar>
-              <w:top w:type="dxa" w:w="60"/>
-              <w:left w:type="dxa" w:w="100"/>
-              <w:bottom w:type="dxa" w:w="60"/>
-              <w:right w:type="dxa" w:w="100"/>
+              <w:top w:w="60" w:type="dxa"/>
+              <w:left w:w="100" w:type="dxa"/>
+              <w:bottom w:w="60" w:type="dxa"/>
+              <w:right w:w="100" w:type="dxa"/>
             </w:tcMar>
           </w:tcPr>
           <w:p>
             <w:r>
               <w:rPr>
-                <w:b w:val="false"/>
-                <w:bCs w:val="false"/>
-                <w:sz w:val="20"/>
-                <w:szCs w:val="20"/>
-              </w:rPr>
-              <w:t xml:space="preserve">Nícolas A. F. Pimenta</w:t>
+                <w:sz w:val="20"/>
+                <w:szCs w:val="20"/>
+              </w:rPr>
+              <w:t>Nícolas A. F. Pimenta</w:t>
             </w:r>
           </w:p>
         </w:tc>
         <w:tc>
           <w:tcPr>
-            <w:tcW w:type="dxa" w:w="1400"/>
+            <w:tcW w:w="1400" w:type="dxa"/>
             <w:tcBorders>
-              <w:top w:val="single" w:color="999999" w:sz="1"/>
-              <w:left w:val="single" w:color="999999" w:sz="1"/>
-              <w:bottom w:val="single" w:color="999999" w:sz="1"/>
-              <w:right w:val="single" w:color="999999" w:sz="1"/>
+              <w:top w:val="single" w:sz="1" w:space="0" w:color="999999"/>
+              <w:left w:val="single" w:sz="1" w:space="0" w:color="999999"/>
+              <w:bottom w:val="single" w:sz="1" w:space="0" w:color="999999"/>
+              <w:right w:val="single" w:sz="1" w:space="0" w:color="999999"/>
             </w:tcBorders>
             <w:tcMar>
-              <w:top w:type="dxa" w:w="60"/>
-              <w:left w:type="dxa" w:w="100"/>
-              <w:bottom w:type="dxa" w:w="60"/>
-              <w:right w:type="dxa" w:w="100"/>
+              <w:top w:w="60" w:type="dxa"/>
+              <w:left w:w="100" w:type="dxa"/>
+              <w:bottom w:w="60" w:type="dxa"/>
+              <w:right w:w="100" w:type="dxa"/>
             </w:tcMar>
           </w:tcPr>
           <w:p>
             <w:r>
               <w:rPr>
-                <w:b w:val="false"/>
-                <w:bCs w:val="false"/>
-                <w:sz w:val="20"/>
-                <w:szCs w:val="20"/>
-              </w:rPr>
-              <w:t xml:space="preserve">02/06/2026</w:t>
+                <w:sz w:val="20"/>
+                <w:szCs w:val="20"/>
+              </w:rPr>
+              <w:t>02/06/2026</w:t>
             </w:r>
           </w:p>
         </w:tc>
         <w:tc>
           <w:tcPr>
-            <w:tcW w:type="dxa" w:w="3760"/>
+            <w:tcW w:w="3760" w:type="dxa"/>
             <w:tcBorders>
-              <w:top w:val="single" w:color="999999" w:sz="1"/>
-              <w:left w:val="single" w:color="999999" w:sz="1"/>
-              <w:bottom w:val="single" w:color="999999" w:sz="1"/>
-              <w:right w:val="single" w:color="999999" w:sz="1"/>
+              <w:top w:val="single" w:sz="1" w:space="0" w:color="999999"/>
+              <w:left w:val="single" w:sz="1" w:space="0" w:color="999999"/>
+              <w:bottom w:val="single" w:sz="1" w:space="0" w:color="999999"/>
+              <w:right w:val="single" w:sz="1" w:space="0" w:color="999999"/>
             </w:tcBorders>
             <w:tcMar>
-              <w:top w:type="dxa" w:w="60"/>
-              <w:left w:type="dxa" w:w="100"/>
-              <w:bottom w:type="dxa" w:w="60"/>
-              <w:right w:type="dxa" w:w="100"/>
+              <w:top w:w="60" w:type="dxa"/>
+              <w:left w:w="100" w:type="dxa"/>
+              <w:bottom w:w="60" w:type="dxa"/>
+              <w:right w:w="100" w:type="dxa"/>
             </w:tcMar>
           </w:tcPr>
           <w:p>
             <w:r>
               <w:rPr>
-                <w:b w:val="false"/>
-                <w:bCs w:val="false"/>
-                <w:sz w:val="20"/>
-                <w:szCs w:val="20"/>
-              </w:rPr>
-              <w:t xml:space="preserve">Criação inicial do documento de projeto</w:t>
+                <w:sz w:val="20"/>
+                <w:szCs w:val="20"/>
+              </w:rPr>
+              <w:t>Criação inicial do documento de projeto</w:t>
             </w:r>
           </w:p>
         </w:tc>
         <w:tc>
           <w:tcPr>
-            <w:tcW w:type="dxa" w:w="1200"/>
+            <w:tcW w:w="1200" w:type="dxa"/>
             <w:tcBorders>
-              <w:top w:val="single" w:color="999999" w:sz="1"/>
-              <w:left w:val="single" w:color="999999" w:sz="1"/>
-              <w:bottom w:val="single" w:color="999999" w:sz="1"/>
-              <w:right w:val="single" w:color="999999" w:sz="1"/>
+              <w:top w:val="single" w:sz="1" w:space="0" w:color="999999"/>
+              <w:left w:val="single" w:sz="1" w:space="0" w:color="999999"/>
+              <w:bottom w:val="single" w:sz="1" w:space="0" w:color="999999"/>
+              <w:right w:val="single" w:sz="1" w:space="0" w:color="999999"/>
             </w:tcBorders>
             <w:tcMar>
-              <w:top w:type="dxa" w:w="60"/>
-              <w:left w:type="dxa" w:w="100"/>
-              <w:bottom w:type="dxa" w:w="60"/>
-              <w:right w:type="dxa" w:w="100"/>
+              <w:top w:w="60" w:type="dxa"/>
+              <w:left w:w="100" w:type="dxa"/>
+              <w:bottom w:w="60" w:type="dxa"/>
+              <w:right w:w="100" w:type="dxa"/>
             </w:tcMar>
           </w:tcPr>
           <w:p>
             <w:r>
               <w:rPr>
-                <w:b w:val="false"/>
-                <w:bCs w:val="false"/>
-                <w:sz w:val="20"/>
-                <w:szCs w:val="20"/>
-              </w:rPr>
-              <w:t xml:space="preserve">1.0</w:t>
+                <w:sz w:val="20"/>
+                <w:szCs w:val="20"/>
+              </w:rPr>
+              <w:t>1.0</w:t>
             </w:r>
           </w:p>
         </w:tc>
       </w:tr>
       <w:tr>
+        <w:tblPrEx>
+          <w:tblCellMar>
+            <w:top w:w="0" w:type="dxa"/>
+            <w:bottom w:w="0" w:type="dxa"/>
+          </w:tblCellMar>
+        </w:tblPrEx>
         <w:tc>
           <w:tcPr>
-            <w:tcW w:type="dxa" w:w="3000"/>
+            <w:tcW w:w="3000" w:type="dxa"/>
             <w:tcBorders>
-              <w:top w:val="single" w:color="999999" w:sz="1"/>
-              <w:left w:val="single" w:color="999999" w:sz="1"/>
-              <w:bottom w:val="single" w:color="999999" w:sz="1"/>
-              <w:right w:val="single" w:color="999999" w:sz="1"/>
+              <w:top w:val="single" w:sz="1" w:space="0" w:color="999999"/>
+              <w:left w:val="single" w:sz="1" w:space="0" w:color="999999"/>
+              <w:bottom w:val="single" w:sz="1" w:space="0" w:color="999999"/>
+              <w:right w:val="single" w:sz="1" w:space="0" w:color="999999"/>
             </w:tcBorders>
             <w:tcMar>
-              <w:top w:type="dxa" w:w="60"/>
-              <w:left w:type="dxa" w:w="100"/>
-              <w:bottom w:type="dxa" w:w="60"/>
-              <w:right w:type="dxa" w:w="100"/>
+              <w:top w:w="60" w:type="dxa"/>
+              <w:left w:w="100" w:type="dxa"/>
+              <w:bottom w:w="60" w:type="dxa"/>
+              <w:right w:w="100" w:type="dxa"/>
             </w:tcMar>
           </w:tcPr>
           <w:p>
             <w:r>
               <w:rPr>
-                <w:b w:val="false"/>
-                <w:bCs w:val="false"/>
-                <w:sz w:val="20"/>
-                <w:szCs w:val="20"/>
-              </w:rPr>
-              <w:t xml:space="preserve">Nícolas A. F. Pimenta</w:t>
+                <w:sz w:val="20"/>
+                <w:szCs w:val="20"/>
+              </w:rPr>
+              <w:t>Nícolas A. F. Pimenta</w:t>
             </w:r>
           </w:p>
         </w:tc>
         <w:tc>
           <w:tcPr>
-            <w:tcW w:type="dxa" w:w="1400"/>
+            <w:tcW w:w="1400" w:type="dxa"/>
             <w:tcBorders>
-              <w:top w:val="single" w:color="999999" w:sz="1"/>
-              <w:left w:val="single" w:color="999999" w:sz="1"/>
-              <w:bottom w:val="single" w:color="999999" w:sz="1"/>
-              <w:right w:val="single" w:color="999999" w:sz="1"/>
+              <w:top w:val="single" w:sz="1" w:space="0" w:color="999999"/>
+              <w:left w:val="single" w:sz="1" w:space="0" w:color="999999"/>
+              <w:bottom w:val="single" w:sz="1" w:space="0" w:color="999999"/>
+              <w:right w:val="single" w:sz="1" w:space="0" w:color="999999"/>
             </w:tcBorders>
             <w:tcMar>
-              <w:top w:type="dxa" w:w="60"/>
-              <w:left w:type="dxa" w:w="100"/>
-              <w:bottom w:type="dxa" w:w="60"/>
-              <w:right w:type="dxa" w:w="100"/>
+              <w:top w:w="60" w:type="dxa"/>
+              <w:left w:w="100" w:type="dxa"/>
+              <w:bottom w:w="60" w:type="dxa"/>
+              <w:right w:w="100" w:type="dxa"/>
             </w:tcMar>
           </w:tcPr>
           <w:p>
-            <w:r>
-              <w:rPr>
-                <w:b w:val="false"/>
-                <w:bCs w:val="false"/>
-                <w:sz w:val="20"/>
-                <w:szCs w:val="20"/>
-              </w:rPr>
-              <w:t xml:space="preserve">09/06/2026</w:t>
+            <w:pPr>
+              <w:rPr>
+                <w:sz w:val="20"/>
+                <w:szCs w:val="20"/>
+              </w:rPr>
+            </w:pPr>
+            <w:r>
+              <w:rPr>
+                <w:sz w:val="20"/>
+                <w:szCs w:val="20"/>
+              </w:rPr>
+              <w:t>07/06/2026</w:t>
             </w:r>
           </w:p>
         </w:tc>
         <w:tc>
           <w:tcPr>
-            <w:tcW w:type="dxa" w:w="3760"/>
+            <w:tcW w:w="3760" w:type="dxa"/>
             <w:tcBorders>
-              <w:top w:val="single" w:color="999999" w:sz="1"/>
-              <w:left w:val="single" w:color="999999" w:sz="1"/>
-              <w:bottom w:val="single" w:color="999999" w:sz="1"/>
-              <w:right w:val="single" w:color="999999" w:sz="1"/>
+              <w:top w:val="single" w:sz="1" w:space="0" w:color="999999"/>
+              <w:left w:val="single" w:sz="1" w:space="0" w:color="999999"/>
+              <w:bottom w:val="single" w:sz="1" w:space="0" w:color="999999"/>
+              <w:right w:val="single" w:sz="1" w:space="0" w:color="999999"/>
             </w:tcBorders>
             <w:tcMar>
-              <w:top w:type="dxa" w:w="60"/>
-              <w:left w:type="dxa" w:w="100"/>
-              <w:bottom w:type="dxa" w:w="60"/>
-              <w:right w:type="dxa" w:w="100"/>
+              <w:top w:w="60" w:type="dxa"/>
+              <w:left w:w="100" w:type="dxa"/>
+              <w:bottom w:w="60" w:type="dxa"/>
+              <w:right w:w="100" w:type="dxa"/>
             </w:tcMar>
           </w:tcPr>
           <w:p>
             <w:r>
               <w:rPr>
-                <w:b w:val="false"/>
-                <w:bCs w:val="false"/>
-                <w:sz w:val="20"/>
-                <w:szCs w:val="20"/>
-              </w:rPr>
-              <w:t xml:space="preserve">Inclusão dos diagramas de projeto e modelo de dados</w:t>
+                <w:sz w:val="20"/>
+                <w:szCs w:val="20"/>
+              </w:rPr>
+              <w:t>Inclusão dos diagramas de projeto e modelo de dados</w:t>
             </w:r>
           </w:p>
         </w:tc>
         <w:tc>
           <w:tcPr>
-            <w:tcW w:type="dxa" w:w="1200"/>
+            <w:tcW w:w="1200" w:type="dxa"/>
             <w:tcBorders>
-              <w:top w:val="single" w:color="999999" w:sz="1"/>
-              <w:left w:val="single" w:color="999999" w:sz="1"/>
-              <w:bottom w:val="single" w:color="999999" w:sz="1"/>
-              <w:right w:val="single" w:color="999999" w:sz="1"/>
+              <w:top w:val="single" w:sz="1" w:space="0" w:color="999999"/>
+              <w:left w:val="single" w:sz="1" w:space="0" w:color="999999"/>
+              <w:bottom w:val="single" w:sz="1" w:space="0" w:color="999999"/>
+              <w:right w:val="single" w:sz="1" w:space="0" w:color="999999"/>
             </w:tcBorders>
             <w:tcMar>
-              <w:top w:type="dxa" w:w="60"/>
-              <w:left w:type="dxa" w:w="100"/>
-              <w:bottom w:type="dxa" w:w="60"/>
-              <w:right w:type="dxa" w:w="100"/>
+              <w:top w:w="60" w:type="dxa"/>
+              <w:left w:w="100" w:type="dxa"/>
+              <w:bottom w:w="60" w:type="dxa"/>
+              <w:right w:w="100" w:type="dxa"/>
             </w:tcMar>
           </w:tcPr>
           <w:p>
-            <w:r>
-              <w:rPr>
-                <w:b w:val="false"/>
-                <w:bCs w:val="false"/>
-                <w:sz w:val="20"/>
-                <w:szCs w:val="20"/>
-              </w:rPr>
-              <w:t xml:space="preserve">1.0</w:t>
-            </w:r>
+            <w:pPr>
+              <w:rPr>
+                <w:sz w:val="20"/>
+                <w:szCs w:val="20"/>
+              </w:rPr>
+            </w:pPr>
+            <w:r>
+              <w:rPr>
+                <w:sz w:val="20"/>
+                <w:szCs w:val="20"/>
+              </w:rPr>
+              <w:t>1.1</w:t>
+            </w:r>
+          </w:p>
+        </w:tc>
+      </w:tr>
+      <w:tr>
+        <w:tblPrEx>
+          <w:tblCellMar>
+            <w:top w:w="0" w:type="dxa"/>
+            <w:bottom w:w="0" w:type="dxa"/>
+          </w:tblCellMar>
+        </w:tblPrEx>
+        <w:tc>
+          <w:tcPr>
+            <w:tcW w:w="3000" w:type="dxa"/>
+            <w:tcBorders>
+              <w:top w:val="single" w:sz="1" w:space="0" w:color="999999"/>
+              <w:left w:val="single" w:sz="1" w:space="0" w:color="999999"/>
+              <w:bottom w:val="single" w:sz="1" w:space="0" w:color="999999"/>
+              <w:right w:val="single" w:sz="1" w:space="0" w:color="999999"/>
+            </w:tcBorders>
+            <w:tcMar>
+              <w:top w:w="60" w:type="dxa"/>
+              <w:left w:w="100" w:type="dxa"/>
+              <w:bottom w:w="60" w:type="dxa"/>
+              <w:right w:w="100" w:type="dxa"/>
+            </w:tcMar>
+          </w:tcPr>
+          <w:p>
+            <w:pPr>
+              <w:rPr>
+                <w:sz w:val="20"/>
+                <w:szCs w:val="20"/>
+              </w:rPr>
+            </w:pPr>
+            <w:r>
+              <w:rPr>
+                <w:sz w:val="20"/>
+                <w:szCs w:val="20"/>
+              </w:rPr>
+              <w:t>Nícolas A. F. Pimenta</w:t>
+            </w:r>
+          </w:p>
+        </w:tc>
+        <w:tc>
+          <w:tcPr>
+            <w:tcW w:w="1400" w:type="dxa"/>
+            <w:tcBorders>
+              <w:top w:val="single" w:sz="1" w:space="0" w:color="999999"/>
+              <w:left w:val="single" w:sz="1" w:space="0" w:color="999999"/>
+              <w:bottom w:val="single" w:sz="1" w:space="0" w:color="999999"/>
+              <w:right w:val="single" w:sz="1" w:space="0" w:color="999999"/>
+            </w:tcBorders>
+            <w:tcMar>
+              <w:top w:w="60" w:type="dxa"/>
+              <w:left w:w="100" w:type="dxa"/>
+              <w:bottom w:w="60" w:type="dxa"/>
+              <w:right w:w="100" w:type="dxa"/>
+            </w:tcMar>
+          </w:tcPr>
+          <w:p>
+            <w:pPr>
+              <w:rPr>
+                <w:sz w:val="20"/>
+                <w:szCs w:val="20"/>
+              </w:rPr>
+            </w:pPr>
+            <w:r>
+              <w:rPr>
+                <w:sz w:val="20"/>
+                <w:szCs w:val="20"/>
+              </w:rPr>
+              <w:t>0</w:t>
+            </w:r>
+            <w:r>
+              <w:rPr>
+                <w:sz w:val="20"/>
+                <w:szCs w:val="20"/>
+              </w:rPr>
+              <w:t>9</w:t>
+            </w:r>
+            <w:r>
+              <w:rPr>
+                <w:sz w:val="20"/>
+                <w:szCs w:val="20"/>
+              </w:rPr>
+              <w:t>/06/2026</w:t>
+            </w:r>
+          </w:p>
+        </w:tc>
+        <w:tc>
+          <w:tcPr>
+            <w:tcW w:w="3760" w:type="dxa"/>
+            <w:tcBorders>
+              <w:top w:val="single" w:sz="1" w:space="0" w:color="999999"/>
+              <w:left w:val="single" w:sz="1" w:space="0" w:color="999999"/>
+              <w:bottom w:val="single" w:sz="1" w:space="0" w:color="999999"/>
+              <w:right w:val="single" w:sz="1" w:space="0" w:color="999999"/>
+            </w:tcBorders>
+            <w:tcMar>
+              <w:top w:w="60" w:type="dxa"/>
+              <w:left w:w="100" w:type="dxa"/>
+              <w:bottom w:w="60" w:type="dxa"/>
+              <w:right w:w="100" w:type="dxa"/>
+            </w:tcMar>
+          </w:tcPr>
+          <w:p>
+            <w:pPr>
+              <w:rPr>
+                <w:sz w:val="20"/>
+                <w:szCs w:val="20"/>
+              </w:rPr>
+            </w:pPr>
+            <w:r>
+              <w:rPr>
+                <w:sz w:val="20"/>
+                <w:szCs w:val="20"/>
+              </w:rPr>
+              <w:t>Adição dos diagramas de sequência, comunicação e estados</w:t>
+            </w:r>
+          </w:p>
+        </w:tc>
+        <w:tc>
+          <w:tcPr>
+            <w:tcW w:w="1200" w:type="dxa"/>
+            <w:tcBorders>
+              <w:top w:val="single" w:sz="1" w:space="0" w:color="999999"/>
+              <w:left w:val="single" w:sz="1" w:space="0" w:color="999999"/>
+              <w:bottom w:val="single" w:sz="1" w:space="0" w:color="999999"/>
+              <w:right w:val="single" w:sz="1" w:space="0" w:color="999999"/>
+            </w:tcBorders>
+            <w:tcMar>
+              <w:top w:w="60" w:type="dxa"/>
+              <w:left w:w="100" w:type="dxa"/>
+              <w:bottom w:w="60" w:type="dxa"/>
+              <w:right w:w="100" w:type="dxa"/>
+            </w:tcMar>
+          </w:tcPr>
+          <w:p>
+            <w:pPr>
+              <w:rPr>
+                <w:sz w:val="20"/>
+                <w:szCs w:val="20"/>
+              </w:rPr>
+            </w:pPr>
+            <w:r>
+              <w:rPr>
+                <w:sz w:val="20"/>
+                <w:szCs w:val="20"/>
+              </w:rPr>
+              <w:t>1.2</w:t>
+            </w:r>
+          </w:p>
+        </w:tc>
+      </w:tr>
+      <w:tr>
+        <w:tblPrEx>
+          <w:tblCellMar>
+            <w:top w:w="0" w:type="dxa"/>
+            <w:bottom w:w="0" w:type="dxa"/>
+          </w:tblCellMar>
+        </w:tblPrEx>
+        <w:tc>
+          <w:tcPr>
+            <w:tcW w:w="3000" w:type="dxa"/>
+            <w:tcBorders>
+              <w:top w:val="single" w:sz="1" w:space="0" w:color="999999"/>
+              <w:left w:val="single" w:sz="1" w:space="0" w:color="999999"/>
+              <w:bottom w:val="single" w:sz="1" w:space="0" w:color="999999"/>
+              <w:right w:val="single" w:sz="1" w:space="0" w:color="999999"/>
+            </w:tcBorders>
+            <w:tcMar>
+              <w:top w:w="60" w:type="dxa"/>
+              <w:left w:w="100" w:type="dxa"/>
+              <w:bottom w:w="60" w:type="dxa"/>
+              <w:right w:w="100" w:type="dxa"/>
+            </w:tcMar>
+          </w:tcPr>
+          <w:p>
+            <w:pPr>
+              <w:rPr>
+                <w:sz w:val="20"/>
+                <w:szCs w:val="20"/>
+              </w:rPr>
+            </w:pPr>
+            <w:r>
+              <w:rPr>
+                <w:sz w:val="20"/>
+                <w:szCs w:val="20"/>
+              </w:rPr>
+              <w:t>Nícolas A. F. Pimenta</w:t>
+            </w:r>
+          </w:p>
+        </w:tc>
+        <w:tc>
+          <w:tcPr>
+            <w:tcW w:w="1400" w:type="dxa"/>
+            <w:tcBorders>
+              <w:top w:val="single" w:sz="1" w:space="0" w:color="999999"/>
+              <w:left w:val="single" w:sz="1" w:space="0" w:color="999999"/>
+              <w:bottom w:val="single" w:sz="1" w:space="0" w:color="999999"/>
+              <w:right w:val="single" w:sz="1" w:space="0" w:color="999999"/>
+            </w:tcBorders>
+            <w:tcMar>
+              <w:top w:w="60" w:type="dxa"/>
+              <w:left w:w="100" w:type="dxa"/>
+              <w:bottom w:w="60" w:type="dxa"/>
+              <w:right w:w="100" w:type="dxa"/>
+            </w:tcMar>
+          </w:tcPr>
+          <w:p>
+            <w:pPr>
+              <w:rPr>
+                <w:sz w:val="20"/>
+                <w:szCs w:val="20"/>
+              </w:rPr>
+            </w:pPr>
+            <w:r>
+              <w:rPr>
+                <w:sz w:val="20"/>
+                <w:szCs w:val="20"/>
+              </w:rPr>
+              <w:t>10/06/2026</w:t>
+            </w:r>
+          </w:p>
+        </w:tc>
+        <w:tc>
+          <w:tcPr>
+            <w:tcW w:w="3760" w:type="dxa"/>
+            <w:tcBorders>
+              <w:top w:val="single" w:sz="1" w:space="0" w:color="999999"/>
+              <w:left w:val="single" w:sz="1" w:space="0" w:color="999999"/>
+              <w:bottom w:val="single" w:sz="1" w:space="0" w:color="999999"/>
+              <w:right w:val="single" w:sz="1" w:space="0" w:color="999999"/>
+            </w:tcBorders>
+            <w:tcMar>
+              <w:top w:w="60" w:type="dxa"/>
+              <w:left w:w="100" w:type="dxa"/>
+              <w:bottom w:w="60" w:type="dxa"/>
+              <w:right w:w="100" w:type="dxa"/>
+            </w:tcMar>
+          </w:tcPr>
+          <w:p>
+            <w:pPr>
+              <w:rPr>
+                <w:sz w:val="20"/>
+                <w:szCs w:val="20"/>
+              </w:rPr>
+            </w:pPr>
+            <w:r>
+              <w:rPr>
+                <w:sz w:val="20"/>
+                <w:szCs w:val="20"/>
+              </w:rPr>
+              <w:t>Inclusão do diagrama de componentes, modelo de dados e revisão final</w:t>
+            </w:r>
+          </w:p>
+        </w:tc>
+        <w:tc>
+          <w:tcPr>
+            <w:tcW w:w="1200" w:type="dxa"/>
+            <w:tcBorders>
+              <w:top w:val="single" w:sz="1" w:space="0" w:color="999999"/>
+              <w:left w:val="single" w:sz="1" w:space="0" w:color="999999"/>
+              <w:bottom w:val="single" w:sz="1" w:space="0" w:color="999999"/>
+              <w:right w:val="single" w:sz="1" w:space="0" w:color="999999"/>
+            </w:tcBorders>
+            <w:tcMar>
+              <w:top w:w="60" w:type="dxa"/>
+              <w:left w:w="100" w:type="dxa"/>
+              <w:bottom w:w="60" w:type="dxa"/>
+              <w:right w:w="100" w:type="dxa"/>
+            </w:tcMar>
+          </w:tcPr>
+          <w:p>
+            <w:pPr>
+              <w:rPr>
+                <w:sz w:val="20"/>
+                <w:szCs w:val="20"/>
+              </w:rPr>
+            </w:pPr>
+            <w:r>
+              <w:rPr>
+                <w:sz w:val="20"/>
+                <w:szCs w:val="20"/>
+              </w:rPr>
+              <w:t>2.0</w:t>
+            </w:r>
+          </w:p>
+        </w:tc>
+      </w:tr>
+      <w:tr>
+        <w:tblPrEx>
+          <w:tblCellMar>
+            <w:top w:w="0" w:type="dxa"/>
+            <w:bottom w:w="0" w:type="dxa"/>
+          </w:tblCellMar>
+        </w:tblPrEx>
+        <w:tc>
+          <w:tcPr>
+            <w:tcW w:w="3000" w:type="dxa"/>
+            <w:tcBorders>
+              <w:top w:val="single" w:sz="1" w:space="0" w:color="999999"/>
+              <w:left w:val="single" w:sz="1" w:space="0" w:color="999999"/>
+              <w:bottom w:val="single" w:sz="1" w:space="0" w:color="999999"/>
+              <w:right w:val="single" w:sz="1" w:space="0" w:color="999999"/>
+            </w:tcBorders>
+            <w:tcMar>
+              <w:top w:w="60" w:type="dxa"/>
+              <w:left w:w="100" w:type="dxa"/>
+              <w:bottom w:w="60" w:type="dxa"/>
+              <w:right w:w="100" w:type="dxa"/>
+            </w:tcMar>
+          </w:tcPr>
+          <w:p>
+            <w:pPr>
+              <w:rPr>
+                <w:sz w:val="20"/>
+                <w:szCs w:val="20"/>
+              </w:rPr>
+            </w:pPr>
+          </w:p>
+        </w:tc>
+        <w:tc>
+          <w:tcPr>
+            <w:tcW w:w="1400" w:type="dxa"/>
+            <w:tcBorders>
+              <w:top w:val="single" w:sz="1" w:space="0" w:color="999999"/>
+              <w:left w:val="single" w:sz="1" w:space="0" w:color="999999"/>
+              <w:bottom w:val="single" w:sz="1" w:space="0" w:color="999999"/>
+              <w:right w:val="single" w:sz="1" w:space="0" w:color="999999"/>
+            </w:tcBorders>
+            <w:tcMar>
+              <w:top w:w="60" w:type="dxa"/>
+              <w:left w:w="100" w:type="dxa"/>
+              <w:bottom w:w="60" w:type="dxa"/>
+              <w:right w:w="100" w:type="dxa"/>
+            </w:tcMar>
+          </w:tcPr>
+          <w:p>
+            <w:pPr>
+              <w:rPr>
+                <w:sz w:val="20"/>
+                <w:szCs w:val="20"/>
+              </w:rPr>
+            </w:pPr>
+          </w:p>
+        </w:tc>
+        <w:tc>
+          <w:tcPr>
+            <w:tcW w:w="3760" w:type="dxa"/>
+            <w:tcBorders>
+              <w:top w:val="single" w:sz="1" w:space="0" w:color="999999"/>
+              <w:left w:val="single" w:sz="1" w:space="0" w:color="999999"/>
+              <w:bottom w:val="single" w:sz="1" w:space="0" w:color="999999"/>
+              <w:right w:val="single" w:sz="1" w:space="0" w:color="999999"/>
+            </w:tcBorders>
+            <w:tcMar>
+              <w:top w:w="60" w:type="dxa"/>
+              <w:left w:w="100" w:type="dxa"/>
+              <w:bottom w:w="60" w:type="dxa"/>
+              <w:right w:w="100" w:type="dxa"/>
+            </w:tcMar>
+          </w:tcPr>
+          <w:p>
+            <w:pPr>
+              <w:rPr>
+                <w:sz w:val="20"/>
+                <w:szCs w:val="20"/>
+              </w:rPr>
+            </w:pPr>
+          </w:p>
+        </w:tc>
+        <w:tc>
+          <w:tcPr>
+            <w:tcW w:w="1200" w:type="dxa"/>
+            <w:tcBorders>
+              <w:top w:val="single" w:sz="1" w:space="0" w:color="999999"/>
+              <w:left w:val="single" w:sz="1" w:space="0" w:color="999999"/>
+              <w:bottom w:val="single" w:sz="1" w:space="0" w:color="999999"/>
+              <w:right w:val="single" w:sz="1" w:space="0" w:color="999999"/>
+            </w:tcBorders>
+            <w:tcMar>
+              <w:top w:w="60" w:type="dxa"/>
+              <w:left w:w="100" w:type="dxa"/>
+              <w:bottom w:w="60" w:type="dxa"/>
+              <w:right w:w="100" w:type="dxa"/>
+            </w:tcMar>
+          </w:tcPr>
+          <w:p>
+            <w:pPr>
+              <w:rPr>
+                <w:sz w:val="20"/>
+                <w:szCs w:val="20"/>
+              </w:rPr>
+            </w:pPr>
           </w:p>
         </w:tc>
       </w:tr>
@@ -556,11 +1750,14 @@
     </w:p>
     <w:p>
       <w:pPr>
-        <w:pStyle w:val="Heading1"/>
-      </w:pPr>
-      <w:r>
-        <w:t xml:space="preserve">1. Introdução</w:t>
-      </w:r>
+        <w:pStyle w:val="Ttulo1"/>
+      </w:pPr>
+      <w:bookmarkStart w:id="0" w:name="_Toc232003086"/>
+      <w:r>
+        <w:lastRenderedPageBreak/>
+        <w:t>1. Introdução</w:t>
+      </w:r>
+      <w:bookmarkEnd w:id="0"/>
     </w:p>
     <w:p>
       <w:pPr>
@@ -568,7 +1765,15 @@
         <w:jc w:val="both"/>
       </w:pPr>
       <w:r>
-        <w:t xml:space="preserve">Este documento agrega a elaboração e a revisão dos modelos de domínio e dos modelos de projeto para o sistema OficinaPro, uma aplicação web para gestão de oficinas mecânicas de pequeno e médio porte. O sistema apoia todo o ciclo de atendimento, do agendamento do serviço até o pagamento, controlando veículos, ordens de serviço, orçamentos, execução de reparos, estoque de peças e relatórios gerenciais.</w:t>
+        <w:t xml:space="preserve">Este documento agrega a elaboração e a revisão dos modelos de domínio e dos modelos de projeto para o sistema </w:t>
+      </w:r>
+      <w:proofErr w:type="spellStart"/>
+      <w:r>
+        <w:t>OficinaPro</w:t>
+      </w:r>
+      <w:proofErr w:type="spellEnd"/>
+      <w:r>
+        <w:t>, uma aplicação web para gestão de oficinas mecânicas de pequeno e médio porte. O sistema apoia todo o ciclo de atendimento, do agendamento do serviço até o pagamento, controlando veículos, ordens de serviço, orçamentos, execução de reparos, estoque de peças e relatórios gerenciais.</w:t>
       </w:r>
     </w:p>
     <w:p>
@@ -577,7 +1782,7 @@
         <w:jc w:val="both"/>
       </w:pPr>
       <w:r>
-        <w:t xml:space="preserve">A referência principal para a descrição geral do problema, do domínio e dos requisitos é a visão de domínio descrita ao longo das seções seguintes. O objetivo é oferecer aos donos de oficina e suas equipes uma ferramenta que substitua o controle manual em papel ou planilhas, reduzindo perdas de informação, retrabalho e atrasos no atendimento.</w:t>
+        <w:t>A referência principal para a descrição geral do problema, do domínio e dos requisitos é a visão de domínio descrita ao longo das seções seguintes. O objetivo é oferecer aos donos de oficina e suas equipes uma ferramenta que substitua o controle manual em papel ou planilhas, reduzindo perdas de informação, retrabalho e atrasos no atendimento.</w:t>
       </w:r>
     </w:p>
     <w:p>
@@ -586,24 +1791,28 @@
         <w:jc w:val="both"/>
       </w:pPr>
       <w:r>
-        <w:t xml:space="preserve">As regras de negócio escolhidas para este projeto referem-se ao domínio de oficina mecânica, conforme facultado pelo enunciado da disciplina. Não é objetivo deste trabalho a implementação do código, mas sim o projeto, a diagramação e a definição da arquitetura da solução.</w:t>
-      </w:r>
-    </w:p>
-    <w:p>
-      <w:pPr>
-        <w:pStyle w:val="Heading1"/>
-      </w:pPr>
-      <w:r>
-        <w:t xml:space="preserve">2. Modelos de Usuário e Requisitos</w:t>
-      </w:r>
-    </w:p>
-    <w:p>
-      <w:pPr>
-        <w:pStyle w:val="Heading2"/>
-      </w:pPr>
-      <w:r>
-        <w:t xml:space="preserve">2.1 Descrição de Atores</w:t>
-      </w:r>
+        <w:t>As regras de negócio escolhidas para este projeto referem-se ao domínio de oficina mecânica, conforme facultado pelo enunciado da disciplina. Não é objetivo deste trabalho a implementação do código, mas sim o projeto, a diagramação e a definição da arquitetura da solução.</w:t>
+      </w:r>
+    </w:p>
+    <w:p>
+      <w:pPr>
+        <w:pStyle w:val="Ttulo1"/>
+      </w:pPr>
+      <w:bookmarkStart w:id="1" w:name="_Toc232003087"/>
+      <w:r>
+        <w:t>2. Modelos de Usuário e Requisitos</w:t>
+      </w:r>
+      <w:bookmarkEnd w:id="1"/>
+    </w:p>
+    <w:p>
+      <w:pPr>
+        <w:pStyle w:val="Ttulo2"/>
+      </w:pPr>
+      <w:bookmarkStart w:id="2" w:name="_Toc232003088"/>
+      <w:r>
+        <w:t>2.1 Descrição de Atores</w:t>
+      </w:r>
+      <w:bookmarkEnd w:id="2"/>
     </w:p>
     <w:p>
       <w:pPr>
@@ -611,41 +1820,60 @@
         <w:jc w:val="both"/>
       </w:pPr>
       <w:r>
-        <w:t xml:space="preserve">Nesta subseção são descritos os atores que interagem com o sistema OficinaPro.</w:t>
+        <w:t xml:space="preserve">Nesta subseção são descritos os atores que interagem com o sistema </w:t>
+      </w:r>
+      <w:proofErr w:type="spellStart"/>
+      <w:r>
+        <w:t>OficinaPro</w:t>
+      </w:r>
+      <w:proofErr w:type="spellEnd"/>
+      <w:r>
+        <w:t>.</w:t>
       </w:r>
     </w:p>
     <w:tbl>
       <w:tblPr>
-        <w:tblW w:type="dxa" w:w="9360"/>
+        <w:tblW w:w="9360" w:type="dxa"/>
         <w:tblBorders>
-          <w:top w:val="single" w:color="auto" w:sz="4"/>
-          <w:left w:val="single" w:color="auto" w:sz="4"/>
-          <w:bottom w:val="single" w:color="auto" w:sz="4"/>
-          <w:right w:val="single" w:color="auto" w:sz="4"/>
-          <w:insideH w:val="single" w:color="auto" w:sz="4"/>
-          <w:insideV w:val="single" w:color="auto" w:sz="4"/>
+          <w:top w:val="single" w:sz="4" w:space="0" w:color="auto"/>
+          <w:left w:val="single" w:sz="4" w:space="0" w:color="auto"/>
+          <w:bottom w:val="single" w:sz="4" w:space="0" w:color="auto"/>
+          <w:right w:val="single" w:sz="4" w:space="0" w:color="auto"/>
+          <w:insideH w:val="single" w:sz="4" w:space="0" w:color="auto"/>
+          <w:insideV w:val="single" w:sz="4" w:space="0" w:color="auto"/>
         </w:tblBorders>
+        <w:tblCellMar>
+          <w:left w:w="10" w:type="dxa"/>
+          <w:right w:w="10" w:type="dxa"/>
+        </w:tblCellMar>
+        <w:tblLook w:val="04A0" w:firstRow="1" w:lastRow="0" w:firstColumn="1" w:lastColumn="0" w:noHBand="0" w:noVBand="1"/>
       </w:tblPr>
       <w:tblGrid>
         <w:gridCol w:w="2000"/>
         <w:gridCol w:w="7360"/>
       </w:tblGrid>
       <w:tr>
+        <w:tblPrEx>
+          <w:tblCellMar>
+            <w:top w:w="0" w:type="dxa"/>
+            <w:bottom w:w="0" w:type="dxa"/>
+          </w:tblCellMar>
+        </w:tblPrEx>
         <w:tc>
           <w:tcPr>
-            <w:tcW w:type="dxa" w:w="2000"/>
+            <w:tcW w:w="2000" w:type="dxa"/>
             <w:tcBorders>
-              <w:top w:val="single" w:color="999999" w:sz="1"/>
-              <w:left w:val="single" w:color="999999" w:sz="1"/>
-              <w:bottom w:val="single" w:color="999999" w:sz="1"/>
-              <w:right w:val="single" w:color="999999" w:sz="1"/>
+              <w:top w:val="single" w:sz="1" w:space="0" w:color="999999"/>
+              <w:left w:val="single" w:sz="1" w:space="0" w:color="999999"/>
+              <w:bottom w:val="single" w:sz="1" w:space="0" w:color="999999"/>
+              <w:right w:val="single" w:sz="1" w:space="0" w:color="999999"/>
             </w:tcBorders>
-            <w:shd w:fill="D5E8F0" w:val="clear"/>
+            <w:shd w:val="clear" w:color="auto" w:fill="D5E8F0"/>
             <w:tcMar>
-              <w:top w:type="dxa" w:w="60"/>
-              <w:left w:type="dxa" w:w="100"/>
-              <w:bottom w:type="dxa" w:w="60"/>
-              <w:right w:type="dxa" w:w="100"/>
+              <w:top w:w="60" w:type="dxa"/>
+              <w:left w:w="100" w:type="dxa"/>
+              <w:bottom w:w="60" w:type="dxa"/>
+              <w:right w:w="100" w:type="dxa"/>
             </w:tcMar>
           </w:tcPr>
           <w:p>
@@ -656,25 +1884,25 @@
                 <w:sz w:val="20"/>
                 <w:szCs w:val="20"/>
               </w:rPr>
-              <w:t xml:space="preserve">Ator</w:t>
+              <w:t>Ator</w:t>
             </w:r>
           </w:p>
         </w:tc>
         <w:tc>
           <w:tcPr>
-            <w:tcW w:type="dxa" w:w="7360"/>
+            <w:tcW w:w="7360" w:type="dxa"/>
             <w:tcBorders>
-              <w:top w:val="single" w:color="999999" w:sz="1"/>
-              <w:left w:val="single" w:color="999999" w:sz="1"/>
-              <w:bottom w:val="single" w:color="999999" w:sz="1"/>
-              <w:right w:val="single" w:color="999999" w:sz="1"/>
+              <w:top w:val="single" w:sz="1" w:space="0" w:color="999999"/>
+              <w:left w:val="single" w:sz="1" w:space="0" w:color="999999"/>
+              <w:bottom w:val="single" w:sz="1" w:space="0" w:color="999999"/>
+              <w:right w:val="single" w:sz="1" w:space="0" w:color="999999"/>
             </w:tcBorders>
-            <w:shd w:fill="D5E8F0" w:val="clear"/>
+            <w:shd w:val="clear" w:color="auto" w:fill="D5E8F0"/>
             <w:tcMar>
-              <w:top w:type="dxa" w:w="60"/>
-              <w:left w:type="dxa" w:w="100"/>
-              <w:bottom w:type="dxa" w:w="60"/>
-              <w:right w:type="dxa" w:w="100"/>
+              <w:top w:w="60" w:type="dxa"/>
+              <w:left w:w="100" w:type="dxa"/>
+              <w:bottom w:w="60" w:type="dxa"/>
+              <w:right w:w="100" w:type="dxa"/>
             </w:tcMar>
           </w:tcPr>
           <w:p>
@@ -685,239 +1913,247 @@
                 <w:sz w:val="20"/>
                 <w:szCs w:val="20"/>
               </w:rPr>
-              <w:t xml:space="preserve">Descrição</w:t>
+              <w:t>Descrição</w:t>
             </w:r>
           </w:p>
         </w:tc>
       </w:tr>
       <w:tr>
+        <w:tblPrEx>
+          <w:tblCellMar>
+            <w:top w:w="0" w:type="dxa"/>
+            <w:bottom w:w="0" w:type="dxa"/>
+          </w:tblCellMar>
+        </w:tblPrEx>
         <w:tc>
           <w:tcPr>
-            <w:tcW w:type="dxa" w:w="2000"/>
+            <w:tcW w:w="2000" w:type="dxa"/>
             <w:tcBorders>
-              <w:top w:val="single" w:color="999999" w:sz="1"/>
-              <w:left w:val="single" w:color="999999" w:sz="1"/>
-              <w:bottom w:val="single" w:color="999999" w:sz="1"/>
-              <w:right w:val="single" w:color="999999" w:sz="1"/>
+              <w:top w:val="single" w:sz="1" w:space="0" w:color="999999"/>
+              <w:left w:val="single" w:sz="1" w:space="0" w:color="999999"/>
+              <w:bottom w:val="single" w:sz="1" w:space="0" w:color="999999"/>
+              <w:right w:val="single" w:sz="1" w:space="0" w:color="999999"/>
             </w:tcBorders>
             <w:tcMar>
-              <w:top w:type="dxa" w:w="60"/>
-              <w:left w:type="dxa" w:w="100"/>
-              <w:bottom w:type="dxa" w:w="60"/>
-              <w:right w:type="dxa" w:w="100"/>
+              <w:top w:w="60" w:type="dxa"/>
+              <w:left w:w="100" w:type="dxa"/>
+              <w:bottom w:w="60" w:type="dxa"/>
+              <w:right w:w="100" w:type="dxa"/>
             </w:tcMar>
           </w:tcPr>
           <w:p>
             <w:r>
               <w:rPr>
-                <w:b w:val="false"/>
-                <w:bCs w:val="false"/>
-                <w:sz w:val="20"/>
-                <w:szCs w:val="20"/>
-              </w:rPr>
-              <w:t xml:space="preserve">Cliente</w:t>
+                <w:sz w:val="20"/>
+                <w:szCs w:val="20"/>
+              </w:rPr>
+              <w:t>Cliente</w:t>
             </w:r>
           </w:p>
         </w:tc>
         <w:tc>
           <w:tcPr>
-            <w:tcW w:type="dxa" w:w="7360"/>
+            <w:tcW w:w="7360" w:type="dxa"/>
             <w:tcBorders>
-              <w:top w:val="single" w:color="999999" w:sz="1"/>
-              <w:left w:val="single" w:color="999999" w:sz="1"/>
-              <w:bottom w:val="single" w:color="999999" w:sz="1"/>
-              <w:right w:val="single" w:color="999999" w:sz="1"/>
+              <w:top w:val="single" w:sz="1" w:space="0" w:color="999999"/>
+              <w:left w:val="single" w:sz="1" w:space="0" w:color="999999"/>
+              <w:bottom w:val="single" w:sz="1" w:space="0" w:color="999999"/>
+              <w:right w:val="single" w:sz="1" w:space="0" w:color="999999"/>
             </w:tcBorders>
             <w:tcMar>
-              <w:top w:type="dxa" w:w="60"/>
-              <w:left w:type="dxa" w:w="100"/>
-              <w:bottom w:type="dxa" w:w="60"/>
-              <w:right w:type="dxa" w:w="100"/>
+              <w:top w:w="60" w:type="dxa"/>
+              <w:left w:w="100" w:type="dxa"/>
+              <w:bottom w:w="60" w:type="dxa"/>
+              <w:right w:w="100" w:type="dxa"/>
             </w:tcMar>
           </w:tcPr>
           <w:p>
             <w:r>
               <w:rPr>
-                <w:b w:val="false"/>
-                <w:bCs w:val="false"/>
-                <w:sz w:val="20"/>
-                <w:szCs w:val="20"/>
-              </w:rPr>
-              <w:t xml:space="preserve">Proprietário do veículo. Solicita agendamentos, acompanha o andamento da ordem de serviço e aprova ou recusa o orçamento apresentado.</w:t>
+                <w:sz w:val="20"/>
+                <w:szCs w:val="20"/>
+              </w:rPr>
+              <w:t>Proprietário do veículo. Solicita agendamentos, acompanha o andamento da ordem de serviço e aprova ou recusa o orçamento apresentado.</w:t>
             </w:r>
           </w:p>
         </w:tc>
       </w:tr>
       <w:tr>
+        <w:tblPrEx>
+          <w:tblCellMar>
+            <w:top w:w="0" w:type="dxa"/>
+            <w:bottom w:w="0" w:type="dxa"/>
+          </w:tblCellMar>
+        </w:tblPrEx>
         <w:tc>
           <w:tcPr>
-            <w:tcW w:type="dxa" w:w="2000"/>
+            <w:tcW w:w="2000" w:type="dxa"/>
             <w:tcBorders>
-              <w:top w:val="single" w:color="999999" w:sz="1"/>
-              <w:left w:val="single" w:color="999999" w:sz="1"/>
-              <w:bottom w:val="single" w:color="999999" w:sz="1"/>
-              <w:right w:val="single" w:color="999999" w:sz="1"/>
+              <w:top w:val="single" w:sz="1" w:space="0" w:color="999999"/>
+              <w:left w:val="single" w:sz="1" w:space="0" w:color="999999"/>
+              <w:bottom w:val="single" w:sz="1" w:space="0" w:color="999999"/>
+              <w:right w:val="single" w:sz="1" w:space="0" w:color="999999"/>
             </w:tcBorders>
             <w:tcMar>
-              <w:top w:type="dxa" w:w="60"/>
-              <w:left w:type="dxa" w:w="100"/>
-              <w:bottom w:type="dxa" w:w="60"/>
-              <w:right w:type="dxa" w:w="100"/>
+              <w:top w:w="60" w:type="dxa"/>
+              <w:left w:w="100" w:type="dxa"/>
+              <w:bottom w:w="60" w:type="dxa"/>
+              <w:right w:w="100" w:type="dxa"/>
             </w:tcMar>
           </w:tcPr>
           <w:p>
             <w:r>
               <w:rPr>
-                <w:b w:val="false"/>
-                <w:bCs w:val="false"/>
-                <w:sz w:val="20"/>
-                <w:szCs w:val="20"/>
-              </w:rPr>
-              <w:t xml:space="preserve">Atendente</w:t>
+                <w:sz w:val="20"/>
+                <w:szCs w:val="20"/>
+              </w:rPr>
+              <w:t>Atendente</w:t>
             </w:r>
           </w:p>
         </w:tc>
         <w:tc>
           <w:tcPr>
-            <w:tcW w:type="dxa" w:w="7360"/>
+            <w:tcW w:w="7360" w:type="dxa"/>
             <w:tcBorders>
-              <w:top w:val="single" w:color="999999" w:sz="1"/>
-              <w:left w:val="single" w:color="999999" w:sz="1"/>
-              <w:bottom w:val="single" w:color="999999" w:sz="1"/>
-              <w:right w:val="single" w:color="999999" w:sz="1"/>
+              <w:top w:val="single" w:sz="1" w:space="0" w:color="999999"/>
+              <w:left w:val="single" w:sz="1" w:space="0" w:color="999999"/>
+              <w:bottom w:val="single" w:sz="1" w:space="0" w:color="999999"/>
+              <w:right w:val="single" w:sz="1" w:space="0" w:color="999999"/>
             </w:tcBorders>
             <w:tcMar>
-              <w:top w:type="dxa" w:w="60"/>
-              <w:left w:type="dxa" w:w="100"/>
-              <w:bottom w:type="dxa" w:w="60"/>
-              <w:right w:type="dxa" w:w="100"/>
+              <w:top w:w="60" w:type="dxa"/>
+              <w:left w:w="100" w:type="dxa"/>
+              <w:bottom w:w="60" w:type="dxa"/>
+              <w:right w:w="100" w:type="dxa"/>
             </w:tcMar>
           </w:tcPr>
           <w:p>
             <w:r>
               <w:rPr>
-                <w:b w:val="false"/>
-                <w:bCs w:val="false"/>
-                <w:sz w:val="20"/>
-                <w:szCs w:val="20"/>
-              </w:rPr>
-              <w:t xml:space="preserve">Funcionário responsável pela recepção. Abre ordens de serviço, elabora orçamentos e registra os pagamentos.</w:t>
+                <w:sz w:val="20"/>
+                <w:szCs w:val="20"/>
+              </w:rPr>
+              <w:t>Funcionário responsável pela recepção. Abre ordens de serviço, elabora orçamentos e registra os pagamentos.</w:t>
             </w:r>
           </w:p>
         </w:tc>
       </w:tr>
       <w:tr>
+        <w:tblPrEx>
+          <w:tblCellMar>
+            <w:top w:w="0" w:type="dxa"/>
+            <w:bottom w:w="0" w:type="dxa"/>
+          </w:tblCellMar>
+        </w:tblPrEx>
         <w:tc>
           <w:tcPr>
-            <w:tcW w:type="dxa" w:w="2000"/>
+            <w:tcW w:w="2000" w:type="dxa"/>
             <w:tcBorders>
-              <w:top w:val="single" w:color="999999" w:sz="1"/>
-              <w:left w:val="single" w:color="999999" w:sz="1"/>
-              <w:bottom w:val="single" w:color="999999" w:sz="1"/>
-              <w:right w:val="single" w:color="999999" w:sz="1"/>
+              <w:top w:val="single" w:sz="1" w:space="0" w:color="999999"/>
+              <w:left w:val="single" w:sz="1" w:space="0" w:color="999999"/>
+              <w:bottom w:val="single" w:sz="1" w:space="0" w:color="999999"/>
+              <w:right w:val="single" w:sz="1" w:space="0" w:color="999999"/>
             </w:tcBorders>
             <w:tcMar>
-              <w:top w:type="dxa" w:w="60"/>
-              <w:left w:type="dxa" w:w="100"/>
-              <w:bottom w:type="dxa" w:w="60"/>
-              <w:right w:type="dxa" w:w="100"/>
+              <w:top w:w="60" w:type="dxa"/>
+              <w:left w:w="100" w:type="dxa"/>
+              <w:bottom w:w="60" w:type="dxa"/>
+              <w:right w:w="100" w:type="dxa"/>
             </w:tcMar>
           </w:tcPr>
           <w:p>
             <w:r>
               <w:rPr>
-                <w:b w:val="false"/>
-                <w:bCs w:val="false"/>
-                <w:sz w:val="20"/>
-                <w:szCs w:val="20"/>
-              </w:rPr>
-              <w:t xml:space="preserve">Mecânico</w:t>
+                <w:sz w:val="20"/>
+                <w:szCs w:val="20"/>
+              </w:rPr>
+              <w:t>Mecânico</w:t>
             </w:r>
           </w:p>
         </w:tc>
         <w:tc>
           <w:tcPr>
-            <w:tcW w:type="dxa" w:w="7360"/>
+            <w:tcW w:w="7360" w:type="dxa"/>
             <w:tcBorders>
-              <w:top w:val="single" w:color="999999" w:sz="1"/>
-              <w:left w:val="single" w:color="999999" w:sz="1"/>
-              <w:bottom w:val="single" w:color="999999" w:sz="1"/>
-              <w:right w:val="single" w:color="999999" w:sz="1"/>
+              <w:top w:val="single" w:sz="1" w:space="0" w:color="999999"/>
+              <w:left w:val="single" w:sz="1" w:space="0" w:color="999999"/>
+              <w:bottom w:val="single" w:sz="1" w:space="0" w:color="999999"/>
+              <w:right w:val="single" w:sz="1" w:space="0" w:color="999999"/>
             </w:tcBorders>
             <w:tcMar>
-              <w:top w:type="dxa" w:w="60"/>
-              <w:left w:type="dxa" w:w="100"/>
-              <w:bottom w:type="dxa" w:w="60"/>
-              <w:right w:type="dxa" w:w="100"/>
+              <w:top w:w="60" w:type="dxa"/>
+              <w:left w:w="100" w:type="dxa"/>
+              <w:bottom w:w="60" w:type="dxa"/>
+              <w:right w:w="100" w:type="dxa"/>
             </w:tcMar>
           </w:tcPr>
           <w:p>
             <w:r>
               <w:rPr>
-                <w:b w:val="false"/>
-                <w:bCs w:val="false"/>
-                <w:sz w:val="20"/>
-                <w:szCs w:val="20"/>
-              </w:rPr>
-              <w:t xml:space="preserve">Funcionário técnico que executa os reparos, registra os serviços e peças utilizados e dá baixa no estoque.</w:t>
+                <w:sz w:val="20"/>
+                <w:szCs w:val="20"/>
+              </w:rPr>
+              <w:t>Funcionário técnico que executa os reparos, registra os serviços e peças utilizados e dá baixa no estoque.</w:t>
             </w:r>
           </w:p>
         </w:tc>
       </w:tr>
       <w:tr>
+        <w:tblPrEx>
+          <w:tblCellMar>
+            <w:top w:w="0" w:type="dxa"/>
+            <w:bottom w:w="0" w:type="dxa"/>
+          </w:tblCellMar>
+        </w:tblPrEx>
         <w:tc>
           <w:tcPr>
-            <w:tcW w:type="dxa" w:w="2000"/>
+            <w:tcW w:w="2000" w:type="dxa"/>
             <w:tcBorders>
-              <w:top w:val="single" w:color="999999" w:sz="1"/>
-              <w:left w:val="single" w:color="999999" w:sz="1"/>
-              <w:bottom w:val="single" w:color="999999" w:sz="1"/>
-              <w:right w:val="single" w:color="999999" w:sz="1"/>
+              <w:top w:val="single" w:sz="1" w:space="0" w:color="999999"/>
+              <w:left w:val="single" w:sz="1" w:space="0" w:color="999999"/>
+              <w:bottom w:val="single" w:sz="1" w:space="0" w:color="999999"/>
+              <w:right w:val="single" w:sz="1" w:space="0" w:color="999999"/>
             </w:tcBorders>
             <w:tcMar>
-              <w:top w:type="dxa" w:w="60"/>
-              <w:left w:type="dxa" w:w="100"/>
-              <w:bottom w:type="dxa" w:w="60"/>
-              <w:right w:type="dxa" w:w="100"/>
+              <w:top w:w="60" w:type="dxa"/>
+              <w:left w:w="100" w:type="dxa"/>
+              <w:bottom w:w="60" w:type="dxa"/>
+              <w:right w:w="100" w:type="dxa"/>
             </w:tcMar>
           </w:tcPr>
           <w:p>
             <w:r>
               <w:rPr>
-                <w:b w:val="false"/>
-                <w:bCs w:val="false"/>
-                <w:sz w:val="20"/>
-                <w:szCs w:val="20"/>
-              </w:rPr>
-              <w:t xml:space="preserve">Gerente</w:t>
+                <w:sz w:val="20"/>
+                <w:szCs w:val="20"/>
+              </w:rPr>
+              <w:t>Gerente</w:t>
             </w:r>
           </w:p>
         </w:tc>
         <w:tc>
           <w:tcPr>
-            <w:tcW w:type="dxa" w:w="7360"/>
+            <w:tcW w:w="7360" w:type="dxa"/>
             <w:tcBorders>
-              <w:top w:val="single" w:color="999999" w:sz="1"/>
-              <w:left w:val="single" w:color="999999" w:sz="1"/>
-              <w:bottom w:val="single" w:color="999999" w:sz="1"/>
-              <w:right w:val="single" w:color="999999" w:sz="1"/>
+              <w:top w:val="single" w:sz="1" w:space="0" w:color="999999"/>
+              <w:left w:val="single" w:sz="1" w:space="0" w:color="999999"/>
+              <w:bottom w:val="single" w:sz="1" w:space="0" w:color="999999"/>
+              <w:right w:val="single" w:sz="1" w:space="0" w:color="999999"/>
             </w:tcBorders>
             <w:tcMar>
-              <w:top w:type="dxa" w:w="60"/>
-              <w:left w:type="dxa" w:w="100"/>
-              <w:bottom w:type="dxa" w:w="60"/>
-              <w:right w:type="dxa" w:w="100"/>
+              <w:top w:w="60" w:type="dxa"/>
+              <w:left w:w="100" w:type="dxa"/>
+              <w:bottom w:w="60" w:type="dxa"/>
+              <w:right w:w="100" w:type="dxa"/>
             </w:tcMar>
           </w:tcPr>
           <w:p>
             <w:r>
               <w:rPr>
-                <w:b w:val="false"/>
-                <w:bCs w:val="false"/>
-                <w:sz w:val="20"/>
-                <w:szCs w:val="20"/>
-              </w:rPr>
-              <w:t xml:space="preserve">Responsável pela oficina. Gerencia o cadastro de peças e serviços e acompanha os relatórios gerenciais.</w:t>
+                <w:sz w:val="20"/>
+                <w:szCs w:val="20"/>
+              </w:rPr>
+              <w:t>Responsável pela oficina. Gerencia o cadastro de peças e serviços e acompanha os relatórios gerenciais.</w:t>
             </w:r>
           </w:p>
         </w:tc>
@@ -925,11 +2161,13 @@
     </w:tbl>
     <w:p>
       <w:pPr>
-        <w:pStyle w:val="Heading2"/>
-      </w:pPr>
-      <w:r>
-        <w:t xml:space="preserve">2.2 Modelo de Casos de Uso e Histórias de Usuários</w:t>
-      </w:r>
+        <w:pStyle w:val="Ttulo2"/>
+      </w:pPr>
+      <w:bookmarkStart w:id="3" w:name="_Toc232003089"/>
+      <w:r>
+        <w:t>2.2 Modelo de Casos de Uso e Histórias de Usuários</w:t>
+      </w:r>
+      <w:bookmarkEnd w:id="3"/>
     </w:p>
     <w:p>
       <w:pPr>
@@ -937,20 +2175,24 @@
         <w:jc w:val="both"/>
       </w:pPr>
       <w:r>
-        <w:t xml:space="preserve">Nesta subseção é apresentado o diagrama de casos de uso do sistema. Cada caso de uso recebe um identificador (UC-XX) que serve de referência no restante do documento.</w:t>
-      </w:r>
-    </w:p>
-    <w:p>
-      <w:pPr>
-        <w:spacing w:after="120" w:before="120"/>
+        <w:t>Nesta subseção é apresentado o diagrama de casos de uso do sistema. Cada caso de uso recebe um identificador (UC-XX) que serve de referência no restante do documento.</w:t>
+      </w:r>
+    </w:p>
+    <w:p>
+      <w:pPr>
+        <w:spacing w:before="120" w:after="120"/>
         <w:jc w:val="center"/>
       </w:pPr>
       <w:r>
+        <w:rPr>
+          <w:noProof/>
+        </w:rPr>
+        <w:lastRenderedPageBreak/>
         <w:drawing>
-          <wp:inline distT="0" distB="0" distL="0" distR="0">
+          <wp:inline distT="0" distB="0" distL="0" distR="0" wp14:anchorId="110D970A" wp14:editId="51680ABC">
             <wp:extent cx="5334000" cy="3228975"/>
-            <wp:effectExtent t="0" r="0" b="0" l="0"/>
-            <wp:docPr id="1" name="" descr="" title=""/>
+            <wp:effectExtent l="0" t="0" r="0" b="0"/>
+            <wp:docPr id="1" name="Imagem 1"/>
             <wp:cNvGraphicFramePr>
               <a:graphicFrameLocks xmlns:a="http://schemas.openxmlformats.org/drawingml/2006/main" noChangeAspect="1"/>
             </wp:cNvGraphicFramePr>
@@ -958,13 +2200,13 @@
               <a:graphicData uri="http://schemas.openxmlformats.org/drawingml/2006/picture">
                 <pic:pic xmlns:pic="http://schemas.openxmlformats.org/drawingml/2006/picture">
                   <pic:nvPicPr>
-                    <pic:cNvPr id="0" name="" descr=""/>
+                    <pic:cNvPr id="0" name=""/>
                     <pic:cNvPicPr>
                       <a:picLocks noChangeAspect="1" noChangeArrowheads="1"/>
                     </pic:cNvPicPr>
                   </pic:nvPicPr>
                   <pic:blipFill>
-                    <a:blip r:embed="rId7" cstate="none"/>
+                    <a:blip r:embed="rId5"/>
                     <a:srcRect/>
                     <a:stretch>
                       <a:fillRect/>
@@ -999,8 +2241,20 @@
           <w:sz w:val="20"/>
           <w:szCs w:val="20"/>
         </w:rPr>
-        <w:t xml:space="preserve">Figura 1 — Diagrama de Casos de Uso do sistema OficinaPro</w:t>
-      </w:r>
+        <w:t xml:space="preserve">Figura 1 — Diagrama de Casos de Uso do sistema </w:t>
+      </w:r>
+      <w:proofErr w:type="spellStart"/>
+      <w:r>
+        <w:rPr>
+          <w:i/>
+          <w:iCs/>
+          <w:color w:val="555555"/>
+          <w:sz w:val="20"/>
+          <w:szCs w:val="20"/>
+        </w:rPr>
+        <w:t>OficinaPro</w:t>
+      </w:r>
+      <w:proofErr w:type="spellEnd"/>
     </w:p>
     <w:p>
       <w:pPr>
@@ -1008,21 +2262,19 @@
         <w:jc w:val="both"/>
       </w:pPr>
       <w:r>
-        <w:t xml:space="preserve">A seguir, os principais casos de uso são detalhados de forma narrativa, no formato preferido para esta documentação (descrição em parágrafo seguida do fluxo principal numerado).</w:t>
-      </w:r>
-    </w:p>
-    <w:p>
-      <w:pPr>
-        <w:spacing w:after="80" w:before="160"/>
+        <w:t>A seguir, os principais casos de uso são detalhados de forma narrativa, no formato preferido para esta documentação (descrição em parágrafo seguida do fluxo principal numerado).</w:t>
+      </w:r>
+    </w:p>
+    <w:p>
+      <w:pPr>
+        <w:spacing w:before="160" w:after="80"/>
       </w:pPr>
       <w:r>
         <w:rPr>
           <w:b/>
           <w:bCs/>
-          <w:sz w:val="24"/>
-          <w:szCs w:val="24"/>
         </w:rPr>
-        <w:t xml:space="preserve">UC-01 — Agendar Serviço</w:t>
+        <w:t>UC-01 — Agendar Serviço</w:t>
       </w:r>
     </w:p>
     <w:p>
@@ -1031,7 +2283,7 @@
         <w:jc w:val="both"/>
       </w:pPr>
       <w:r>
-        <w:t xml:space="preserve">O cliente solicita o agendamento de um serviço para seu veículo. O sistema identifica o cliente e o veículo, verifica a disponibilidade de horário e registra o agendamento, devolvendo um comprovante.</w:t>
+        <w:t>O cliente solicita o agendamento de um serviço para seu veículo. O sistema identifica o cliente e o veículo, verifica a disponibilidade de horário e registra o agendamento, devolvendo um comprovante.</w:t>
       </w:r>
     </w:p>
     <w:p>
@@ -1045,12 +2297,12 @@
           <w:sz w:val="22"/>
           <w:szCs w:val="22"/>
         </w:rPr>
-        <w:t xml:space="preserve">Fluxo principal:</w:t>
-      </w:r>
-    </w:p>
-    <w:p>
-      <w:pPr>
-        <w:pStyle w:val="ListParagraph"/>
+        <w:t>Fluxo principal:</w:t>
+      </w:r>
+    </w:p>
+    <w:p>
+      <w:pPr>
+        <w:pStyle w:val="PargrafodaLista"/>
         <w:numPr>
           <w:ilvl w:val="0"/>
           <w:numId w:val="2"/>
@@ -1058,12 +2310,12 @@
         <w:spacing w:after="60"/>
       </w:pPr>
       <w:r>
-        <w:t xml:space="preserve">O cliente informa CPF e a placa do veículo.</w:t>
-      </w:r>
-    </w:p>
-    <w:p>
-      <w:pPr>
-        <w:pStyle w:val="ListParagraph"/>
+        <w:t>O cliente informa CPF e a placa do veículo.</w:t>
+      </w:r>
+    </w:p>
+    <w:p>
+      <w:pPr>
+        <w:pStyle w:val="PargrafodaLista"/>
         <w:numPr>
           <w:ilvl w:val="0"/>
           <w:numId w:val="2"/>
@@ -1071,12 +2323,12 @@
         <w:spacing w:after="60"/>
       </w:pPr>
       <w:r>
-        <w:t xml:space="preserve">O sistema exibe os veículos vinculados ao cliente.</w:t>
-      </w:r>
-    </w:p>
-    <w:p>
-      <w:pPr>
-        <w:pStyle w:val="ListParagraph"/>
+        <w:t>O sistema exibe os veículos vinculados ao cliente.</w:t>
+      </w:r>
+    </w:p>
+    <w:p>
+      <w:pPr>
+        <w:pStyle w:val="PargrafodaLista"/>
         <w:numPr>
           <w:ilvl w:val="0"/>
           <w:numId w:val="2"/>
@@ -1084,12 +2336,12 @@
         <w:spacing w:after="60"/>
       </w:pPr>
       <w:r>
-        <w:t xml:space="preserve">O cliente seleciona o serviço desejado, a data e o horário.</w:t>
-      </w:r>
-    </w:p>
-    <w:p>
-      <w:pPr>
-        <w:pStyle w:val="ListParagraph"/>
+        <w:t>O cliente seleciona o serviço desejado, a data e o horário.</w:t>
+      </w:r>
+    </w:p>
+    <w:p>
+      <w:pPr>
+        <w:pStyle w:val="PargrafodaLista"/>
         <w:numPr>
           <w:ilvl w:val="0"/>
           <w:numId w:val="2"/>
@@ -1097,12 +2349,12 @@
         <w:spacing w:after="60"/>
       </w:pPr>
       <w:r>
-        <w:t xml:space="preserve">O sistema confirma a disponibilidade do horário.</w:t>
-      </w:r>
-    </w:p>
-    <w:p>
-      <w:pPr>
-        <w:pStyle w:val="ListParagraph"/>
+        <w:t>O sistema confirma a disponibilidade do horário.</w:t>
+      </w:r>
+    </w:p>
+    <w:p>
+      <w:pPr>
+        <w:pStyle w:val="PargrafodaLista"/>
         <w:numPr>
           <w:ilvl w:val="0"/>
           <w:numId w:val="2"/>
@@ -1110,12 +2362,12 @@
         <w:spacing w:after="60"/>
       </w:pPr>
       <w:r>
-        <w:t xml:space="preserve">O cliente confirma o agendamento.</w:t>
-      </w:r>
-    </w:p>
-    <w:p>
-      <w:pPr>
-        <w:pStyle w:val="ListParagraph"/>
+        <w:t>O cliente confirma o agendamento.</w:t>
+      </w:r>
+    </w:p>
+    <w:p>
+      <w:pPr>
+        <w:pStyle w:val="PargrafodaLista"/>
         <w:numPr>
           <w:ilvl w:val="0"/>
           <w:numId w:val="2"/>
@@ -1123,21 +2375,19 @@
         <w:spacing w:after="60"/>
       </w:pPr>
       <w:r>
-        <w:t xml:space="preserve">O sistema registra o agendamento e exibe o comprovante com o número gerado.</w:t>
-      </w:r>
-    </w:p>
-    <w:p>
-      <w:pPr>
-        <w:spacing w:after="80" w:before="160"/>
+        <w:t>O sistema registra o agendamento e exibe o comprovante com o número gerado.</w:t>
+      </w:r>
+    </w:p>
+    <w:p>
+      <w:pPr>
+        <w:spacing w:before="160" w:after="80"/>
       </w:pPr>
       <w:r>
         <w:rPr>
           <w:b/>
           <w:bCs/>
-          <w:sz w:val="24"/>
-          <w:szCs w:val="24"/>
         </w:rPr>
-        <w:t xml:space="preserve">UC-02 — Abrir Ordem de Serviço</w:t>
+        <w:t>UC-02 — Abrir Ordem de Serviço</w:t>
       </w:r>
     </w:p>
     <w:p>
@@ -1146,7 +2396,7 @@
         <w:jc w:val="both"/>
       </w:pPr>
       <w:r>
-        <w:t xml:space="preserve">Ao receber o veículo na oficina, o atendente abre uma ordem de serviço (OS) que centraliza todas as informações do atendimento. A OS nasce no estado ABERTA.</w:t>
+        <w:t>Ao receber o veículo na oficina, o atendente abre uma ordem de serviço (OS) que centraliza todas as informações do atendimento. A OS nasce no estado ABERTA.</w:t>
       </w:r>
     </w:p>
     <w:p>
@@ -1160,12 +2410,12 @@
           <w:sz w:val="22"/>
           <w:szCs w:val="22"/>
         </w:rPr>
-        <w:t xml:space="preserve">Fluxo principal:</w:t>
-      </w:r>
-    </w:p>
-    <w:p>
-      <w:pPr>
-        <w:pStyle w:val="ListParagraph"/>
+        <w:t>Fluxo principal:</w:t>
+      </w:r>
+    </w:p>
+    <w:p>
+      <w:pPr>
+        <w:pStyle w:val="PargrafodaLista"/>
         <w:numPr>
           <w:ilvl w:val="0"/>
           <w:numId w:val="2"/>
@@ -1173,12 +2423,12 @@
         <w:spacing w:after="60"/>
       </w:pPr>
       <w:r>
-        <w:t xml:space="preserve">O atendente seleciona o veículo recebido.</w:t>
-      </w:r>
-    </w:p>
-    <w:p>
-      <w:pPr>
-        <w:pStyle w:val="ListParagraph"/>
+        <w:t>O atendente seleciona o veículo recebido.</w:t>
+      </w:r>
+    </w:p>
+    <w:p>
+      <w:pPr>
+        <w:pStyle w:val="PargrafodaLista"/>
         <w:numPr>
           <w:ilvl w:val="0"/>
           <w:numId w:val="2"/>
@@ -1186,12 +2436,12 @@
         <w:spacing w:after="60"/>
       </w:pPr>
       <w:r>
-        <w:t xml:space="preserve">O atendente descreve o problema relatado pelo cliente.</w:t>
-      </w:r>
-    </w:p>
-    <w:p>
-      <w:pPr>
-        <w:pStyle w:val="ListParagraph"/>
+        <w:t>O atendente descreve o problema relatado pelo cliente.</w:t>
+      </w:r>
+    </w:p>
+    <w:p>
+      <w:pPr>
+        <w:pStyle w:val="PargrafodaLista"/>
         <w:numPr>
           <w:ilvl w:val="0"/>
           <w:numId w:val="2"/>
@@ -1199,12 +2449,12 @@
         <w:spacing w:after="60"/>
       </w:pPr>
       <w:r>
-        <w:t xml:space="preserve">O sistema cria a OS com data de abertura e status ABERTA.</w:t>
-      </w:r>
-    </w:p>
-    <w:p>
-      <w:pPr>
-        <w:pStyle w:val="ListParagraph"/>
+        <w:t>O sistema cria a OS com data de abertura e status ABERTA.</w:t>
+      </w:r>
+    </w:p>
+    <w:p>
+      <w:pPr>
+        <w:pStyle w:val="PargrafodaLista"/>
         <w:numPr>
           <w:ilvl w:val="0"/>
           <w:numId w:val="2"/>
@@ -1212,21 +2462,20 @@
         <w:spacing w:after="60"/>
       </w:pPr>
       <w:r>
-        <w:t xml:space="preserve">O sistema vincula a OS ao mecânico responsável.</w:t>
-      </w:r>
-    </w:p>
-    <w:p>
-      <w:pPr>
-        <w:spacing w:after="80" w:before="160"/>
+        <w:lastRenderedPageBreak/>
+        <w:t>O sistema vincula a OS ao mecânico responsável.</w:t>
+      </w:r>
+    </w:p>
+    <w:p>
+      <w:pPr>
+        <w:spacing w:before="160" w:after="80"/>
       </w:pPr>
       <w:r>
         <w:rPr>
           <w:b/>
           <w:bCs/>
-          <w:sz w:val="24"/>
-          <w:szCs w:val="24"/>
         </w:rPr>
-        <w:t xml:space="preserve">UC-03 — Elaborar Orçamento</w:t>
+        <w:t>UC-03 — Elaborar Orçamento</w:t>
       </w:r>
     </w:p>
     <w:p>
@@ -1235,7 +2484,7 @@
         <w:jc w:val="both"/>
       </w:pPr>
       <w:r>
-        <w:t xml:space="preserve">A partir de uma ordem de serviço aberta, o atendente elabora o orçamento adicionando os serviços e as peças necessárias. O sistema calcula o valor total. O orçamento é então submetido à aprovação do cliente (fluxo estendido).</w:t>
+        <w:t>A partir de uma ordem de serviço aberta, o atendente elabora o orçamento adicionando os serviços e as peças necessárias. O sistema calcula o valor total. O orçamento é então submetido à aprovação do cliente (fluxo estendido).</w:t>
       </w:r>
     </w:p>
     <w:p>
@@ -1249,12 +2498,12 @@
           <w:sz w:val="22"/>
           <w:szCs w:val="22"/>
         </w:rPr>
-        <w:t xml:space="preserve">Fluxo principal:</w:t>
-      </w:r>
-    </w:p>
-    <w:p>
-      <w:pPr>
-        <w:pStyle w:val="ListParagraph"/>
+        <w:t>Fluxo principal:</w:t>
+      </w:r>
+    </w:p>
+    <w:p>
+      <w:pPr>
+        <w:pStyle w:val="PargrafodaLista"/>
         <w:numPr>
           <w:ilvl w:val="0"/>
           <w:numId w:val="2"/>
@@ -1262,12 +2511,12 @@
         <w:spacing w:after="60"/>
       </w:pPr>
       <w:r>
-        <w:t xml:space="preserve">O atendente inicia o orçamento informando a OS.</w:t>
-      </w:r>
-    </w:p>
-    <w:p>
-      <w:pPr>
-        <w:pStyle w:val="ListParagraph"/>
+        <w:t>O atendente inicia o orçamento informando a OS.</w:t>
+      </w:r>
+    </w:p>
+    <w:p>
+      <w:pPr>
+        <w:pStyle w:val="PargrafodaLista"/>
         <w:numPr>
           <w:ilvl w:val="0"/>
           <w:numId w:val="2"/>
@@ -1275,12 +2524,12 @@
         <w:spacing w:after="60"/>
       </w:pPr>
       <w:r>
-        <w:t xml:space="preserve">O sistema exibe os dados da OS.</w:t>
-      </w:r>
-    </w:p>
-    <w:p>
-      <w:pPr>
-        <w:pStyle w:val="ListParagraph"/>
+        <w:t>O sistema exibe os dados da OS.</w:t>
+      </w:r>
+    </w:p>
+    <w:p>
+      <w:pPr>
+        <w:pStyle w:val="PargrafodaLista"/>
         <w:numPr>
           <w:ilvl w:val="0"/>
           <w:numId w:val="2"/>
@@ -1288,12 +2537,12 @@
         <w:spacing w:after="60"/>
       </w:pPr>
       <w:r>
-        <w:t xml:space="preserve">Para cada item, o atendente adiciona um serviço ou peça com a quantidade.</w:t>
-      </w:r>
-    </w:p>
-    <w:p>
-      <w:pPr>
-        <w:pStyle w:val="ListParagraph"/>
+        <w:t>Para cada item, o atendente adiciona um serviço ou peça com a quantidade.</w:t>
+      </w:r>
+    </w:p>
+    <w:p>
+      <w:pPr>
+        <w:pStyle w:val="PargrafodaLista"/>
         <w:numPr>
           <w:ilvl w:val="0"/>
           <w:numId w:val="2"/>
@@ -1301,12 +2550,12 @@
         <w:spacing w:after="60"/>
       </w:pPr>
       <w:r>
-        <w:t xml:space="preserve">O sistema calcula e exibe o subtotal de cada item.</w:t>
-      </w:r>
-    </w:p>
-    <w:p>
-      <w:pPr>
-        <w:pStyle w:val="ListParagraph"/>
+        <w:t>O sistema calcula e exibe o subtotal de cada item.</w:t>
+      </w:r>
+    </w:p>
+    <w:p>
+      <w:pPr>
+        <w:pStyle w:val="PargrafodaLista"/>
         <w:numPr>
           <w:ilvl w:val="0"/>
           <w:numId w:val="2"/>
@@ -1314,12 +2563,12 @@
         <w:spacing w:after="60"/>
       </w:pPr>
       <w:r>
-        <w:t xml:space="preserve">O atendente finaliza o orçamento.</w:t>
-      </w:r>
-    </w:p>
-    <w:p>
-      <w:pPr>
-        <w:pStyle w:val="ListParagraph"/>
+        <w:t>O atendente finaliza o orçamento.</w:t>
+      </w:r>
+    </w:p>
+    <w:p>
+      <w:pPr>
+        <w:pStyle w:val="PargrafodaLista"/>
         <w:numPr>
           <w:ilvl w:val="0"/>
           <w:numId w:val="2"/>
@@ -1327,21 +2576,19 @@
         <w:spacing w:after="60"/>
       </w:pPr>
       <w:r>
-        <w:t xml:space="preserve">O sistema calcula e exibe o valor total.</w:t>
-      </w:r>
-    </w:p>
-    <w:p>
-      <w:pPr>
-        <w:spacing w:after="80" w:before="160"/>
+        <w:t>O sistema calcula e exibe o valor total.</w:t>
+      </w:r>
+    </w:p>
+    <w:p>
+      <w:pPr>
+        <w:spacing w:before="160" w:after="80"/>
       </w:pPr>
       <w:r>
         <w:rPr>
           <w:b/>
           <w:bCs/>
-          <w:sz w:val="24"/>
-          <w:szCs w:val="24"/>
         </w:rPr>
-        <w:t xml:space="preserve">UC-04 — Registrar Execução de Serviço</w:t>
+        <w:t>UC-04 — Registrar Execução de Serviço</w:t>
       </w:r>
     </w:p>
     <w:p>
@@ -1350,7 +2597,7 @@
         <w:jc w:val="both"/>
       </w:pPr>
       <w:r>
-        <w:t xml:space="preserve">Após a aprovação do orçamento, o mecânico executa os reparos e registra no sistema os serviços realizados e as peças efetivamente utilizadas, dando baixa no estoque.</w:t>
+        <w:t>Após a aprovação do orçamento, o mecânico executa os reparos e registra no sistema os serviços realizados e as peças efetivamente utilizadas, dando baixa no estoque.</w:t>
       </w:r>
     </w:p>
     <w:p>
@@ -1364,12 +2611,12 @@
           <w:sz w:val="22"/>
           <w:szCs w:val="22"/>
         </w:rPr>
-        <w:t xml:space="preserve">Fluxo principal:</w:t>
-      </w:r>
-    </w:p>
-    <w:p>
-      <w:pPr>
-        <w:pStyle w:val="ListParagraph"/>
+        <w:t>Fluxo principal:</w:t>
+      </w:r>
+    </w:p>
+    <w:p>
+      <w:pPr>
+        <w:pStyle w:val="PargrafodaLista"/>
         <w:numPr>
           <w:ilvl w:val="0"/>
           <w:numId w:val="2"/>
@@ -1377,12 +2624,12 @@
         <w:spacing w:after="60"/>
       </w:pPr>
       <w:r>
-        <w:t xml:space="preserve">O mecânico seleciona a OS aprovada.</w:t>
-      </w:r>
-    </w:p>
-    <w:p>
-      <w:pPr>
-        <w:pStyle w:val="ListParagraph"/>
+        <w:t>O mecânico seleciona a OS aprovada.</w:t>
+      </w:r>
+    </w:p>
+    <w:p>
+      <w:pPr>
+        <w:pStyle w:val="PargrafodaLista"/>
         <w:numPr>
           <w:ilvl w:val="0"/>
           <w:numId w:val="2"/>
@@ -1390,12 +2637,12 @@
         <w:spacing w:after="60"/>
       </w:pPr>
       <w:r>
-        <w:t xml:space="preserve">O mecânico registra os serviços executados.</w:t>
-      </w:r>
-    </w:p>
-    <w:p>
-      <w:pPr>
-        <w:pStyle w:val="ListParagraph"/>
+        <w:t>O mecânico registra os serviços executados.</w:t>
+      </w:r>
+    </w:p>
+    <w:p>
+      <w:pPr>
+        <w:pStyle w:val="PargrafodaLista"/>
         <w:numPr>
           <w:ilvl w:val="0"/>
           <w:numId w:val="2"/>
@@ -1403,12 +2650,12 @@
         <w:spacing w:after="60"/>
       </w:pPr>
       <w:r>
-        <w:t xml:space="preserve">O mecânico informa as peças utilizadas.</w:t>
-      </w:r>
-    </w:p>
-    <w:p>
-      <w:pPr>
-        <w:pStyle w:val="ListParagraph"/>
+        <w:t>O mecânico informa as peças utilizadas.</w:t>
+      </w:r>
+    </w:p>
+    <w:p>
+      <w:pPr>
+        <w:pStyle w:val="PargrafodaLista"/>
         <w:numPr>
           <w:ilvl w:val="0"/>
           <w:numId w:val="2"/>
@@ -1416,12 +2663,12 @@
         <w:spacing w:after="60"/>
       </w:pPr>
       <w:r>
-        <w:t xml:space="preserve">O sistema dá baixa nas peças do estoque.</w:t>
-      </w:r>
-    </w:p>
-    <w:p>
-      <w:pPr>
-        <w:pStyle w:val="ListParagraph"/>
+        <w:t>O sistema dá baixa nas peças do estoque.</w:t>
+      </w:r>
+    </w:p>
+    <w:p>
+      <w:pPr>
+        <w:pStyle w:val="PargrafodaLista"/>
         <w:numPr>
           <w:ilvl w:val="0"/>
           <w:numId w:val="2"/>
@@ -1429,21 +2676,19 @@
         <w:spacing w:after="60"/>
       </w:pPr>
       <w:r>
-        <w:t xml:space="preserve">O sistema altera o status da OS para EM_EXECUCAO e, ao final, marca a conclusão técnica.</w:t>
-      </w:r>
-    </w:p>
-    <w:p>
-      <w:pPr>
-        <w:spacing w:after="80" w:before="160"/>
+        <w:t>O sistema altera o status da OS para EM_EXECUCAO e, ao final, marca a conclusão técnica.</w:t>
+      </w:r>
+    </w:p>
+    <w:p>
+      <w:pPr>
+        <w:spacing w:before="160" w:after="80"/>
       </w:pPr>
       <w:r>
         <w:rPr>
           <w:b/>
           <w:bCs/>
-          <w:sz w:val="24"/>
-          <w:szCs w:val="24"/>
         </w:rPr>
-        <w:t xml:space="preserve">UC-05 — Efetuar Pagamento</w:t>
+        <w:t>UC-05 — Efetuar Pagamento</w:t>
       </w:r>
     </w:p>
     <w:p>
@@ -1452,7 +2697,7 @@
         <w:jc w:val="both"/>
       </w:pPr>
       <w:r>
-        <w:t xml:space="preserve">Concluído o serviço, o atendente registra o pagamento da ordem de serviço. O sistema valida o valor, registra a forma de pagamento, conclui a OS e emite o recibo.</w:t>
+        <w:t>Concluído o serviço, o atendente registra o pagamento da ordem de serviço. O sistema valida o valor, registra a forma de pagamento, conclui a OS e emite o recibo.</w:t>
       </w:r>
     </w:p>
     <w:p>
@@ -1466,12 +2711,12 @@
           <w:sz w:val="22"/>
           <w:szCs w:val="22"/>
         </w:rPr>
-        <w:t xml:space="preserve">Fluxo principal:</w:t>
-      </w:r>
-    </w:p>
-    <w:p>
-      <w:pPr>
-        <w:pStyle w:val="ListParagraph"/>
+        <w:t>Fluxo principal:</w:t>
+      </w:r>
+    </w:p>
+    <w:p>
+      <w:pPr>
+        <w:pStyle w:val="PargrafodaLista"/>
         <w:numPr>
           <w:ilvl w:val="0"/>
           <w:numId w:val="2"/>
@@ -1479,12 +2724,12 @@
         <w:spacing w:after="60"/>
       </w:pPr>
       <w:r>
-        <w:t xml:space="preserve">O atendente seleciona a OS concluída.</w:t>
-      </w:r>
-    </w:p>
-    <w:p>
-      <w:pPr>
-        <w:pStyle w:val="ListParagraph"/>
+        <w:t>O atendente seleciona a OS concluída.</w:t>
+      </w:r>
+    </w:p>
+    <w:p>
+      <w:pPr>
+        <w:pStyle w:val="PargrafodaLista"/>
         <w:numPr>
           <w:ilvl w:val="0"/>
           <w:numId w:val="2"/>
@@ -1492,12 +2737,12 @@
         <w:spacing w:after="60"/>
       </w:pPr>
       <w:r>
-        <w:t xml:space="preserve">O sistema exibe o valor total a pagar.</w:t>
-      </w:r>
-    </w:p>
-    <w:p>
-      <w:pPr>
-        <w:pStyle w:val="ListParagraph"/>
+        <w:t>O sistema exibe o valor total a pagar.</w:t>
+      </w:r>
+    </w:p>
+    <w:p>
+      <w:pPr>
+        <w:pStyle w:val="PargrafodaLista"/>
         <w:numPr>
           <w:ilvl w:val="0"/>
           <w:numId w:val="2"/>
@@ -1505,12 +2750,12 @@
         <w:spacing w:after="60"/>
       </w:pPr>
       <w:r>
-        <w:t xml:space="preserve">O atendente registra a forma e o valor do pagamento.</w:t>
-      </w:r>
-    </w:p>
-    <w:p>
-      <w:pPr>
-        <w:pStyle w:val="ListParagraph"/>
+        <w:t>O atendente registra a forma e o valor do pagamento.</w:t>
+      </w:r>
+    </w:p>
+    <w:p>
+      <w:pPr>
+        <w:pStyle w:val="PargrafodaLista"/>
         <w:numPr>
           <w:ilvl w:val="0"/>
           <w:numId w:val="2"/>
@@ -1518,12 +2763,12 @@
         <w:spacing w:after="60"/>
       </w:pPr>
       <w:r>
-        <w:t xml:space="preserve">O sistema confirma o pagamento e altera o status da OS para CONCLUIDA.</w:t>
-      </w:r>
-    </w:p>
-    <w:p>
-      <w:pPr>
-        <w:pStyle w:val="ListParagraph"/>
+        <w:t>O sistema confirma o pagamento e altera o status da OS para CONCLUIDA.</w:t>
+      </w:r>
+    </w:p>
+    <w:p>
+      <w:pPr>
+        <w:pStyle w:val="PargrafodaLista"/>
         <w:numPr>
           <w:ilvl w:val="0"/>
           <w:numId w:val="2"/>
@@ -1531,16 +2776,18 @@
         <w:spacing w:after="60"/>
       </w:pPr>
       <w:r>
-        <w:t xml:space="preserve">O sistema emite o recibo.</w:t>
-      </w:r>
-    </w:p>
-    <w:p>
-      <w:pPr>
-        <w:pStyle w:val="Heading2"/>
-      </w:pPr>
-      <w:r>
-        <w:t xml:space="preserve">2.3 Diagrama de Sequência do Sistema e Contrato de Operações</w:t>
-      </w:r>
+        <w:t>O sistema emite o recibo.</w:t>
+      </w:r>
+    </w:p>
+    <w:p>
+      <w:pPr>
+        <w:pStyle w:val="Ttulo2"/>
+      </w:pPr>
+      <w:bookmarkStart w:id="4" w:name="_Toc232003090"/>
+      <w:r>
+        <w:t>2.3 Diagrama de Sequência do Sistema e Contrato de Operações</w:t>
+      </w:r>
+      <w:bookmarkEnd w:id="4"/>
     </w:p>
     <w:p>
       <w:pPr>
@@ -1548,12 +2795,24 @@
         <w:jc w:val="both"/>
       </w:pPr>
       <w:r>
-        <w:t xml:space="preserve">Nesta subseção são apresentados os Diagramas de Sequência do Sistema (DSS) de três casos de uso, tratando o sistema como uma caixa-preta, e os contratos das operações correspondentes.</w:t>
-      </w:r>
-    </w:p>
-    <w:p>
-      <w:pPr>
-        <w:spacing w:after="60" w:before="120"/>
+        <w:t>Nesta subseção são apresentados os Diagramas de Sequência do Sistema (DSS) de três casos de uso, tratando o sistema como uma caixa-preta, e os contratos das operações correspondentes.</w:t>
+      </w:r>
+    </w:p>
+    <w:p>
+      <w:pPr>
+        <w:spacing w:after="120"/>
+        <w:jc w:val="both"/>
+      </w:pPr>
+    </w:p>
+    <w:p>
+      <w:pPr>
+        <w:spacing w:after="120"/>
+        <w:jc w:val="both"/>
+      </w:pPr>
+    </w:p>
+    <w:p>
+      <w:pPr>
+        <w:spacing w:before="120" w:after="60"/>
       </w:pPr>
       <w:r>
         <w:rPr>
@@ -1562,20 +2821,24 @@
           <w:sz w:val="22"/>
           <w:szCs w:val="22"/>
         </w:rPr>
-        <w:t xml:space="preserve">DSS — UC-01 Agendar Serviço</w:t>
-      </w:r>
-    </w:p>
-    <w:p>
-      <w:pPr>
-        <w:spacing w:after="120" w:before="120"/>
+        <w:lastRenderedPageBreak/>
+        <w:t>DSS — UC-01 Agendar Serviço</w:t>
+      </w:r>
+    </w:p>
+    <w:p>
+      <w:pPr>
+        <w:spacing w:before="120" w:after="120"/>
         <w:jc w:val="center"/>
       </w:pPr>
       <w:r>
+        <w:rPr>
+          <w:noProof/>
+        </w:rPr>
         <w:drawing>
-          <wp:inline distT="0" distB="0" distL="0" distR="0">
+          <wp:inline distT="0" distB="0" distL="0" distR="0" wp14:anchorId="1F70BFAA" wp14:editId="4375AFC7">
             <wp:extent cx="3048000" cy="3362325"/>
-            <wp:effectExtent t="0" r="0" b="0" l="0"/>
-            <wp:docPr id="1" name="" descr="" title=""/>
+            <wp:effectExtent l="0" t="0" r="0" b="0"/>
+            <wp:docPr id="1516874188" name="Imagem 1516874188"/>
             <wp:cNvGraphicFramePr>
               <a:graphicFrameLocks xmlns:a="http://schemas.openxmlformats.org/drawingml/2006/main" noChangeAspect="1"/>
             </wp:cNvGraphicFramePr>
@@ -1583,13 +2846,13 @@
               <a:graphicData uri="http://schemas.openxmlformats.org/drawingml/2006/picture">
                 <pic:pic xmlns:pic="http://schemas.openxmlformats.org/drawingml/2006/picture">
                   <pic:nvPicPr>
-                    <pic:cNvPr id="0" name="" descr=""/>
+                    <pic:cNvPr id="0" name=""/>
                     <pic:cNvPicPr>
                       <a:picLocks noChangeAspect="1" noChangeArrowheads="1"/>
                     </pic:cNvPicPr>
                   </pic:nvPicPr>
                   <pic:blipFill>
-                    <a:blip r:embed="rId8" cstate="none"/>
+                    <a:blip r:embed="rId6"/>
                     <a:srcRect/>
                     <a:stretch>
                       <a:fillRect/>
@@ -1624,12 +2887,12 @@
           <w:sz w:val="20"/>
           <w:szCs w:val="20"/>
         </w:rPr>
-        <w:t xml:space="preserve">Figura 2 — DSS do UC-01 Agendar Serviço</w:t>
-      </w:r>
-    </w:p>
-    <w:p>
-      <w:pPr>
-        <w:spacing w:after="60" w:before="120"/>
+        <w:t>Figura 2 — DSS do UC-01 Agendar Serviço</w:t>
+      </w:r>
+    </w:p>
+    <w:p>
+      <w:pPr>
+        <w:spacing w:before="120" w:after="60"/>
       </w:pPr>
       <w:r>
         <w:rPr>
@@ -1638,20 +2901,23 @@
           <w:sz w:val="22"/>
           <w:szCs w:val="22"/>
         </w:rPr>
-        <w:t xml:space="preserve">DSS — UC-03 Elaborar Orçamento</w:t>
-      </w:r>
-    </w:p>
-    <w:p>
-      <w:pPr>
-        <w:spacing w:after="120" w:before="120"/>
+        <w:t>DSS — UC-03 Elaborar Orçamento</w:t>
+      </w:r>
+    </w:p>
+    <w:p>
+      <w:pPr>
+        <w:spacing w:before="120" w:after="120"/>
         <w:jc w:val="center"/>
       </w:pPr>
       <w:r>
+        <w:rPr>
+          <w:noProof/>
+        </w:rPr>
         <w:drawing>
-          <wp:inline distT="0" distB="0" distL="0" distR="0">
+          <wp:inline distT="0" distB="0" distL="0" distR="0" wp14:anchorId="14E54907" wp14:editId="3B2F3BF4">
             <wp:extent cx="3048000" cy="3905250"/>
-            <wp:effectExtent t="0" r="0" b="0" l="0"/>
-            <wp:docPr id="1" name="" descr="" title=""/>
+            <wp:effectExtent l="0" t="0" r="0" b="0"/>
+            <wp:docPr id="1018561342" name="Imagem 1018561342"/>
             <wp:cNvGraphicFramePr>
               <a:graphicFrameLocks xmlns:a="http://schemas.openxmlformats.org/drawingml/2006/main" noChangeAspect="1"/>
             </wp:cNvGraphicFramePr>
@@ -1659,13 +2925,13 @@
               <a:graphicData uri="http://schemas.openxmlformats.org/drawingml/2006/picture">
                 <pic:pic xmlns:pic="http://schemas.openxmlformats.org/drawingml/2006/picture">
                   <pic:nvPicPr>
-                    <pic:cNvPr id="0" name="" descr=""/>
+                    <pic:cNvPr id="0" name=""/>
                     <pic:cNvPicPr>
                       <a:picLocks noChangeAspect="1" noChangeArrowheads="1"/>
                     </pic:cNvPicPr>
                   </pic:nvPicPr>
                   <pic:blipFill>
-                    <a:blip r:embed="rId9" cstate="none"/>
+                    <a:blip r:embed="rId7"/>
                     <a:srcRect/>
                     <a:stretch>
                       <a:fillRect/>
@@ -1700,12 +2966,13 @@
           <w:sz w:val="20"/>
           <w:szCs w:val="20"/>
         </w:rPr>
-        <w:t xml:space="preserve">Figura 3 — DSS do UC-03 Elaborar Orçamento</w:t>
-      </w:r>
-    </w:p>
-    <w:p>
-      <w:pPr>
-        <w:spacing w:after="60" w:before="120"/>
+        <w:lastRenderedPageBreak/>
+        <w:t>Figura 3 — DSS do UC-03 Elaborar Orçamento</w:t>
+      </w:r>
+    </w:p>
+    <w:p>
+      <w:pPr>
+        <w:spacing w:before="120" w:after="60"/>
       </w:pPr>
       <w:r>
         <w:rPr>
@@ -1714,20 +2981,23 @@
           <w:sz w:val="22"/>
           <w:szCs w:val="22"/>
         </w:rPr>
-        <w:t xml:space="preserve">DSS — UC-05 Efetuar Pagamento</w:t>
-      </w:r>
-    </w:p>
-    <w:p>
-      <w:pPr>
-        <w:spacing w:after="120" w:before="120"/>
+        <w:t>DSS — UC-05 Efetuar Pagamento</w:t>
+      </w:r>
+    </w:p>
+    <w:p>
+      <w:pPr>
+        <w:spacing w:before="120" w:after="120"/>
         <w:jc w:val="center"/>
       </w:pPr>
       <w:r>
+        <w:rPr>
+          <w:noProof/>
+        </w:rPr>
         <w:drawing>
-          <wp:inline distT="0" distB="0" distL="0" distR="0">
+          <wp:inline distT="0" distB="0" distL="0" distR="0" wp14:anchorId="1E1BD224" wp14:editId="2C596208">
             <wp:extent cx="3048000" cy="3390900"/>
-            <wp:effectExtent t="0" r="0" b="0" l="0"/>
-            <wp:docPr id="1" name="" descr="" title=""/>
+            <wp:effectExtent l="0" t="0" r="0" b="0"/>
+            <wp:docPr id="1702441037" name="Imagem 1702441037"/>
             <wp:cNvGraphicFramePr>
               <a:graphicFrameLocks xmlns:a="http://schemas.openxmlformats.org/drawingml/2006/main" noChangeAspect="1"/>
             </wp:cNvGraphicFramePr>
@@ -1735,13 +3005,13 @@
               <a:graphicData uri="http://schemas.openxmlformats.org/drawingml/2006/picture">
                 <pic:pic xmlns:pic="http://schemas.openxmlformats.org/drawingml/2006/picture">
                   <pic:nvPicPr>
-                    <pic:cNvPr id="0" name="" descr=""/>
+                    <pic:cNvPr id="0" name=""/>
                     <pic:cNvPicPr>
                       <a:picLocks noChangeAspect="1" noChangeArrowheads="1"/>
                     </pic:cNvPicPr>
                   </pic:nvPicPr>
                   <pic:blipFill>
-                    <a:blip r:embed="rId10" cstate="none"/>
+                    <a:blip r:embed="rId8"/>
                     <a:srcRect/>
                     <a:stretch>
                       <a:fillRect/>
@@ -1776,56 +3046,65 @@
           <w:sz w:val="20"/>
           <w:szCs w:val="20"/>
         </w:rPr>
-        <w:t xml:space="preserve">Figura 4 — DSS do UC-05 Efetuar Pagamento</w:t>
-      </w:r>
-    </w:p>
-    <w:p>
-      <w:pPr>
-        <w:spacing w:after="80" w:before="160"/>
+        <w:t>Figura 4 — DSS do UC-05 Efetuar Pagamento</w:t>
+      </w:r>
+    </w:p>
+    <w:p>
+      <w:pPr>
+        <w:spacing w:before="160" w:after="80"/>
       </w:pPr>
       <w:r>
         <w:rPr>
           <w:b/>
           <w:bCs/>
-          <w:sz w:val="24"/>
-          <w:szCs w:val="24"/>
         </w:rPr>
-        <w:t xml:space="preserve">Contratos de Operação</w:t>
+        <w:t>Contratos de Operação</w:t>
       </w:r>
     </w:p>
     <w:tbl>
       <w:tblPr>
-        <w:tblW w:type="dxa" w:w="9360"/>
+        <w:tblW w:w="9360" w:type="dxa"/>
         <w:tblBorders>
-          <w:top w:val="single" w:color="auto" w:sz="4"/>
-          <w:left w:val="single" w:color="auto" w:sz="4"/>
-          <w:bottom w:val="single" w:color="auto" w:sz="4"/>
-          <w:right w:val="single" w:color="auto" w:sz="4"/>
-          <w:insideH w:val="single" w:color="auto" w:sz="4"/>
-          <w:insideV w:val="single" w:color="auto" w:sz="4"/>
+          <w:top w:val="single" w:sz="4" w:space="0" w:color="auto"/>
+          <w:left w:val="single" w:sz="4" w:space="0" w:color="auto"/>
+          <w:bottom w:val="single" w:sz="4" w:space="0" w:color="auto"/>
+          <w:right w:val="single" w:sz="4" w:space="0" w:color="auto"/>
+          <w:insideH w:val="single" w:sz="4" w:space="0" w:color="auto"/>
+          <w:insideV w:val="single" w:sz="4" w:space="0" w:color="auto"/>
         </w:tblBorders>
+        <w:tblCellMar>
+          <w:left w:w="10" w:type="dxa"/>
+          <w:right w:w="10" w:type="dxa"/>
+        </w:tblCellMar>
+        <w:tblLook w:val="04A0" w:firstRow="1" w:lastRow="0" w:firstColumn="1" w:lastColumn="0" w:noHBand="0" w:noVBand="1"/>
       </w:tblPr>
       <w:tblGrid>
         <w:gridCol w:w="2800"/>
         <w:gridCol w:w="6560"/>
       </w:tblGrid>
       <w:tr>
+        <w:tblPrEx>
+          <w:tblCellMar>
+            <w:top w:w="0" w:type="dxa"/>
+            <w:bottom w:w="0" w:type="dxa"/>
+          </w:tblCellMar>
+        </w:tblPrEx>
         <w:tc>
           <w:tcPr>
-            <w:tcW w:type="dxa" w:w="9360"/>
+            <w:tcW w:w="9360" w:type="dxa"/>
             <w:gridSpan w:val="2"/>
             <w:tcBorders>
-              <w:top w:val="single" w:color="999999" w:sz="1"/>
-              <w:left w:val="single" w:color="999999" w:sz="1"/>
-              <w:bottom w:val="single" w:color="999999" w:sz="1"/>
-              <w:right w:val="single" w:color="999999" w:sz="1"/>
+              <w:top w:val="single" w:sz="1" w:space="0" w:color="999999"/>
+              <w:left w:val="single" w:sz="1" w:space="0" w:color="999999"/>
+              <w:bottom w:val="single" w:sz="1" w:space="0" w:color="999999"/>
+              <w:right w:val="single" w:sz="1" w:space="0" w:color="999999"/>
             </w:tcBorders>
-            <w:shd w:fill="B8CCE4" w:val="clear"/>
+            <w:shd w:val="clear" w:color="auto" w:fill="B8CCE4"/>
             <w:tcMar>
-              <w:top w:type="dxa" w:w="60"/>
-              <w:left w:type="dxa" w:w="100"/>
-              <w:bottom w:type="dxa" w:w="60"/>
-              <w:right w:type="dxa" w:w="100"/>
+              <w:top w:w="60" w:type="dxa"/>
+              <w:left w:w="100" w:type="dxa"/>
+              <w:bottom w:w="60" w:type="dxa"/>
+              <w:right w:w="100" w:type="dxa"/>
             </w:tcMar>
           </w:tcPr>
           <w:p>
@@ -1836,27 +3115,33 @@
                 <w:sz w:val="20"/>
                 <w:szCs w:val="20"/>
               </w:rPr>
-              <w:t xml:space="preserve">Contrato 1</w:t>
+              <w:t>Contrato 1</w:t>
             </w:r>
           </w:p>
         </w:tc>
       </w:tr>
       <w:tr>
+        <w:tblPrEx>
+          <w:tblCellMar>
+            <w:top w:w="0" w:type="dxa"/>
+            <w:bottom w:w="0" w:type="dxa"/>
+          </w:tblCellMar>
+        </w:tblPrEx>
         <w:tc>
           <w:tcPr>
-            <w:tcW w:type="dxa" w:w="2800"/>
+            <w:tcW w:w="2800" w:type="dxa"/>
             <w:tcBorders>
-              <w:top w:val="single" w:color="999999" w:sz="1"/>
-              <w:left w:val="single" w:color="999999" w:sz="1"/>
-              <w:bottom w:val="single" w:color="999999" w:sz="1"/>
-              <w:right w:val="single" w:color="999999" w:sz="1"/>
+              <w:top w:val="single" w:sz="1" w:space="0" w:color="999999"/>
+              <w:left w:val="single" w:sz="1" w:space="0" w:color="999999"/>
+              <w:bottom w:val="single" w:sz="1" w:space="0" w:color="999999"/>
+              <w:right w:val="single" w:sz="1" w:space="0" w:color="999999"/>
             </w:tcBorders>
-            <w:shd w:fill="D5E8F0" w:val="clear"/>
+            <w:shd w:val="clear" w:color="auto" w:fill="D5E8F0"/>
             <w:tcMar>
-              <w:top w:type="dxa" w:w="60"/>
-              <w:left w:type="dxa" w:w="100"/>
-              <w:bottom w:type="dxa" w:w="60"/>
-              <w:right w:type="dxa" w:w="100"/>
+              <w:top w:w="60" w:type="dxa"/>
+              <w:left w:w="100" w:type="dxa"/>
+              <w:bottom w:w="60" w:type="dxa"/>
+              <w:right w:w="100" w:type="dxa"/>
             </w:tcMar>
           </w:tcPr>
           <w:p>
@@ -1867,55 +3152,102 @@
                 <w:sz w:val="20"/>
                 <w:szCs w:val="20"/>
               </w:rPr>
-              <w:t xml:space="preserve">Operação</w:t>
+              <w:t>Operação</w:t>
             </w:r>
           </w:p>
         </w:tc>
         <w:tc>
           <w:tcPr>
-            <w:tcW w:type="dxa" w:w="6560"/>
+            <w:tcW w:w="6560" w:type="dxa"/>
             <w:tcBorders>
-              <w:top w:val="single" w:color="999999" w:sz="1"/>
-              <w:left w:val="single" w:color="999999" w:sz="1"/>
-              <w:bottom w:val="single" w:color="999999" w:sz="1"/>
-              <w:right w:val="single" w:color="999999" w:sz="1"/>
+              <w:top w:val="single" w:sz="1" w:space="0" w:color="999999"/>
+              <w:left w:val="single" w:sz="1" w:space="0" w:color="999999"/>
+              <w:bottom w:val="single" w:sz="1" w:space="0" w:color="999999"/>
+              <w:right w:val="single" w:sz="1" w:space="0" w:color="999999"/>
             </w:tcBorders>
             <w:tcMar>
-              <w:top w:type="dxa" w:w="60"/>
-              <w:left w:type="dxa" w:w="100"/>
-              <w:bottom w:type="dxa" w:w="60"/>
-              <w:right w:type="dxa" w:w="100"/>
+              <w:top w:w="60" w:type="dxa"/>
+              <w:left w:w="100" w:type="dxa"/>
+              <w:bottom w:w="60" w:type="dxa"/>
+              <w:right w:w="100" w:type="dxa"/>
             </w:tcMar>
           </w:tcPr>
           <w:p>
-            <w:r>
-              <w:rPr>
-                <w:b w:val="false"/>
-                <w:bCs w:val="false"/>
-                <w:sz w:val="20"/>
-                <w:szCs w:val="20"/>
-              </w:rPr>
-              <w:t xml:space="preserve">confirmarAgendamento(idVeiculo, idServico, data, hora)</w:t>
+            <w:proofErr w:type="spellStart"/>
+            <w:proofErr w:type="gramStart"/>
+            <w:r>
+              <w:rPr>
+                <w:sz w:val="20"/>
+                <w:szCs w:val="20"/>
+              </w:rPr>
+              <w:t>confirmarAgendamento</w:t>
+            </w:r>
+            <w:proofErr w:type="spellEnd"/>
+            <w:r>
+              <w:rPr>
+                <w:sz w:val="20"/>
+                <w:szCs w:val="20"/>
+              </w:rPr>
+              <w:t>(</w:t>
+            </w:r>
+            <w:proofErr w:type="spellStart"/>
+            <w:proofErr w:type="gramEnd"/>
+            <w:r>
+              <w:rPr>
+                <w:sz w:val="20"/>
+                <w:szCs w:val="20"/>
+              </w:rPr>
+              <w:t>idVeiculo</w:t>
+            </w:r>
+            <w:proofErr w:type="spellEnd"/>
+            <w:r>
+              <w:rPr>
+                <w:sz w:val="20"/>
+                <w:szCs w:val="20"/>
+              </w:rPr>
+              <w:t xml:space="preserve">, </w:t>
+            </w:r>
+            <w:proofErr w:type="spellStart"/>
+            <w:r>
+              <w:rPr>
+                <w:sz w:val="20"/>
+                <w:szCs w:val="20"/>
+              </w:rPr>
+              <w:t>idServico</w:t>
+            </w:r>
+            <w:proofErr w:type="spellEnd"/>
+            <w:r>
+              <w:rPr>
+                <w:sz w:val="20"/>
+                <w:szCs w:val="20"/>
+              </w:rPr>
+              <w:t>, data, hora)</w:t>
             </w:r>
           </w:p>
         </w:tc>
       </w:tr>
       <w:tr>
+        <w:tblPrEx>
+          <w:tblCellMar>
+            <w:top w:w="0" w:type="dxa"/>
+            <w:bottom w:w="0" w:type="dxa"/>
+          </w:tblCellMar>
+        </w:tblPrEx>
         <w:tc>
           <w:tcPr>
-            <w:tcW w:type="dxa" w:w="2800"/>
+            <w:tcW w:w="2800" w:type="dxa"/>
             <w:tcBorders>
-              <w:top w:val="single" w:color="999999" w:sz="1"/>
-              <w:left w:val="single" w:color="999999" w:sz="1"/>
-              <w:bottom w:val="single" w:color="999999" w:sz="1"/>
-              <w:right w:val="single" w:color="999999" w:sz="1"/>
+              <w:top w:val="single" w:sz="1" w:space="0" w:color="999999"/>
+              <w:left w:val="single" w:sz="1" w:space="0" w:color="999999"/>
+              <w:bottom w:val="single" w:sz="1" w:space="0" w:color="999999"/>
+              <w:right w:val="single" w:sz="1" w:space="0" w:color="999999"/>
             </w:tcBorders>
-            <w:shd w:fill="D5E8F0" w:val="clear"/>
+            <w:shd w:val="clear" w:color="auto" w:fill="D5E8F0"/>
             <w:tcMar>
-              <w:top w:type="dxa" w:w="60"/>
-              <w:left w:type="dxa" w:w="100"/>
-              <w:bottom w:type="dxa" w:w="60"/>
-              <w:right w:type="dxa" w:w="100"/>
+              <w:top w:w="60" w:type="dxa"/>
+              <w:left w:w="100" w:type="dxa"/>
+              <w:bottom w:w="60" w:type="dxa"/>
+              <w:right w:w="100" w:type="dxa"/>
             </w:tcMar>
           </w:tcPr>
           <w:p>
@@ -1926,55 +3258,59 @@
                 <w:sz w:val="20"/>
                 <w:szCs w:val="20"/>
               </w:rPr>
-              <w:t xml:space="preserve">Referências cruzadas</w:t>
+              <w:t>Referências cruzadas</w:t>
             </w:r>
           </w:p>
         </w:tc>
         <w:tc>
           <w:tcPr>
-            <w:tcW w:type="dxa" w:w="6560"/>
+            <w:tcW w:w="6560" w:type="dxa"/>
             <w:tcBorders>
-              <w:top w:val="single" w:color="999999" w:sz="1"/>
-              <w:left w:val="single" w:color="999999" w:sz="1"/>
-              <w:bottom w:val="single" w:color="999999" w:sz="1"/>
-              <w:right w:val="single" w:color="999999" w:sz="1"/>
+              <w:top w:val="single" w:sz="1" w:space="0" w:color="999999"/>
+              <w:left w:val="single" w:sz="1" w:space="0" w:color="999999"/>
+              <w:bottom w:val="single" w:sz="1" w:space="0" w:color="999999"/>
+              <w:right w:val="single" w:sz="1" w:space="0" w:color="999999"/>
             </w:tcBorders>
             <w:tcMar>
-              <w:top w:type="dxa" w:w="60"/>
-              <w:left w:type="dxa" w:w="100"/>
-              <w:bottom w:type="dxa" w:w="60"/>
-              <w:right w:type="dxa" w:w="100"/>
+              <w:top w:w="60" w:type="dxa"/>
+              <w:left w:w="100" w:type="dxa"/>
+              <w:bottom w:w="60" w:type="dxa"/>
+              <w:right w:w="100" w:type="dxa"/>
             </w:tcMar>
           </w:tcPr>
           <w:p>
             <w:r>
               <w:rPr>
-                <w:b w:val="false"/>
-                <w:bCs w:val="false"/>
-                <w:sz w:val="20"/>
-                <w:szCs w:val="20"/>
-              </w:rPr>
-              <w:t xml:space="preserve">UC-01 Agendar Serviço</w:t>
+                <w:sz w:val="20"/>
+                <w:szCs w:val="20"/>
+              </w:rPr>
+              <w:t>UC-01 Agendar Serviço</w:t>
             </w:r>
           </w:p>
         </w:tc>
       </w:tr>
       <w:tr>
+        <w:tblPrEx>
+          <w:tblCellMar>
+            <w:top w:w="0" w:type="dxa"/>
+            <w:bottom w:w="0" w:type="dxa"/>
+          </w:tblCellMar>
+        </w:tblPrEx>
         <w:tc>
           <w:tcPr>
-            <w:tcW w:type="dxa" w:w="2800"/>
+            <w:tcW w:w="2800" w:type="dxa"/>
             <w:tcBorders>
-              <w:top w:val="single" w:color="999999" w:sz="1"/>
-              <w:left w:val="single" w:color="999999" w:sz="1"/>
-              <w:bottom w:val="single" w:color="999999" w:sz="1"/>
-              <w:right w:val="single" w:color="999999" w:sz="1"/>
+              <w:top w:val="single" w:sz="1" w:space="0" w:color="999999"/>
+              <w:left w:val="single" w:sz="1" w:space="0" w:color="999999"/>
+              <w:bottom w:val="single" w:sz="1" w:space="0" w:color="999999"/>
+              <w:right w:val="single" w:sz="1" w:space="0" w:color="999999"/>
             </w:tcBorders>
-            <w:shd w:fill="D5E8F0" w:val="clear"/>
+            <w:shd w:val="clear" w:color="auto" w:fill="D5E8F0"/>
             <w:tcMar>
-              <w:top w:type="dxa" w:w="60"/>
-              <w:left w:type="dxa" w:w="100"/>
-              <w:bottom w:type="dxa" w:w="60"/>
-              <w:right w:type="dxa" w:w="100"/>
+              <w:top w:w="60" w:type="dxa"/>
+              <w:left w:w="100" w:type="dxa"/>
+              <w:bottom w:w="60" w:type="dxa"/>
+              <w:right w:w="100" w:type="dxa"/>
             </w:tcMar>
           </w:tcPr>
           <w:p>
@@ -1985,55 +3321,59 @@
                 <w:sz w:val="20"/>
                 <w:szCs w:val="20"/>
               </w:rPr>
-              <w:t xml:space="preserve">Pré-condições</w:t>
+              <w:t>Pré-condições</w:t>
             </w:r>
           </w:p>
         </w:tc>
         <w:tc>
           <w:tcPr>
-            <w:tcW w:type="dxa" w:w="6560"/>
+            <w:tcW w:w="6560" w:type="dxa"/>
             <w:tcBorders>
-              <w:top w:val="single" w:color="999999" w:sz="1"/>
-              <w:left w:val="single" w:color="999999" w:sz="1"/>
-              <w:bottom w:val="single" w:color="999999" w:sz="1"/>
-              <w:right w:val="single" w:color="999999" w:sz="1"/>
+              <w:top w:val="single" w:sz="1" w:space="0" w:color="999999"/>
+              <w:left w:val="single" w:sz="1" w:space="0" w:color="999999"/>
+              <w:bottom w:val="single" w:sz="1" w:space="0" w:color="999999"/>
+              <w:right w:val="single" w:sz="1" w:space="0" w:color="999999"/>
             </w:tcBorders>
             <w:tcMar>
-              <w:top w:type="dxa" w:w="60"/>
-              <w:left w:type="dxa" w:w="100"/>
-              <w:bottom w:type="dxa" w:w="60"/>
-              <w:right w:type="dxa" w:w="100"/>
+              <w:top w:w="60" w:type="dxa"/>
+              <w:left w:w="100" w:type="dxa"/>
+              <w:bottom w:w="60" w:type="dxa"/>
+              <w:right w:w="100" w:type="dxa"/>
             </w:tcMar>
           </w:tcPr>
           <w:p>
             <w:r>
               <w:rPr>
-                <w:b w:val="false"/>
-                <w:bCs w:val="false"/>
-                <w:sz w:val="20"/>
-                <w:szCs w:val="20"/>
-              </w:rPr>
-              <w:t xml:space="preserve">O cliente e o veículo estão cadastrados; o horário escolhido está disponível.</w:t>
+                <w:sz w:val="20"/>
+                <w:szCs w:val="20"/>
+              </w:rPr>
+              <w:t>O cliente e o veículo estão cadastrados; o horário escolhido está disponível.</w:t>
             </w:r>
           </w:p>
         </w:tc>
       </w:tr>
       <w:tr>
+        <w:tblPrEx>
+          <w:tblCellMar>
+            <w:top w:w="0" w:type="dxa"/>
+            <w:bottom w:w="0" w:type="dxa"/>
+          </w:tblCellMar>
+        </w:tblPrEx>
         <w:tc>
           <w:tcPr>
-            <w:tcW w:type="dxa" w:w="2800"/>
+            <w:tcW w:w="2800" w:type="dxa"/>
             <w:tcBorders>
-              <w:top w:val="single" w:color="999999" w:sz="1"/>
-              <w:left w:val="single" w:color="999999" w:sz="1"/>
-              <w:bottom w:val="single" w:color="999999" w:sz="1"/>
-              <w:right w:val="single" w:color="999999" w:sz="1"/>
+              <w:top w:val="single" w:sz="1" w:space="0" w:color="999999"/>
+              <w:left w:val="single" w:sz="1" w:space="0" w:color="999999"/>
+              <w:bottom w:val="single" w:sz="1" w:space="0" w:color="999999"/>
+              <w:right w:val="single" w:sz="1" w:space="0" w:color="999999"/>
             </w:tcBorders>
-            <w:shd w:fill="D5E8F0" w:val="clear"/>
+            <w:shd w:val="clear" w:color="auto" w:fill="D5E8F0"/>
             <w:tcMar>
-              <w:top w:type="dxa" w:w="60"/>
-              <w:left w:type="dxa" w:w="100"/>
-              <w:bottom w:type="dxa" w:w="60"/>
-              <w:right w:type="dxa" w:w="100"/>
+              <w:top w:w="60" w:type="dxa"/>
+              <w:left w:w="100" w:type="dxa"/>
+              <w:bottom w:w="60" w:type="dxa"/>
+              <w:right w:w="100" w:type="dxa"/>
             </w:tcMar>
           </w:tcPr>
           <w:p>
@@ -2044,35 +3384,33 @@
                 <w:sz w:val="20"/>
                 <w:szCs w:val="20"/>
               </w:rPr>
-              <w:t xml:space="preserve">Pós-condições</w:t>
+              <w:t>Pós-condições</w:t>
             </w:r>
           </w:p>
         </w:tc>
         <w:tc>
           <w:tcPr>
-            <w:tcW w:type="dxa" w:w="6560"/>
+            <w:tcW w:w="6560" w:type="dxa"/>
             <w:tcBorders>
-              <w:top w:val="single" w:color="999999" w:sz="1"/>
-              <w:left w:val="single" w:color="999999" w:sz="1"/>
-              <w:bottom w:val="single" w:color="999999" w:sz="1"/>
-              <w:right w:val="single" w:color="999999" w:sz="1"/>
+              <w:top w:val="single" w:sz="1" w:space="0" w:color="999999"/>
+              <w:left w:val="single" w:sz="1" w:space="0" w:color="999999"/>
+              <w:bottom w:val="single" w:sz="1" w:space="0" w:color="999999"/>
+              <w:right w:val="single" w:sz="1" w:space="0" w:color="999999"/>
             </w:tcBorders>
             <w:tcMar>
-              <w:top w:type="dxa" w:w="60"/>
-              <w:left w:type="dxa" w:w="100"/>
-              <w:bottom w:type="dxa" w:w="60"/>
-              <w:right w:type="dxa" w:w="100"/>
+              <w:top w:w="60" w:type="dxa"/>
+              <w:left w:w="100" w:type="dxa"/>
+              <w:bottom w:w="60" w:type="dxa"/>
+              <w:right w:w="100" w:type="dxa"/>
             </w:tcMar>
           </w:tcPr>
           <w:p>
             <w:r>
               <w:rPr>
-                <w:b w:val="false"/>
-                <w:bCs w:val="false"/>
-                <w:sz w:val="20"/>
-                <w:szCs w:val="20"/>
-              </w:rPr>
-              <w:t xml:space="preserve">Um novo agendamento foi criado e associado ao veículo; um número de comprovante foi gerado.</w:t>
+                <w:sz w:val="20"/>
+                <w:szCs w:val="20"/>
+              </w:rPr>
+              <w:t>Um novo agendamento foi criado e associado ao veículo; um número de comprovante foi gerado.</w:t>
             </w:r>
           </w:p>
         </w:tc>
@@ -2085,37 +3423,48 @@
     </w:p>
     <w:tbl>
       <w:tblPr>
-        <w:tblW w:type="dxa" w:w="9360"/>
+        <w:tblW w:w="9360" w:type="dxa"/>
         <w:tblBorders>
-          <w:top w:val="single" w:color="auto" w:sz="4"/>
-          <w:left w:val="single" w:color="auto" w:sz="4"/>
-          <w:bottom w:val="single" w:color="auto" w:sz="4"/>
-          <w:right w:val="single" w:color="auto" w:sz="4"/>
-          <w:insideH w:val="single" w:color="auto" w:sz="4"/>
-          <w:insideV w:val="single" w:color="auto" w:sz="4"/>
+          <w:top w:val="single" w:sz="4" w:space="0" w:color="auto"/>
+          <w:left w:val="single" w:sz="4" w:space="0" w:color="auto"/>
+          <w:bottom w:val="single" w:sz="4" w:space="0" w:color="auto"/>
+          <w:right w:val="single" w:sz="4" w:space="0" w:color="auto"/>
+          <w:insideH w:val="single" w:sz="4" w:space="0" w:color="auto"/>
+          <w:insideV w:val="single" w:sz="4" w:space="0" w:color="auto"/>
         </w:tblBorders>
+        <w:tblCellMar>
+          <w:left w:w="10" w:type="dxa"/>
+          <w:right w:w="10" w:type="dxa"/>
+        </w:tblCellMar>
+        <w:tblLook w:val="04A0" w:firstRow="1" w:lastRow="0" w:firstColumn="1" w:lastColumn="0" w:noHBand="0" w:noVBand="1"/>
       </w:tblPr>
       <w:tblGrid>
         <w:gridCol w:w="2800"/>
         <w:gridCol w:w="6560"/>
       </w:tblGrid>
       <w:tr>
+        <w:tblPrEx>
+          <w:tblCellMar>
+            <w:top w:w="0" w:type="dxa"/>
+            <w:bottom w:w="0" w:type="dxa"/>
+          </w:tblCellMar>
+        </w:tblPrEx>
         <w:tc>
           <w:tcPr>
-            <w:tcW w:type="dxa" w:w="9360"/>
+            <w:tcW w:w="9360" w:type="dxa"/>
             <w:gridSpan w:val="2"/>
             <w:tcBorders>
-              <w:top w:val="single" w:color="999999" w:sz="1"/>
-              <w:left w:val="single" w:color="999999" w:sz="1"/>
-              <w:bottom w:val="single" w:color="999999" w:sz="1"/>
-              <w:right w:val="single" w:color="999999" w:sz="1"/>
+              <w:top w:val="single" w:sz="1" w:space="0" w:color="999999"/>
+              <w:left w:val="single" w:sz="1" w:space="0" w:color="999999"/>
+              <w:bottom w:val="single" w:sz="1" w:space="0" w:color="999999"/>
+              <w:right w:val="single" w:sz="1" w:space="0" w:color="999999"/>
             </w:tcBorders>
-            <w:shd w:fill="B8CCE4" w:val="clear"/>
+            <w:shd w:val="clear" w:color="auto" w:fill="B8CCE4"/>
             <w:tcMar>
-              <w:top w:type="dxa" w:w="60"/>
-              <w:left w:type="dxa" w:w="100"/>
-              <w:bottom w:type="dxa" w:w="60"/>
-              <w:right w:type="dxa" w:w="100"/>
+              <w:top w:w="60" w:type="dxa"/>
+              <w:left w:w="100" w:type="dxa"/>
+              <w:bottom w:w="60" w:type="dxa"/>
+              <w:right w:w="100" w:type="dxa"/>
             </w:tcMar>
           </w:tcPr>
           <w:p>
@@ -2126,27 +3475,33 @@
                 <w:sz w:val="20"/>
                 <w:szCs w:val="20"/>
               </w:rPr>
-              <w:t xml:space="preserve">Contrato 2</w:t>
+              <w:t>Contrato 2</w:t>
             </w:r>
           </w:p>
         </w:tc>
       </w:tr>
       <w:tr>
+        <w:tblPrEx>
+          <w:tblCellMar>
+            <w:top w:w="0" w:type="dxa"/>
+            <w:bottom w:w="0" w:type="dxa"/>
+          </w:tblCellMar>
+        </w:tblPrEx>
         <w:tc>
           <w:tcPr>
-            <w:tcW w:type="dxa" w:w="2800"/>
+            <w:tcW w:w="2800" w:type="dxa"/>
             <w:tcBorders>
-              <w:top w:val="single" w:color="999999" w:sz="1"/>
-              <w:left w:val="single" w:color="999999" w:sz="1"/>
-              <w:bottom w:val="single" w:color="999999" w:sz="1"/>
-              <w:right w:val="single" w:color="999999" w:sz="1"/>
+              <w:top w:val="single" w:sz="1" w:space="0" w:color="999999"/>
+              <w:left w:val="single" w:sz="1" w:space="0" w:color="999999"/>
+              <w:bottom w:val="single" w:sz="1" w:space="0" w:color="999999"/>
+              <w:right w:val="single" w:sz="1" w:space="0" w:color="999999"/>
             </w:tcBorders>
-            <w:shd w:fill="D5E8F0" w:val="clear"/>
+            <w:shd w:val="clear" w:color="auto" w:fill="D5E8F0"/>
             <w:tcMar>
-              <w:top w:type="dxa" w:w="60"/>
-              <w:left w:type="dxa" w:w="100"/>
-              <w:bottom w:type="dxa" w:w="60"/>
-              <w:right w:type="dxa" w:w="100"/>
+              <w:top w:w="60" w:type="dxa"/>
+              <w:left w:w="100" w:type="dxa"/>
+              <w:bottom w:w="60" w:type="dxa"/>
+              <w:right w:w="100" w:type="dxa"/>
             </w:tcMar>
           </w:tcPr>
           <w:p>
@@ -2157,55 +3512,84 @@
                 <w:sz w:val="20"/>
                 <w:szCs w:val="20"/>
               </w:rPr>
-              <w:t xml:space="preserve">Operação</w:t>
+              <w:t>Operação</w:t>
             </w:r>
           </w:p>
         </w:tc>
         <w:tc>
           <w:tcPr>
-            <w:tcW w:type="dxa" w:w="6560"/>
+            <w:tcW w:w="6560" w:type="dxa"/>
             <w:tcBorders>
-              <w:top w:val="single" w:color="999999" w:sz="1"/>
-              <w:left w:val="single" w:color="999999" w:sz="1"/>
-              <w:bottom w:val="single" w:color="999999" w:sz="1"/>
-              <w:right w:val="single" w:color="999999" w:sz="1"/>
+              <w:top w:val="single" w:sz="1" w:space="0" w:color="999999"/>
+              <w:left w:val="single" w:sz="1" w:space="0" w:color="999999"/>
+              <w:bottom w:val="single" w:sz="1" w:space="0" w:color="999999"/>
+              <w:right w:val="single" w:sz="1" w:space="0" w:color="999999"/>
             </w:tcBorders>
             <w:tcMar>
-              <w:top w:type="dxa" w:w="60"/>
-              <w:left w:type="dxa" w:w="100"/>
-              <w:bottom w:type="dxa" w:w="60"/>
-              <w:right w:type="dxa" w:w="100"/>
+              <w:top w:w="60" w:type="dxa"/>
+              <w:left w:w="100" w:type="dxa"/>
+              <w:bottom w:w="60" w:type="dxa"/>
+              <w:right w:w="100" w:type="dxa"/>
             </w:tcMar>
           </w:tcPr>
           <w:p>
-            <w:r>
-              <w:rPr>
-                <w:b w:val="false"/>
-                <w:bCs w:val="false"/>
-                <w:sz w:val="20"/>
-                <w:szCs w:val="20"/>
-              </w:rPr>
-              <w:t xml:space="preserve">finalizarOrcamento(idOS)</w:t>
+            <w:proofErr w:type="spellStart"/>
+            <w:r>
+              <w:rPr>
+                <w:sz w:val="20"/>
+                <w:szCs w:val="20"/>
+              </w:rPr>
+              <w:t>finalizarOrcamento</w:t>
+            </w:r>
+            <w:proofErr w:type="spellEnd"/>
+            <w:r>
+              <w:rPr>
+                <w:sz w:val="20"/>
+                <w:szCs w:val="20"/>
+              </w:rPr>
+              <w:t>(</w:t>
+            </w:r>
+            <w:proofErr w:type="spellStart"/>
+            <w:r>
+              <w:rPr>
+                <w:sz w:val="20"/>
+                <w:szCs w:val="20"/>
+              </w:rPr>
+              <w:t>idOS</w:t>
+            </w:r>
+            <w:proofErr w:type="spellEnd"/>
+            <w:r>
+              <w:rPr>
+                <w:sz w:val="20"/>
+                <w:szCs w:val="20"/>
+              </w:rPr>
+              <w:t>)</w:t>
             </w:r>
           </w:p>
         </w:tc>
       </w:tr>
       <w:tr>
+        <w:tblPrEx>
+          <w:tblCellMar>
+            <w:top w:w="0" w:type="dxa"/>
+            <w:bottom w:w="0" w:type="dxa"/>
+          </w:tblCellMar>
+        </w:tblPrEx>
         <w:tc>
           <w:tcPr>
-            <w:tcW w:type="dxa" w:w="2800"/>
+            <w:tcW w:w="2800" w:type="dxa"/>
             <w:tcBorders>
-              <w:top w:val="single" w:color="999999" w:sz="1"/>
-              <w:left w:val="single" w:color="999999" w:sz="1"/>
-              <w:bottom w:val="single" w:color="999999" w:sz="1"/>
-              <w:right w:val="single" w:color="999999" w:sz="1"/>
+              <w:top w:val="single" w:sz="1" w:space="0" w:color="999999"/>
+              <w:left w:val="single" w:sz="1" w:space="0" w:color="999999"/>
+              <w:bottom w:val="single" w:sz="1" w:space="0" w:color="999999"/>
+              <w:right w:val="single" w:sz="1" w:space="0" w:color="999999"/>
             </w:tcBorders>
-            <w:shd w:fill="D5E8F0" w:val="clear"/>
+            <w:shd w:val="clear" w:color="auto" w:fill="D5E8F0"/>
             <w:tcMar>
-              <w:top w:type="dxa" w:w="60"/>
-              <w:left w:type="dxa" w:w="100"/>
-              <w:bottom w:type="dxa" w:w="60"/>
-              <w:right w:type="dxa" w:w="100"/>
+              <w:top w:w="60" w:type="dxa"/>
+              <w:left w:w="100" w:type="dxa"/>
+              <w:bottom w:w="60" w:type="dxa"/>
+              <w:right w:w="100" w:type="dxa"/>
             </w:tcMar>
           </w:tcPr>
           <w:p>
@@ -2216,55 +3600,59 @@
                 <w:sz w:val="20"/>
                 <w:szCs w:val="20"/>
               </w:rPr>
-              <w:t xml:space="preserve">Referências cruzadas</w:t>
+              <w:t>Referências cruzadas</w:t>
             </w:r>
           </w:p>
         </w:tc>
         <w:tc>
           <w:tcPr>
-            <w:tcW w:type="dxa" w:w="6560"/>
+            <w:tcW w:w="6560" w:type="dxa"/>
             <w:tcBorders>
-              <w:top w:val="single" w:color="999999" w:sz="1"/>
-              <w:left w:val="single" w:color="999999" w:sz="1"/>
-              <w:bottom w:val="single" w:color="999999" w:sz="1"/>
-              <w:right w:val="single" w:color="999999" w:sz="1"/>
+              <w:top w:val="single" w:sz="1" w:space="0" w:color="999999"/>
+              <w:left w:val="single" w:sz="1" w:space="0" w:color="999999"/>
+              <w:bottom w:val="single" w:sz="1" w:space="0" w:color="999999"/>
+              <w:right w:val="single" w:sz="1" w:space="0" w:color="999999"/>
             </w:tcBorders>
             <w:tcMar>
-              <w:top w:type="dxa" w:w="60"/>
-              <w:left w:type="dxa" w:w="100"/>
-              <w:bottom w:type="dxa" w:w="60"/>
-              <w:right w:type="dxa" w:w="100"/>
+              <w:top w:w="60" w:type="dxa"/>
+              <w:left w:w="100" w:type="dxa"/>
+              <w:bottom w:w="60" w:type="dxa"/>
+              <w:right w:w="100" w:type="dxa"/>
             </w:tcMar>
           </w:tcPr>
           <w:p>
             <w:r>
               <w:rPr>
-                <w:b w:val="false"/>
-                <w:bCs w:val="false"/>
-                <w:sz w:val="20"/>
-                <w:szCs w:val="20"/>
-              </w:rPr>
-              <w:t xml:space="preserve">UC-03 Elaborar Orçamento</w:t>
+                <w:sz w:val="20"/>
+                <w:szCs w:val="20"/>
+              </w:rPr>
+              <w:t>UC-03 Elaborar Orçamento</w:t>
             </w:r>
           </w:p>
         </w:tc>
       </w:tr>
       <w:tr>
+        <w:tblPrEx>
+          <w:tblCellMar>
+            <w:top w:w="0" w:type="dxa"/>
+            <w:bottom w:w="0" w:type="dxa"/>
+          </w:tblCellMar>
+        </w:tblPrEx>
         <w:tc>
           <w:tcPr>
-            <w:tcW w:type="dxa" w:w="2800"/>
+            <w:tcW w:w="2800" w:type="dxa"/>
             <w:tcBorders>
-              <w:top w:val="single" w:color="999999" w:sz="1"/>
-              <w:left w:val="single" w:color="999999" w:sz="1"/>
-              <w:bottom w:val="single" w:color="999999" w:sz="1"/>
-              <w:right w:val="single" w:color="999999" w:sz="1"/>
+              <w:top w:val="single" w:sz="1" w:space="0" w:color="999999"/>
+              <w:left w:val="single" w:sz="1" w:space="0" w:color="999999"/>
+              <w:bottom w:val="single" w:sz="1" w:space="0" w:color="999999"/>
+              <w:right w:val="single" w:sz="1" w:space="0" w:color="999999"/>
             </w:tcBorders>
-            <w:shd w:fill="D5E8F0" w:val="clear"/>
+            <w:shd w:val="clear" w:color="auto" w:fill="D5E8F0"/>
             <w:tcMar>
-              <w:top w:type="dxa" w:w="60"/>
-              <w:left w:type="dxa" w:w="100"/>
-              <w:bottom w:type="dxa" w:w="60"/>
-              <w:right w:type="dxa" w:w="100"/>
+              <w:top w:w="60" w:type="dxa"/>
+              <w:left w:w="100" w:type="dxa"/>
+              <w:bottom w:w="60" w:type="dxa"/>
+              <w:right w:w="100" w:type="dxa"/>
             </w:tcMar>
           </w:tcPr>
           <w:p>
@@ -2275,55 +3663,59 @@
                 <w:sz w:val="20"/>
                 <w:szCs w:val="20"/>
               </w:rPr>
-              <w:t xml:space="preserve">Pré-condições</w:t>
+              <w:t>Pré-condições</w:t>
             </w:r>
           </w:p>
         </w:tc>
         <w:tc>
           <w:tcPr>
-            <w:tcW w:type="dxa" w:w="6560"/>
+            <w:tcW w:w="6560" w:type="dxa"/>
             <w:tcBorders>
-              <w:top w:val="single" w:color="999999" w:sz="1"/>
-              <w:left w:val="single" w:color="999999" w:sz="1"/>
-              <w:bottom w:val="single" w:color="999999" w:sz="1"/>
-              <w:right w:val="single" w:color="999999" w:sz="1"/>
+              <w:top w:val="single" w:sz="1" w:space="0" w:color="999999"/>
+              <w:left w:val="single" w:sz="1" w:space="0" w:color="999999"/>
+              <w:bottom w:val="single" w:sz="1" w:space="0" w:color="999999"/>
+              <w:right w:val="single" w:sz="1" w:space="0" w:color="999999"/>
             </w:tcBorders>
             <w:tcMar>
-              <w:top w:type="dxa" w:w="60"/>
-              <w:left w:type="dxa" w:w="100"/>
-              <w:bottom w:type="dxa" w:w="60"/>
-              <w:right w:type="dxa" w:w="100"/>
+              <w:top w:w="60" w:type="dxa"/>
+              <w:left w:w="100" w:type="dxa"/>
+              <w:bottom w:w="60" w:type="dxa"/>
+              <w:right w:w="100" w:type="dxa"/>
             </w:tcMar>
           </w:tcPr>
           <w:p>
             <w:r>
               <w:rPr>
-                <w:b w:val="false"/>
-                <w:bCs w:val="false"/>
-                <w:sz w:val="20"/>
-                <w:szCs w:val="20"/>
-              </w:rPr>
-              <w:t xml:space="preserve">Existe uma OS aberta; ao menos um item (serviço ou peça) foi adicionado ao orçamento.</w:t>
+                <w:sz w:val="20"/>
+                <w:szCs w:val="20"/>
+              </w:rPr>
+              <w:t>Existe uma OS aberta; ao menos um item (serviço ou peça) foi adicionado ao orçamento.</w:t>
             </w:r>
           </w:p>
         </w:tc>
       </w:tr>
       <w:tr>
+        <w:tblPrEx>
+          <w:tblCellMar>
+            <w:top w:w="0" w:type="dxa"/>
+            <w:bottom w:w="0" w:type="dxa"/>
+          </w:tblCellMar>
+        </w:tblPrEx>
         <w:tc>
           <w:tcPr>
-            <w:tcW w:type="dxa" w:w="2800"/>
+            <w:tcW w:w="2800" w:type="dxa"/>
             <w:tcBorders>
-              <w:top w:val="single" w:color="999999" w:sz="1"/>
-              <w:left w:val="single" w:color="999999" w:sz="1"/>
-              <w:bottom w:val="single" w:color="999999" w:sz="1"/>
-              <w:right w:val="single" w:color="999999" w:sz="1"/>
+              <w:top w:val="single" w:sz="1" w:space="0" w:color="999999"/>
+              <w:left w:val="single" w:sz="1" w:space="0" w:color="999999"/>
+              <w:bottom w:val="single" w:sz="1" w:space="0" w:color="999999"/>
+              <w:right w:val="single" w:sz="1" w:space="0" w:color="999999"/>
             </w:tcBorders>
-            <w:shd w:fill="D5E8F0" w:val="clear"/>
+            <w:shd w:val="clear" w:color="auto" w:fill="D5E8F0"/>
             <w:tcMar>
-              <w:top w:type="dxa" w:w="60"/>
-              <w:left w:type="dxa" w:w="100"/>
-              <w:bottom w:type="dxa" w:w="60"/>
-              <w:right w:type="dxa" w:w="100"/>
+              <w:top w:w="60" w:type="dxa"/>
+              <w:left w:w="100" w:type="dxa"/>
+              <w:bottom w:w="60" w:type="dxa"/>
+              <w:right w:w="100" w:type="dxa"/>
             </w:tcMar>
           </w:tcPr>
           <w:p>
@@ -2334,35 +3726,33 @@
                 <w:sz w:val="20"/>
                 <w:szCs w:val="20"/>
               </w:rPr>
-              <w:t xml:space="preserve">Pós-condições</w:t>
+              <w:t>Pós-condições</w:t>
             </w:r>
           </w:p>
         </w:tc>
         <w:tc>
           <w:tcPr>
-            <w:tcW w:type="dxa" w:w="6560"/>
+            <w:tcW w:w="6560" w:type="dxa"/>
             <w:tcBorders>
-              <w:top w:val="single" w:color="999999" w:sz="1"/>
-              <w:left w:val="single" w:color="999999" w:sz="1"/>
-              <w:bottom w:val="single" w:color="999999" w:sz="1"/>
-              <w:right w:val="single" w:color="999999" w:sz="1"/>
+              <w:top w:val="single" w:sz="1" w:space="0" w:color="999999"/>
+              <w:left w:val="single" w:sz="1" w:space="0" w:color="999999"/>
+              <w:bottom w:val="single" w:sz="1" w:space="0" w:color="999999"/>
+              <w:right w:val="single" w:sz="1" w:space="0" w:color="999999"/>
             </w:tcBorders>
             <w:tcMar>
-              <w:top w:type="dxa" w:w="60"/>
-              <w:left w:type="dxa" w:w="100"/>
-              <w:bottom w:type="dxa" w:w="60"/>
-              <w:right w:type="dxa" w:w="100"/>
+              <w:top w:w="60" w:type="dxa"/>
+              <w:left w:w="100" w:type="dxa"/>
+              <w:bottom w:w="60" w:type="dxa"/>
+              <w:right w:w="100" w:type="dxa"/>
             </w:tcMar>
           </w:tcPr>
           <w:p>
             <w:r>
               <w:rPr>
-                <w:b w:val="false"/>
-                <w:bCs w:val="false"/>
-                <w:sz w:val="20"/>
-                <w:szCs w:val="20"/>
-              </w:rPr>
-              <w:t xml:space="preserve">Um orçamento foi criado e vinculado à OS; o valor total foi calculado; o orçamento aguarda aprovação.</w:t>
+                <w:sz w:val="20"/>
+                <w:szCs w:val="20"/>
+              </w:rPr>
+              <w:t>Um orçamento foi criado e vinculado à OS; o valor total foi calculado; o orçamento aguarda aprovação.</w:t>
             </w:r>
           </w:p>
         </w:tc>
@@ -2373,39 +3763,55 @@
         <w:spacing w:after="120"/>
       </w:pPr>
     </w:p>
+    <w:p>
+      <w:pPr>
+        <w:spacing w:after="120"/>
+      </w:pPr>
+    </w:p>
     <w:tbl>
       <w:tblPr>
-        <w:tblW w:type="dxa" w:w="9360"/>
+        <w:tblW w:w="9360" w:type="dxa"/>
         <w:tblBorders>
-          <w:top w:val="single" w:color="auto" w:sz="4"/>
-          <w:left w:val="single" w:color="auto" w:sz="4"/>
-          <w:bottom w:val="single" w:color="auto" w:sz="4"/>
-          <w:right w:val="single" w:color="auto" w:sz="4"/>
-          <w:insideH w:val="single" w:color="auto" w:sz="4"/>
-          <w:insideV w:val="single" w:color="auto" w:sz="4"/>
+          <w:top w:val="single" w:sz="4" w:space="0" w:color="auto"/>
+          <w:left w:val="single" w:sz="4" w:space="0" w:color="auto"/>
+          <w:bottom w:val="single" w:sz="4" w:space="0" w:color="auto"/>
+          <w:right w:val="single" w:sz="4" w:space="0" w:color="auto"/>
+          <w:insideH w:val="single" w:sz="4" w:space="0" w:color="auto"/>
+          <w:insideV w:val="single" w:sz="4" w:space="0" w:color="auto"/>
         </w:tblBorders>
+        <w:tblCellMar>
+          <w:left w:w="10" w:type="dxa"/>
+          <w:right w:w="10" w:type="dxa"/>
+        </w:tblCellMar>
+        <w:tblLook w:val="04A0" w:firstRow="1" w:lastRow="0" w:firstColumn="1" w:lastColumn="0" w:noHBand="0" w:noVBand="1"/>
       </w:tblPr>
       <w:tblGrid>
         <w:gridCol w:w="2800"/>
         <w:gridCol w:w="6560"/>
       </w:tblGrid>
       <w:tr>
+        <w:tblPrEx>
+          <w:tblCellMar>
+            <w:top w:w="0" w:type="dxa"/>
+            <w:bottom w:w="0" w:type="dxa"/>
+          </w:tblCellMar>
+        </w:tblPrEx>
         <w:tc>
           <w:tcPr>
-            <w:tcW w:type="dxa" w:w="9360"/>
+            <w:tcW w:w="9360" w:type="dxa"/>
             <w:gridSpan w:val="2"/>
             <w:tcBorders>
-              <w:top w:val="single" w:color="999999" w:sz="1"/>
-              <w:left w:val="single" w:color="999999" w:sz="1"/>
-              <w:bottom w:val="single" w:color="999999" w:sz="1"/>
-              <w:right w:val="single" w:color="999999" w:sz="1"/>
+              <w:top w:val="single" w:sz="1" w:space="0" w:color="999999"/>
+              <w:left w:val="single" w:sz="1" w:space="0" w:color="999999"/>
+              <w:bottom w:val="single" w:sz="1" w:space="0" w:color="999999"/>
+              <w:right w:val="single" w:sz="1" w:space="0" w:color="999999"/>
             </w:tcBorders>
-            <w:shd w:fill="B8CCE4" w:val="clear"/>
+            <w:shd w:val="clear" w:color="auto" w:fill="B8CCE4"/>
             <w:tcMar>
-              <w:top w:type="dxa" w:w="60"/>
-              <w:left w:type="dxa" w:w="100"/>
-              <w:bottom w:type="dxa" w:w="60"/>
-              <w:right w:type="dxa" w:w="100"/>
+              <w:top w:w="60" w:type="dxa"/>
+              <w:left w:w="100" w:type="dxa"/>
+              <w:bottom w:w="60" w:type="dxa"/>
+              <w:right w:w="100" w:type="dxa"/>
             </w:tcMar>
           </w:tcPr>
           <w:p>
@@ -2416,27 +3822,34 @@
                 <w:sz w:val="20"/>
                 <w:szCs w:val="20"/>
               </w:rPr>
-              <w:t xml:space="preserve">Contrato 3</w:t>
+              <w:lastRenderedPageBreak/>
+              <w:t>Contrato 3</w:t>
             </w:r>
           </w:p>
         </w:tc>
       </w:tr>
       <w:tr>
+        <w:tblPrEx>
+          <w:tblCellMar>
+            <w:top w:w="0" w:type="dxa"/>
+            <w:bottom w:w="0" w:type="dxa"/>
+          </w:tblCellMar>
+        </w:tblPrEx>
         <w:tc>
           <w:tcPr>
-            <w:tcW w:type="dxa" w:w="2800"/>
+            <w:tcW w:w="2800" w:type="dxa"/>
             <w:tcBorders>
-              <w:top w:val="single" w:color="999999" w:sz="1"/>
-              <w:left w:val="single" w:color="999999" w:sz="1"/>
-              <w:bottom w:val="single" w:color="999999" w:sz="1"/>
-              <w:right w:val="single" w:color="999999" w:sz="1"/>
+              <w:top w:val="single" w:sz="1" w:space="0" w:color="999999"/>
+              <w:left w:val="single" w:sz="1" w:space="0" w:color="999999"/>
+              <w:bottom w:val="single" w:sz="1" w:space="0" w:color="999999"/>
+              <w:right w:val="single" w:sz="1" w:space="0" w:color="999999"/>
             </w:tcBorders>
-            <w:shd w:fill="D5E8F0" w:val="clear"/>
+            <w:shd w:val="clear" w:color="auto" w:fill="D5E8F0"/>
             <w:tcMar>
-              <w:top w:type="dxa" w:w="60"/>
-              <w:left w:type="dxa" w:w="100"/>
-              <w:bottom w:type="dxa" w:w="60"/>
-              <w:right w:type="dxa" w:w="100"/>
+              <w:top w:w="60" w:type="dxa"/>
+              <w:left w:w="100" w:type="dxa"/>
+              <w:bottom w:w="60" w:type="dxa"/>
+              <w:right w:w="100" w:type="dxa"/>
             </w:tcMar>
           </w:tcPr>
           <w:p>
@@ -2447,55 +3860,86 @@
                 <w:sz w:val="20"/>
                 <w:szCs w:val="20"/>
               </w:rPr>
-              <w:t xml:space="preserve">Operação</w:t>
+              <w:t>Operação</w:t>
             </w:r>
           </w:p>
         </w:tc>
         <w:tc>
           <w:tcPr>
-            <w:tcW w:type="dxa" w:w="6560"/>
+            <w:tcW w:w="6560" w:type="dxa"/>
             <w:tcBorders>
-              <w:top w:val="single" w:color="999999" w:sz="1"/>
-              <w:left w:val="single" w:color="999999" w:sz="1"/>
-              <w:bottom w:val="single" w:color="999999" w:sz="1"/>
-              <w:right w:val="single" w:color="999999" w:sz="1"/>
+              <w:top w:val="single" w:sz="1" w:space="0" w:color="999999"/>
+              <w:left w:val="single" w:sz="1" w:space="0" w:color="999999"/>
+              <w:bottom w:val="single" w:sz="1" w:space="0" w:color="999999"/>
+              <w:right w:val="single" w:sz="1" w:space="0" w:color="999999"/>
             </w:tcBorders>
             <w:tcMar>
-              <w:top w:type="dxa" w:w="60"/>
-              <w:left w:type="dxa" w:w="100"/>
-              <w:bottom w:type="dxa" w:w="60"/>
-              <w:right w:type="dxa" w:w="100"/>
+              <w:top w:w="60" w:type="dxa"/>
+              <w:left w:w="100" w:type="dxa"/>
+              <w:bottom w:w="60" w:type="dxa"/>
+              <w:right w:w="100" w:type="dxa"/>
             </w:tcMar>
           </w:tcPr>
           <w:p>
-            <w:r>
-              <w:rPr>
-                <w:b w:val="false"/>
-                <w:bCs w:val="false"/>
-                <w:sz w:val="20"/>
-                <w:szCs w:val="20"/>
-              </w:rPr>
-              <w:t xml:space="preserve">registrarPagamento(idOS, forma, valor)</w:t>
+            <w:proofErr w:type="spellStart"/>
+            <w:proofErr w:type="gramStart"/>
+            <w:r>
+              <w:rPr>
+                <w:sz w:val="20"/>
+                <w:szCs w:val="20"/>
+              </w:rPr>
+              <w:t>registrarPagamento</w:t>
+            </w:r>
+            <w:proofErr w:type="spellEnd"/>
+            <w:r>
+              <w:rPr>
+                <w:sz w:val="20"/>
+                <w:szCs w:val="20"/>
+              </w:rPr>
+              <w:t>(</w:t>
+            </w:r>
+            <w:proofErr w:type="spellStart"/>
+            <w:proofErr w:type="gramEnd"/>
+            <w:r>
+              <w:rPr>
+                <w:sz w:val="20"/>
+                <w:szCs w:val="20"/>
+              </w:rPr>
+              <w:t>idOS</w:t>
+            </w:r>
+            <w:proofErr w:type="spellEnd"/>
+            <w:r>
+              <w:rPr>
+                <w:sz w:val="20"/>
+                <w:szCs w:val="20"/>
+              </w:rPr>
+              <w:t>, forma, valor)</w:t>
             </w:r>
           </w:p>
         </w:tc>
       </w:tr>
       <w:tr>
+        <w:tblPrEx>
+          <w:tblCellMar>
+            <w:top w:w="0" w:type="dxa"/>
+            <w:bottom w:w="0" w:type="dxa"/>
+          </w:tblCellMar>
+        </w:tblPrEx>
         <w:tc>
           <w:tcPr>
-            <w:tcW w:type="dxa" w:w="2800"/>
+            <w:tcW w:w="2800" w:type="dxa"/>
             <w:tcBorders>
-              <w:top w:val="single" w:color="999999" w:sz="1"/>
-              <w:left w:val="single" w:color="999999" w:sz="1"/>
-              <w:bottom w:val="single" w:color="999999" w:sz="1"/>
-              <w:right w:val="single" w:color="999999" w:sz="1"/>
+              <w:top w:val="single" w:sz="1" w:space="0" w:color="999999"/>
+              <w:left w:val="single" w:sz="1" w:space="0" w:color="999999"/>
+              <w:bottom w:val="single" w:sz="1" w:space="0" w:color="999999"/>
+              <w:right w:val="single" w:sz="1" w:space="0" w:color="999999"/>
             </w:tcBorders>
-            <w:shd w:fill="D5E8F0" w:val="clear"/>
+            <w:shd w:val="clear" w:color="auto" w:fill="D5E8F0"/>
             <w:tcMar>
-              <w:top w:type="dxa" w:w="60"/>
-              <w:left w:type="dxa" w:w="100"/>
-              <w:bottom w:type="dxa" w:w="60"/>
-              <w:right w:type="dxa" w:w="100"/>
+              <w:top w:w="60" w:type="dxa"/>
+              <w:left w:w="100" w:type="dxa"/>
+              <w:bottom w:w="60" w:type="dxa"/>
+              <w:right w:w="100" w:type="dxa"/>
             </w:tcMar>
           </w:tcPr>
           <w:p>
@@ -2506,55 +3950,59 @@
                 <w:sz w:val="20"/>
                 <w:szCs w:val="20"/>
               </w:rPr>
-              <w:t xml:space="preserve">Referências cruzadas</w:t>
+              <w:t>Referências cruzadas</w:t>
             </w:r>
           </w:p>
         </w:tc>
         <w:tc>
           <w:tcPr>
-            <w:tcW w:type="dxa" w:w="6560"/>
+            <w:tcW w:w="6560" w:type="dxa"/>
             <w:tcBorders>
-              <w:top w:val="single" w:color="999999" w:sz="1"/>
-              <w:left w:val="single" w:color="999999" w:sz="1"/>
-              <w:bottom w:val="single" w:color="999999" w:sz="1"/>
-              <w:right w:val="single" w:color="999999" w:sz="1"/>
+              <w:top w:val="single" w:sz="1" w:space="0" w:color="999999"/>
+              <w:left w:val="single" w:sz="1" w:space="0" w:color="999999"/>
+              <w:bottom w:val="single" w:sz="1" w:space="0" w:color="999999"/>
+              <w:right w:val="single" w:sz="1" w:space="0" w:color="999999"/>
             </w:tcBorders>
             <w:tcMar>
-              <w:top w:type="dxa" w:w="60"/>
-              <w:left w:type="dxa" w:w="100"/>
-              <w:bottom w:type="dxa" w:w="60"/>
-              <w:right w:type="dxa" w:w="100"/>
+              <w:top w:w="60" w:type="dxa"/>
+              <w:left w:w="100" w:type="dxa"/>
+              <w:bottom w:w="60" w:type="dxa"/>
+              <w:right w:w="100" w:type="dxa"/>
             </w:tcMar>
           </w:tcPr>
           <w:p>
             <w:r>
               <w:rPr>
-                <w:b w:val="false"/>
-                <w:bCs w:val="false"/>
-                <w:sz w:val="20"/>
-                <w:szCs w:val="20"/>
-              </w:rPr>
-              <w:t xml:space="preserve">UC-05 Efetuar Pagamento</w:t>
+                <w:sz w:val="20"/>
+                <w:szCs w:val="20"/>
+              </w:rPr>
+              <w:t>UC-05 Efetuar Pagamento</w:t>
             </w:r>
           </w:p>
         </w:tc>
       </w:tr>
       <w:tr>
+        <w:tblPrEx>
+          <w:tblCellMar>
+            <w:top w:w="0" w:type="dxa"/>
+            <w:bottom w:w="0" w:type="dxa"/>
+          </w:tblCellMar>
+        </w:tblPrEx>
         <w:tc>
           <w:tcPr>
-            <w:tcW w:type="dxa" w:w="2800"/>
+            <w:tcW w:w="2800" w:type="dxa"/>
             <w:tcBorders>
-              <w:top w:val="single" w:color="999999" w:sz="1"/>
-              <w:left w:val="single" w:color="999999" w:sz="1"/>
-              <w:bottom w:val="single" w:color="999999" w:sz="1"/>
-              <w:right w:val="single" w:color="999999" w:sz="1"/>
+              <w:top w:val="single" w:sz="1" w:space="0" w:color="999999"/>
+              <w:left w:val="single" w:sz="1" w:space="0" w:color="999999"/>
+              <w:bottom w:val="single" w:sz="1" w:space="0" w:color="999999"/>
+              <w:right w:val="single" w:sz="1" w:space="0" w:color="999999"/>
             </w:tcBorders>
-            <w:shd w:fill="D5E8F0" w:val="clear"/>
+            <w:shd w:val="clear" w:color="auto" w:fill="D5E8F0"/>
             <w:tcMar>
-              <w:top w:type="dxa" w:w="60"/>
-              <w:left w:type="dxa" w:w="100"/>
-              <w:bottom w:type="dxa" w:w="60"/>
-              <w:right w:type="dxa" w:w="100"/>
+              <w:top w:w="60" w:type="dxa"/>
+              <w:left w:w="100" w:type="dxa"/>
+              <w:bottom w:w="60" w:type="dxa"/>
+              <w:right w:w="100" w:type="dxa"/>
             </w:tcMar>
           </w:tcPr>
           <w:p>
@@ -2565,55 +4013,59 @@
                 <w:sz w:val="20"/>
                 <w:szCs w:val="20"/>
               </w:rPr>
-              <w:t xml:space="preserve">Pré-condições</w:t>
+              <w:t>Pré-condições</w:t>
             </w:r>
           </w:p>
         </w:tc>
         <w:tc>
           <w:tcPr>
-            <w:tcW w:type="dxa" w:w="6560"/>
+            <w:tcW w:w="6560" w:type="dxa"/>
             <w:tcBorders>
-              <w:top w:val="single" w:color="999999" w:sz="1"/>
-              <w:left w:val="single" w:color="999999" w:sz="1"/>
-              <w:bottom w:val="single" w:color="999999" w:sz="1"/>
-              <w:right w:val="single" w:color="999999" w:sz="1"/>
+              <w:top w:val="single" w:sz="1" w:space="0" w:color="999999"/>
+              <w:left w:val="single" w:sz="1" w:space="0" w:color="999999"/>
+              <w:bottom w:val="single" w:sz="1" w:space="0" w:color="999999"/>
+              <w:right w:val="single" w:sz="1" w:space="0" w:color="999999"/>
             </w:tcBorders>
             <w:tcMar>
-              <w:top w:type="dxa" w:w="60"/>
-              <w:left w:type="dxa" w:w="100"/>
-              <w:bottom w:type="dxa" w:w="60"/>
-              <w:right w:type="dxa" w:w="100"/>
+              <w:top w:w="60" w:type="dxa"/>
+              <w:left w:w="100" w:type="dxa"/>
+              <w:bottom w:w="60" w:type="dxa"/>
+              <w:right w:w="100" w:type="dxa"/>
             </w:tcMar>
           </w:tcPr>
           <w:p>
             <w:r>
               <w:rPr>
-                <w:b w:val="false"/>
-                <w:bCs w:val="false"/>
-                <w:sz w:val="20"/>
-                <w:szCs w:val="20"/>
-              </w:rPr>
-              <w:t xml:space="preserve">A OS está concluída tecnicamente; o valor informado corresponde ao total da OS.</w:t>
+                <w:sz w:val="20"/>
+                <w:szCs w:val="20"/>
+              </w:rPr>
+              <w:t>A OS está concluída tecnicamente; o valor informado corresponde ao total da OS.</w:t>
             </w:r>
           </w:p>
         </w:tc>
       </w:tr>
       <w:tr>
+        <w:tblPrEx>
+          <w:tblCellMar>
+            <w:top w:w="0" w:type="dxa"/>
+            <w:bottom w:w="0" w:type="dxa"/>
+          </w:tblCellMar>
+        </w:tblPrEx>
         <w:tc>
           <w:tcPr>
-            <w:tcW w:type="dxa" w:w="2800"/>
+            <w:tcW w:w="2800" w:type="dxa"/>
             <w:tcBorders>
-              <w:top w:val="single" w:color="999999" w:sz="1"/>
-              <w:left w:val="single" w:color="999999" w:sz="1"/>
-              <w:bottom w:val="single" w:color="999999" w:sz="1"/>
-              <w:right w:val="single" w:color="999999" w:sz="1"/>
+              <w:top w:val="single" w:sz="1" w:space="0" w:color="999999"/>
+              <w:left w:val="single" w:sz="1" w:space="0" w:color="999999"/>
+              <w:bottom w:val="single" w:sz="1" w:space="0" w:color="999999"/>
+              <w:right w:val="single" w:sz="1" w:space="0" w:color="999999"/>
             </w:tcBorders>
-            <w:shd w:fill="D5E8F0" w:val="clear"/>
+            <w:shd w:val="clear" w:color="auto" w:fill="D5E8F0"/>
             <w:tcMar>
-              <w:top w:type="dxa" w:w="60"/>
-              <w:left w:type="dxa" w:w="100"/>
-              <w:bottom w:type="dxa" w:w="60"/>
-              <w:right w:type="dxa" w:w="100"/>
+              <w:top w:w="60" w:type="dxa"/>
+              <w:left w:w="100" w:type="dxa"/>
+              <w:bottom w:w="60" w:type="dxa"/>
+              <w:right w:w="100" w:type="dxa"/>
             </w:tcMar>
           </w:tcPr>
           <w:p>
@@ -2624,35 +4076,33 @@
                 <w:sz w:val="20"/>
                 <w:szCs w:val="20"/>
               </w:rPr>
-              <w:t xml:space="preserve">Pós-condições</w:t>
+              <w:t>Pós-condições</w:t>
             </w:r>
           </w:p>
         </w:tc>
         <w:tc>
           <w:tcPr>
-            <w:tcW w:type="dxa" w:w="6560"/>
+            <w:tcW w:w="6560" w:type="dxa"/>
             <w:tcBorders>
-              <w:top w:val="single" w:color="999999" w:sz="1"/>
-              <w:left w:val="single" w:color="999999" w:sz="1"/>
-              <w:bottom w:val="single" w:color="999999" w:sz="1"/>
-              <w:right w:val="single" w:color="999999" w:sz="1"/>
+              <w:top w:val="single" w:sz="1" w:space="0" w:color="999999"/>
+              <w:left w:val="single" w:sz="1" w:space="0" w:color="999999"/>
+              <w:bottom w:val="single" w:sz="1" w:space="0" w:color="999999"/>
+              <w:right w:val="single" w:sz="1" w:space="0" w:color="999999"/>
             </w:tcBorders>
             <w:tcMar>
-              <w:top w:type="dxa" w:w="60"/>
-              <w:left w:type="dxa" w:w="100"/>
-              <w:bottom w:type="dxa" w:w="60"/>
-              <w:right w:type="dxa" w:w="100"/>
+              <w:top w:w="60" w:type="dxa"/>
+              <w:left w:w="100" w:type="dxa"/>
+              <w:bottom w:w="60" w:type="dxa"/>
+              <w:right w:w="100" w:type="dxa"/>
             </w:tcMar>
           </w:tcPr>
           <w:p>
             <w:r>
               <w:rPr>
-                <w:b w:val="false"/>
-                <w:bCs w:val="false"/>
-                <w:sz w:val="20"/>
-                <w:szCs w:val="20"/>
-              </w:rPr>
-              <w:t xml:space="preserve">Um pagamento foi registrado; o status da OS passou para CONCLUIDA; um recibo foi emitido.</w:t>
+                <w:sz w:val="20"/>
+                <w:szCs w:val="20"/>
+              </w:rPr>
+              <w:t>Um pagamento foi registrado; o status da OS passou para CONCLUIDA; um recibo foi emitido.</w:t>
             </w:r>
           </w:p>
         </w:tc>
@@ -2665,19 +4115,24 @@
     </w:p>
     <w:p>
       <w:pPr>
-        <w:pStyle w:val="Heading1"/>
-      </w:pPr>
-      <w:r>
-        <w:t xml:space="preserve">3. Modelos de Projeto</w:t>
-      </w:r>
-    </w:p>
-    <w:p>
-      <w:pPr>
-        <w:pStyle w:val="Heading2"/>
-      </w:pPr>
-      <w:r>
-        <w:t xml:space="preserve">3.1 Arquitetura</w:t>
-      </w:r>
+        <w:pStyle w:val="Ttulo1"/>
+      </w:pPr>
+      <w:bookmarkStart w:id="5" w:name="_Toc232003091"/>
+      <w:r>
+        <w:lastRenderedPageBreak/>
+        <w:t>3. Modelos de Projeto</w:t>
+      </w:r>
+      <w:bookmarkEnd w:id="5"/>
+    </w:p>
+    <w:p>
+      <w:pPr>
+        <w:pStyle w:val="Ttulo2"/>
+      </w:pPr>
+      <w:bookmarkStart w:id="6" w:name="_Toc232003092"/>
+      <w:r>
+        <w:t>3.1 Arquitetura</w:t>
+      </w:r>
+      <w:bookmarkEnd w:id="6"/>
     </w:p>
     <w:p>
       <w:pPr>
@@ -2685,7 +4140,79 @@
         <w:jc w:val="both"/>
       </w:pPr>
       <w:r>
-        <w:t xml:space="preserve">A arquitetura do OficinaPro segue o padrão em camadas (layered architecture), separando claramente as responsabilidades de apresentação, negócio, persistência e domínio. O front-end é uma Single Page Application em React/TypeScript que consome uma API REST exposta pelo back-end em Spring Boot. A persistência é feita em PostgreSQL através do Hibernate/JPA.</w:t>
+        <w:t xml:space="preserve">A arquitetura do </w:t>
+      </w:r>
+      <w:proofErr w:type="spellStart"/>
+      <w:r>
+        <w:t>OficinaPro</w:t>
+      </w:r>
+      <w:proofErr w:type="spellEnd"/>
+      <w:r>
+        <w:t xml:space="preserve"> segue o padrão em camadas (</w:t>
+      </w:r>
+      <w:proofErr w:type="spellStart"/>
+      <w:r>
+        <w:t>layered</w:t>
+      </w:r>
+      <w:proofErr w:type="spellEnd"/>
+      <w:r>
+        <w:t xml:space="preserve"> </w:t>
+      </w:r>
+      <w:proofErr w:type="spellStart"/>
+      <w:r>
+        <w:t>architecture</w:t>
+      </w:r>
+      <w:proofErr w:type="spellEnd"/>
+      <w:r>
+        <w:t>), separando claramente as responsabilidades de apresentação, negócio, persistência e domínio. O front-</w:t>
+      </w:r>
+      <w:proofErr w:type="spellStart"/>
+      <w:r>
+        <w:t>end</w:t>
+      </w:r>
+      <w:proofErr w:type="spellEnd"/>
+      <w:r>
+        <w:t xml:space="preserve"> é uma Single Page </w:t>
+      </w:r>
+      <w:proofErr w:type="spellStart"/>
+      <w:r>
+        <w:t>Application</w:t>
+      </w:r>
+      <w:proofErr w:type="spellEnd"/>
+      <w:r>
+        <w:t xml:space="preserve"> em </w:t>
+      </w:r>
+      <w:proofErr w:type="spellStart"/>
+      <w:r>
+        <w:t>React</w:t>
+      </w:r>
+      <w:proofErr w:type="spellEnd"/>
+      <w:r>
+        <w:t>/</w:t>
+      </w:r>
+      <w:proofErr w:type="spellStart"/>
+      <w:r>
+        <w:t>TypeScript</w:t>
+      </w:r>
+      <w:proofErr w:type="spellEnd"/>
+      <w:r>
+        <w:t xml:space="preserve"> que consome uma API REST exposta pelo </w:t>
+      </w:r>
+      <w:proofErr w:type="spellStart"/>
+      <w:r>
+        <w:t>back-end</w:t>
+      </w:r>
+      <w:proofErr w:type="spellEnd"/>
+      <w:r>
+        <w:t xml:space="preserve"> em Spring Boot. A persistência é feita em PostgreSQL através do </w:t>
+      </w:r>
+      <w:proofErr w:type="spellStart"/>
+      <w:r>
+        <w:t>Hibernate</w:t>
+      </w:r>
+      <w:proofErr w:type="spellEnd"/>
+      <w:r>
+        <w:t>/JPA.</w:t>
       </w:r>
     </w:p>
     <w:p>
@@ -2694,20 +4221,47 @@
         <w:jc w:val="both"/>
       </w:pPr>
       <w:r>
-        <w:t xml:space="preserve">Essa organização foi escolhida por favorecer a manutenibilidade e o teste isolado de cada camada, além de ser amplamente adotada em aplicações corporativas Java. Os principais padrões de projeto empregados são: Controller para os pontos de entrada REST, Service Layer para as regras de negócio, Repository para o acesso a dados e DTO para o transporte de dados entre camadas.</w:t>
-      </w:r>
-    </w:p>
-    <w:p>
-      <w:pPr>
-        <w:spacing w:after="120" w:before="120"/>
+        <w:t xml:space="preserve">Essa organização foi escolhida por favorecer a manutenibilidade e o teste isolado de cada camada, além de ser amplamente adotada em aplicações corporativas Java. Os principais padrões de projeto empregados são: </w:t>
+      </w:r>
+      <w:proofErr w:type="spellStart"/>
+      <w:r>
+        <w:t>Controller</w:t>
+      </w:r>
+      <w:proofErr w:type="spellEnd"/>
+      <w:r>
+        <w:t xml:space="preserve"> para os pontos de entrada REST, Service </w:t>
+      </w:r>
+      <w:proofErr w:type="spellStart"/>
+      <w:r>
+        <w:t>Layer</w:t>
+      </w:r>
+      <w:proofErr w:type="spellEnd"/>
+      <w:r>
+        <w:t xml:space="preserve"> para as regras de negócio, </w:t>
+      </w:r>
+      <w:proofErr w:type="spellStart"/>
+      <w:r>
+        <w:t>Repository</w:t>
+      </w:r>
+      <w:proofErr w:type="spellEnd"/>
+      <w:r>
+        <w:t xml:space="preserve"> para o acesso a dados e DTO para o transporte de dados entre camadas.</w:t>
+      </w:r>
+    </w:p>
+    <w:p>
+      <w:pPr>
+        <w:spacing w:before="120" w:after="120"/>
         <w:jc w:val="center"/>
       </w:pPr>
       <w:r>
+        <w:rPr>
+          <w:noProof/>
+        </w:rPr>
         <w:drawing>
-          <wp:inline distT="0" distB="0" distL="0" distR="0">
+          <wp:inline distT="0" distB="0" distL="0" distR="0" wp14:anchorId="7C129429" wp14:editId="6FCADF21">
             <wp:extent cx="2857500" cy="4848225"/>
-            <wp:effectExtent t="0" r="0" b="0" l="0"/>
-            <wp:docPr id="1" name="" descr="" title=""/>
+            <wp:effectExtent l="0" t="0" r="0" b="0"/>
+            <wp:docPr id="1439281417" name="Imagem 1439281417"/>
             <wp:cNvGraphicFramePr>
               <a:graphicFrameLocks xmlns:a="http://schemas.openxmlformats.org/drawingml/2006/main" noChangeAspect="1"/>
             </wp:cNvGraphicFramePr>
@@ -2715,13 +4269,13 @@
               <a:graphicData uri="http://schemas.openxmlformats.org/drawingml/2006/picture">
                 <pic:pic xmlns:pic="http://schemas.openxmlformats.org/drawingml/2006/picture">
                   <pic:nvPicPr>
-                    <pic:cNvPr id="0" name="" descr=""/>
+                    <pic:cNvPr id="0" name=""/>
                     <pic:cNvPicPr>
                       <a:picLocks noChangeAspect="1" noChangeArrowheads="1"/>
                     </pic:cNvPicPr>
                   </pic:nvPicPr>
                   <pic:blipFill>
-                    <a:blip r:embed="rId11" cstate="none"/>
+                    <a:blip r:embed="rId9"/>
                     <a:srcRect/>
                     <a:stretch>
                       <a:fillRect/>
@@ -2756,16 +4310,30 @@
           <w:sz w:val="20"/>
           <w:szCs w:val="20"/>
         </w:rPr>
-        <w:t xml:space="preserve">Figura 5 — Arquitetura em camadas do OficinaPro</w:t>
-      </w:r>
-    </w:p>
-    <w:p>
-      <w:pPr>
-        <w:pStyle w:val="Heading2"/>
-      </w:pPr>
-      <w:r>
-        <w:t xml:space="preserve">3.2 Diagrama de Componentes e Implantação</w:t>
-      </w:r>
+        <w:t xml:space="preserve">Figura 5 — Arquitetura em camadas do </w:t>
+      </w:r>
+      <w:proofErr w:type="spellStart"/>
+      <w:r>
+        <w:rPr>
+          <w:i/>
+          <w:iCs/>
+          <w:color w:val="555555"/>
+          <w:sz w:val="20"/>
+          <w:szCs w:val="20"/>
+        </w:rPr>
+        <w:t>OficinaPro</w:t>
+      </w:r>
+      <w:proofErr w:type="spellEnd"/>
+    </w:p>
+    <w:p>
+      <w:pPr>
+        <w:pStyle w:val="Ttulo2"/>
+      </w:pPr>
+      <w:bookmarkStart w:id="7" w:name="_Toc232003093"/>
+      <w:r>
+        <w:t>3.2 Diagrama de Componentes e Implantação</w:t>
+      </w:r>
+      <w:bookmarkEnd w:id="7"/>
     </w:p>
     <w:p>
       <w:pPr>
@@ -2773,20 +4341,48 @@
         <w:jc w:val="both"/>
       </w:pPr>
       <w:r>
-        <w:t xml:space="preserve">O diagrama de componentes mostra os módulos do sistema e suas dependências. Os módulos de Pagamento e Estoque publicam eventos assíncronos em uma fila RabbitMQ (por exemplo, PagamentoConfirmado e EstoqueBaixo), desacoplando notificações e reposição de estoque do fluxo principal.</w:t>
-      </w:r>
-    </w:p>
-    <w:p>
-      <w:pPr>
-        <w:spacing w:after="120" w:before="120"/>
+        <w:lastRenderedPageBreak/>
+        <w:t xml:space="preserve">O diagrama de componentes mostra os módulos do sistema e suas dependências. Os módulos de Pagamento e Estoque publicam eventos assíncronos em uma fila </w:t>
+      </w:r>
+      <w:proofErr w:type="spellStart"/>
+      <w:r>
+        <w:t>RabbitMQ</w:t>
+      </w:r>
+      <w:proofErr w:type="spellEnd"/>
+      <w:r>
+        <w:t xml:space="preserve"> (por exemplo, </w:t>
+      </w:r>
+      <w:proofErr w:type="spellStart"/>
+      <w:r>
+        <w:t>PagamentoConfirmado</w:t>
+      </w:r>
+      <w:proofErr w:type="spellEnd"/>
+      <w:r>
+        <w:t xml:space="preserve"> e </w:t>
+      </w:r>
+      <w:proofErr w:type="spellStart"/>
+      <w:r>
+        <w:t>EstoqueBaixo</w:t>
+      </w:r>
+      <w:proofErr w:type="spellEnd"/>
+      <w:r>
+        <w:t>), desacoplando notificações e reposição de estoque do fluxo principal.</w:t>
+      </w:r>
+    </w:p>
+    <w:p>
+      <w:pPr>
+        <w:spacing w:before="120" w:after="120"/>
         <w:jc w:val="center"/>
       </w:pPr>
       <w:r>
+        <w:rPr>
+          <w:noProof/>
+        </w:rPr>
         <w:drawing>
-          <wp:inline distT="0" distB="0" distL="0" distR="0">
+          <wp:inline distT="0" distB="0" distL="0" distR="0" wp14:anchorId="54DEE71A" wp14:editId="0654C2DD">
             <wp:extent cx="4381500" cy="3724275"/>
-            <wp:effectExtent t="0" r="0" b="0" l="0"/>
-            <wp:docPr id="1" name="" descr="" title=""/>
+            <wp:effectExtent l="0" t="0" r="0" b="0"/>
+            <wp:docPr id="1512651606" name="Imagem 1512651606"/>
             <wp:cNvGraphicFramePr>
               <a:graphicFrameLocks xmlns:a="http://schemas.openxmlformats.org/drawingml/2006/main" noChangeAspect="1"/>
             </wp:cNvGraphicFramePr>
@@ -2794,13 +4390,13 @@
               <a:graphicData uri="http://schemas.openxmlformats.org/drawingml/2006/picture">
                 <pic:pic xmlns:pic="http://schemas.openxmlformats.org/drawingml/2006/picture">
                   <pic:nvPicPr>
-                    <pic:cNvPr id="0" name="" descr=""/>
+                    <pic:cNvPr id="0" name=""/>
                     <pic:cNvPicPr>
                       <a:picLocks noChangeAspect="1" noChangeArrowheads="1"/>
                     </pic:cNvPicPr>
                   </pic:nvPicPr>
                   <pic:blipFill>
-                    <a:blip r:embed="rId12" cstate="none"/>
+                    <a:blip r:embed="rId10"/>
                     <a:srcRect/>
                     <a:stretch>
                       <a:fillRect/>
@@ -2835,7 +4431,7 @@
           <w:sz w:val="20"/>
           <w:szCs w:val="20"/>
         </w:rPr>
-        <w:t xml:space="preserve">Figura 6 — Diagrama de Componentes</w:t>
+        <w:t>Figura 6 — Diagrama de Componentes</w:t>
       </w:r>
     </w:p>
     <w:p>
@@ -2844,20 +4440,48 @@
         <w:jc w:val="both"/>
       </w:pPr>
       <w:r>
-        <w:t xml:space="preserve">O diagrama de implantação mostra onde os componentes são alocados em tempo de execução: o navegador do cliente, o servidor de aplicação (front-end e back-end), o servidor de banco de dados PostgreSQL e o servidor de mensageria RabbitMQ.</w:t>
-      </w:r>
-    </w:p>
-    <w:p>
-      <w:pPr>
-        <w:spacing w:after="120" w:before="120"/>
+        <w:t>O diagrama de implantação mostra onde os componentes são alocados em tempo de execução: o navegador do cliente, o servidor de aplicação (front-</w:t>
+      </w:r>
+      <w:proofErr w:type="spellStart"/>
+      <w:r>
+        <w:t>end</w:t>
+      </w:r>
+      <w:proofErr w:type="spellEnd"/>
+      <w:r>
+        <w:t xml:space="preserve"> e </w:t>
+      </w:r>
+      <w:proofErr w:type="spellStart"/>
+      <w:r>
+        <w:t>back-end</w:t>
+      </w:r>
+      <w:proofErr w:type="spellEnd"/>
+      <w:r>
+        <w:t xml:space="preserve">), o servidor de banco de dados PostgreSQL e o servidor de mensageria </w:t>
+      </w:r>
+      <w:proofErr w:type="spellStart"/>
+      <w:r>
+        <w:t>RabbitMQ</w:t>
+      </w:r>
+      <w:proofErr w:type="spellEnd"/>
+      <w:r>
+        <w:t>.</w:t>
+      </w:r>
+    </w:p>
+    <w:p>
+      <w:pPr>
+        <w:spacing w:before="120" w:after="120"/>
         <w:jc w:val="center"/>
       </w:pPr>
       <w:r>
+        <w:rPr>
+          <w:noProof/>
+        </w:rPr>
+        <w:lastRenderedPageBreak/>
         <w:drawing>
-          <wp:inline distT="0" distB="0" distL="0" distR="0">
+          <wp:inline distT="0" distB="0" distL="0" distR="0" wp14:anchorId="7CC459C5" wp14:editId="13B4D155">
             <wp:extent cx="4000500" cy="3552825"/>
-            <wp:effectExtent t="0" r="0" b="0" l="0"/>
-            <wp:docPr id="1" name="" descr="" title=""/>
+            <wp:effectExtent l="0" t="0" r="0" b="0"/>
+            <wp:docPr id="1275633159" name="Imagem 1275633159"/>
             <wp:cNvGraphicFramePr>
               <a:graphicFrameLocks xmlns:a="http://schemas.openxmlformats.org/drawingml/2006/main" noChangeAspect="1"/>
             </wp:cNvGraphicFramePr>
@@ -2865,13 +4489,13 @@
               <a:graphicData uri="http://schemas.openxmlformats.org/drawingml/2006/picture">
                 <pic:pic xmlns:pic="http://schemas.openxmlformats.org/drawingml/2006/picture">
                   <pic:nvPicPr>
-                    <pic:cNvPr id="0" name="" descr=""/>
+                    <pic:cNvPr id="0" name=""/>
                     <pic:cNvPicPr>
                       <a:picLocks noChangeAspect="1" noChangeArrowheads="1"/>
                     </pic:cNvPicPr>
                   </pic:nvPicPr>
                   <pic:blipFill>
-                    <a:blip r:embed="rId13" cstate="none"/>
+                    <a:blip r:embed="rId11"/>
                     <a:srcRect/>
                     <a:stretch>
                       <a:fillRect/>
@@ -2906,16 +4530,84 @@
           <w:sz w:val="20"/>
           <w:szCs w:val="20"/>
         </w:rPr>
-        <w:t xml:space="preserve">Figura 7 — Diagrama de Implantação</w:t>
-      </w:r>
-    </w:p>
-    <w:p>
-      <w:pPr>
-        <w:pStyle w:val="Heading2"/>
-      </w:pPr>
-      <w:r>
-        <w:t xml:space="preserve">3.3 Diagrama de Classes</w:t>
-      </w:r>
+        <w:t>Figura 7 — Diagrama de Implantação</w:t>
+      </w:r>
+    </w:p>
+    <w:p>
+      <w:pPr>
+        <w:pStyle w:val="Ttulo2"/>
+      </w:pPr>
+      <w:bookmarkStart w:id="8" w:name="_Toc232003094"/>
+    </w:p>
+    <w:p>
+      <w:pPr>
+        <w:pStyle w:val="Ttulo2"/>
+      </w:pPr>
+    </w:p>
+    <w:p>
+      <w:pPr>
+        <w:pStyle w:val="Ttulo2"/>
+      </w:pPr>
+    </w:p>
+    <w:p>
+      <w:pPr>
+        <w:pStyle w:val="Ttulo2"/>
+      </w:pPr>
+    </w:p>
+    <w:p>
+      <w:pPr>
+        <w:pStyle w:val="Ttulo2"/>
+      </w:pPr>
+    </w:p>
+    <w:p>
+      <w:pPr>
+        <w:pStyle w:val="Ttulo2"/>
+      </w:pPr>
+    </w:p>
+    <w:p>
+      <w:pPr>
+        <w:pStyle w:val="Ttulo2"/>
+      </w:pPr>
+    </w:p>
+    <w:p>
+      <w:pPr>
+        <w:pStyle w:val="Ttulo2"/>
+      </w:pPr>
+    </w:p>
+    <w:p>
+      <w:pPr>
+        <w:pStyle w:val="Ttulo2"/>
+      </w:pPr>
+    </w:p>
+    <w:p>
+      <w:pPr>
+        <w:pStyle w:val="Ttulo2"/>
+      </w:pPr>
+    </w:p>
+    <w:p>
+      <w:pPr>
+        <w:pStyle w:val="Ttulo2"/>
+      </w:pPr>
+    </w:p>
+    <w:p>
+      <w:pPr>
+        <w:pStyle w:val="Ttulo2"/>
+      </w:pPr>
+    </w:p>
+    <w:p>
+      <w:pPr>
+        <w:pStyle w:val="Ttulo2"/>
+      </w:pPr>
+    </w:p>
+    <w:p>
+      <w:pPr>
+        <w:pStyle w:val="Ttulo2"/>
+      </w:pPr>
+      <w:r>
+        <w:lastRenderedPageBreak/>
+        <w:t>3.3 Diagrama de Classes</w:t>
+      </w:r>
+      <w:bookmarkEnd w:id="8"/>
     </w:p>
     <w:p>
       <w:pPr>
@@ -2923,20 +4615,29 @@
         <w:jc w:val="both"/>
       </w:pPr>
       <w:r>
-        <w:t xml:space="preserve">O diagrama de classes representa as entidades de domínio do sistema, seus atributos, operações e relacionamentos. Destacam-se a Ordem de Serviço como agregadora dos itens de serviço, e as enumerações que controlam status e formas de pagamento.</w:t>
-      </w:r>
-    </w:p>
-    <w:p>
-      <w:pPr>
-        <w:spacing w:after="120" w:before="120"/>
+        <w:t>O diagrama de classes representa as entidades de domínio do sistema, seus atributos, operações e relacionamentos. Destacam-se a Ordem de Serviço como agregadora dos itens de serviço, e as enumerações que controlam status e formas de pagamento.</w:t>
+      </w:r>
+    </w:p>
+    <w:p>
+      <w:pPr>
+        <w:spacing w:after="120"/>
+        <w:jc w:val="both"/>
+      </w:pPr>
+    </w:p>
+    <w:p>
+      <w:pPr>
+        <w:spacing w:before="120" w:after="120"/>
         <w:jc w:val="center"/>
       </w:pPr>
       <w:r>
+        <w:rPr>
+          <w:noProof/>
+        </w:rPr>
         <w:drawing>
-          <wp:inline distT="0" distB="0" distL="0" distR="0">
+          <wp:inline distT="0" distB="0" distL="0" distR="0" wp14:anchorId="1ACF599C" wp14:editId="1FAD8433">
             <wp:extent cx="4572000" cy="5219700"/>
-            <wp:effectExtent t="0" r="0" b="0" l="0"/>
-            <wp:docPr id="1" name="" descr="" title=""/>
+            <wp:effectExtent l="0" t="0" r="0" b="0"/>
+            <wp:docPr id="1065490495" name="Imagem 1065490495"/>
             <wp:cNvGraphicFramePr>
               <a:graphicFrameLocks xmlns:a="http://schemas.openxmlformats.org/drawingml/2006/main" noChangeAspect="1"/>
             </wp:cNvGraphicFramePr>
@@ -2944,13 +4645,13 @@
               <a:graphicData uri="http://schemas.openxmlformats.org/drawingml/2006/picture">
                 <pic:pic xmlns:pic="http://schemas.openxmlformats.org/drawingml/2006/picture">
                   <pic:nvPicPr>
-                    <pic:cNvPr id="0" name="" descr=""/>
+                    <pic:cNvPr id="0" name=""/>
                     <pic:cNvPicPr>
                       <a:picLocks noChangeAspect="1" noChangeArrowheads="1"/>
                     </pic:cNvPicPr>
                   </pic:nvPicPr>
                   <pic:blipFill>
-                    <a:blip r:embed="rId14" cstate="none"/>
+                    <a:blip r:embed="rId12"/>
                     <a:srcRect/>
                     <a:stretch>
                       <a:fillRect/>
@@ -2985,16 +4686,44 @@
           <w:sz w:val="20"/>
           <w:szCs w:val="20"/>
         </w:rPr>
-        <w:t xml:space="preserve">Figura 8 — Diagrama de Classes</w:t>
-      </w:r>
-    </w:p>
-    <w:p>
-      <w:pPr>
-        <w:pStyle w:val="Heading2"/>
-      </w:pPr>
-      <w:r>
-        <w:t xml:space="preserve">3.4 Diagramas de Sequência</w:t>
-      </w:r>
+        <w:t>Figura 8 — Diagrama de Classes</w:t>
+      </w:r>
+    </w:p>
+    <w:p>
+      <w:pPr>
+        <w:pStyle w:val="Ttulo2"/>
+      </w:pPr>
+      <w:bookmarkStart w:id="9" w:name="_Toc232003095"/>
+    </w:p>
+    <w:p>
+      <w:pPr>
+        <w:pStyle w:val="Ttulo2"/>
+      </w:pPr>
+    </w:p>
+    <w:p>
+      <w:pPr>
+        <w:pStyle w:val="Ttulo2"/>
+      </w:pPr>
+    </w:p>
+    <w:p>
+      <w:pPr>
+        <w:pStyle w:val="Ttulo2"/>
+      </w:pPr>
+    </w:p>
+    <w:p>
+      <w:pPr>
+        <w:pStyle w:val="Ttulo2"/>
+      </w:pPr>
+    </w:p>
+    <w:p>
+      <w:pPr>
+        <w:pStyle w:val="Ttulo2"/>
+      </w:pPr>
+      <w:r>
+        <w:lastRenderedPageBreak/>
+        <w:t>3.4 Diagramas de Sequência</w:t>
+      </w:r>
+      <w:bookmarkEnd w:id="9"/>
     </w:p>
     <w:p>
       <w:pPr>
@@ -3002,20 +4731,39 @@
         <w:jc w:val="both"/>
       </w:pPr>
       <w:r>
-        <w:t xml:space="preserve">O diagrama de sequência a seguir detalha, em nível de projeto, a realização do UC-03 (Elaborar Orçamento), mostrando a colaboração entre Controller, Service, entidades de domínio e Repository.</w:t>
-      </w:r>
-    </w:p>
-    <w:p>
-      <w:pPr>
-        <w:spacing w:after="120" w:before="120"/>
+        <w:t xml:space="preserve">O diagrama de sequência a seguir detalha, em nível de projeto, a realização do UC-03 (Elaborar Orçamento), mostrando a colaboração entre </w:t>
+      </w:r>
+      <w:proofErr w:type="spellStart"/>
+      <w:r>
+        <w:t>Controller</w:t>
+      </w:r>
+      <w:proofErr w:type="spellEnd"/>
+      <w:r>
+        <w:t xml:space="preserve">, Service, entidades de domínio e </w:t>
+      </w:r>
+      <w:proofErr w:type="spellStart"/>
+      <w:r>
+        <w:t>Repository</w:t>
+      </w:r>
+      <w:proofErr w:type="spellEnd"/>
+      <w:r>
+        <w:t>.</w:t>
+      </w:r>
+    </w:p>
+    <w:p>
+      <w:pPr>
+        <w:spacing w:before="120" w:after="120"/>
         <w:jc w:val="center"/>
       </w:pPr>
       <w:r>
+        <w:rPr>
+          <w:noProof/>
+        </w:rPr>
         <w:drawing>
-          <wp:inline distT="0" distB="0" distL="0" distR="0">
+          <wp:inline distT="0" distB="0" distL="0" distR="0" wp14:anchorId="5EB559CA" wp14:editId="6E427C3D">
             <wp:extent cx="4953000" cy="3133725"/>
-            <wp:effectExtent t="0" r="0" b="0" l="0"/>
-            <wp:docPr id="1" name="" descr="" title=""/>
+            <wp:effectExtent l="0" t="0" r="0" b="0"/>
+            <wp:docPr id="956107291" name="Imagem 956107291"/>
             <wp:cNvGraphicFramePr>
               <a:graphicFrameLocks xmlns:a="http://schemas.openxmlformats.org/drawingml/2006/main" noChangeAspect="1"/>
             </wp:cNvGraphicFramePr>
@@ -3023,13 +4771,13 @@
               <a:graphicData uri="http://schemas.openxmlformats.org/drawingml/2006/picture">
                 <pic:pic xmlns:pic="http://schemas.openxmlformats.org/drawingml/2006/picture">
                   <pic:nvPicPr>
-                    <pic:cNvPr id="0" name="" descr=""/>
+                    <pic:cNvPr id="0" name=""/>
                     <pic:cNvPicPr>
                       <a:picLocks noChangeAspect="1" noChangeArrowheads="1"/>
                     </pic:cNvPicPr>
                   </pic:nvPicPr>
                   <pic:blipFill>
-                    <a:blip r:embed="rId15" cstate="none"/>
+                    <a:blip r:embed="rId13"/>
                     <a:srcRect/>
                     <a:stretch>
                       <a:fillRect/>
@@ -3064,16 +4812,23 @@
           <w:sz w:val="20"/>
           <w:szCs w:val="20"/>
         </w:rPr>
-        <w:t xml:space="preserve">Figura 9 — Diagrama de Sequência (projeto) do UC-03</w:t>
-      </w:r>
-    </w:p>
-    <w:p>
-      <w:pPr>
-        <w:pStyle w:val="Heading2"/>
-      </w:pPr>
-      <w:r>
-        <w:t xml:space="preserve">3.5 Diagramas de Comunicação</w:t>
-      </w:r>
+        <w:t>Figura 9 — Diagrama de Sequência (projeto) do UC-03</w:t>
+      </w:r>
+    </w:p>
+    <w:p>
+      <w:pPr>
+        <w:pStyle w:val="Ttulo2"/>
+      </w:pPr>
+      <w:bookmarkStart w:id="10" w:name="_Toc232003096"/>
+    </w:p>
+    <w:p>
+      <w:pPr>
+        <w:pStyle w:val="Ttulo2"/>
+      </w:pPr>
+      <w:r>
+        <w:t>3.5 Diagramas de Comunicação</w:t>
+      </w:r>
+      <w:bookmarkEnd w:id="10"/>
     </w:p>
     <w:p>
       <w:pPr>
@@ -3081,20 +4836,23 @@
         <w:jc w:val="both"/>
       </w:pPr>
       <w:r>
-        <w:t xml:space="preserve">O diagrama de comunicação a seguir apresenta a mesma colaboração do UC-05 (Efetuar Pagamento) sob a perspectiva das ligações entre objetos, com as mensagens numeradas na ordem de envio.</w:t>
-      </w:r>
-    </w:p>
-    <w:p>
-      <w:pPr>
-        <w:spacing w:after="120" w:before="120"/>
+        <w:t>O diagrama de comunicação a seguir apresenta a mesma colaboração do UC-05 (Efetuar Pagamento) sob a perspectiva das ligações entre objetos, com as mensagens numeradas na ordem de envio.</w:t>
+      </w:r>
+    </w:p>
+    <w:p>
+      <w:pPr>
+        <w:spacing w:before="120" w:after="120"/>
         <w:jc w:val="center"/>
       </w:pPr>
       <w:r>
+        <w:rPr>
+          <w:noProof/>
+        </w:rPr>
         <w:drawing>
-          <wp:inline distT="0" distB="0" distL="0" distR="0">
+          <wp:inline distT="0" distB="0" distL="0" distR="0" wp14:anchorId="07A5128B" wp14:editId="62C52500">
             <wp:extent cx="4953000" cy="2181225"/>
-            <wp:effectExtent t="0" r="0" b="0" l="0"/>
-            <wp:docPr id="1" name="" descr="" title=""/>
+            <wp:effectExtent l="0" t="0" r="0" b="0"/>
+            <wp:docPr id="1874998307" name="Imagem 1874998307"/>
             <wp:cNvGraphicFramePr>
               <a:graphicFrameLocks xmlns:a="http://schemas.openxmlformats.org/drawingml/2006/main" noChangeAspect="1"/>
             </wp:cNvGraphicFramePr>
@@ -3102,13 +4860,13 @@
               <a:graphicData uri="http://schemas.openxmlformats.org/drawingml/2006/picture">
                 <pic:pic xmlns:pic="http://schemas.openxmlformats.org/drawingml/2006/picture">
                   <pic:nvPicPr>
-                    <pic:cNvPr id="0" name="" descr=""/>
+                    <pic:cNvPr id="0" name=""/>
                     <pic:cNvPicPr>
                       <a:picLocks noChangeAspect="1" noChangeArrowheads="1"/>
                     </pic:cNvPicPr>
                   </pic:nvPicPr>
                   <pic:blipFill>
-                    <a:blip r:embed="rId16" cstate="none"/>
+                    <a:blip r:embed="rId14"/>
                     <a:srcRect/>
                     <a:stretch>
                       <a:fillRect/>
@@ -3143,16 +4901,19 @@
           <w:sz w:val="20"/>
           <w:szCs w:val="20"/>
         </w:rPr>
-        <w:t xml:space="preserve">Figura 10 — Diagrama de Comunicação do UC-05</w:t>
-      </w:r>
-    </w:p>
-    <w:p>
-      <w:pPr>
-        <w:pStyle w:val="Heading2"/>
-      </w:pPr>
-      <w:r>
-        <w:t xml:space="preserve">3.6 Diagramas de Estados</w:t>
-      </w:r>
+        <w:t>Figura 10 — Diagrama de Comunicação do UC-05</w:t>
+      </w:r>
+      <w:bookmarkStart w:id="11" w:name="_Toc232003097"/>
+    </w:p>
+    <w:p>
+      <w:pPr>
+        <w:pStyle w:val="Ttulo2"/>
+      </w:pPr>
+      <w:r>
+        <w:lastRenderedPageBreak/>
+        <w:t>3.6 Diagramas de Estados</w:t>
+      </w:r>
+      <w:bookmarkEnd w:id="11"/>
     </w:p>
     <w:p>
       <w:pPr>
@@ -3160,20 +4921,23 @@
         <w:jc w:val="both"/>
       </w:pPr>
       <w:r>
-        <w:t xml:space="preserve">O diagrama de estados descreve o ciclo de vida de uma Ordem de Serviço, desde sua abertura até a conclusão ou cancelamento.</w:t>
-      </w:r>
-    </w:p>
-    <w:p>
-      <w:pPr>
-        <w:spacing w:after="120" w:before="120"/>
+        <w:t>O diagrama de estados descreve o ciclo de vida de uma Ordem de Serviço, desde sua abertura até a conclusão ou cancelamento.</w:t>
+      </w:r>
+    </w:p>
+    <w:p>
+      <w:pPr>
+        <w:spacing w:before="120" w:after="120"/>
         <w:jc w:val="center"/>
       </w:pPr>
       <w:r>
+        <w:rPr>
+          <w:noProof/>
+        </w:rPr>
         <w:drawing>
-          <wp:inline distT="0" distB="0" distL="0" distR="0">
+          <wp:inline distT="0" distB="0" distL="0" distR="0" wp14:anchorId="40296E48" wp14:editId="10788E9C">
             <wp:extent cx="2857500" cy="3314700"/>
-            <wp:effectExtent t="0" r="0" b="0" l="0"/>
-            <wp:docPr id="1" name="" descr="" title=""/>
+            <wp:effectExtent l="0" t="0" r="0" b="0"/>
+            <wp:docPr id="750883685" name="Imagem 750883685"/>
             <wp:cNvGraphicFramePr>
               <a:graphicFrameLocks xmlns:a="http://schemas.openxmlformats.org/drawingml/2006/main" noChangeAspect="1"/>
             </wp:cNvGraphicFramePr>
@@ -3181,13 +4945,13 @@
               <a:graphicData uri="http://schemas.openxmlformats.org/drawingml/2006/picture">
                 <pic:pic xmlns:pic="http://schemas.openxmlformats.org/drawingml/2006/picture">
                   <pic:nvPicPr>
-                    <pic:cNvPr id="0" name="" descr=""/>
+                    <pic:cNvPr id="0" name=""/>
                     <pic:cNvPicPr>
                       <a:picLocks noChangeAspect="1" noChangeArrowheads="1"/>
                     </pic:cNvPicPr>
                   </pic:nvPicPr>
                   <pic:blipFill>
-                    <a:blip r:embed="rId17" cstate="none"/>
+                    <a:blip r:embed="rId15"/>
                     <a:srcRect/>
                     <a:stretch>
                       <a:fillRect/>
@@ -3222,7 +4986,7 @@
           <w:sz w:val="20"/>
           <w:szCs w:val="20"/>
         </w:rPr>
-        <w:t xml:space="preserve">Figura 11 — Diagrama de Estados da Ordem de Serviço</w:t>
+        <w:t>Figura 11 — Diagrama de Estados da Ordem de Serviço</w:t>
       </w:r>
     </w:p>
     <w:p>
@@ -3232,11 +4996,14 @@
     </w:p>
     <w:p>
       <w:pPr>
-        <w:pStyle w:val="Heading1"/>
-      </w:pPr>
-      <w:r>
-        <w:t xml:space="preserve">4. Modelos de Dados</w:t>
-      </w:r>
+        <w:pStyle w:val="Ttulo1"/>
+      </w:pPr>
+      <w:bookmarkStart w:id="12" w:name="_Toc232003098"/>
+      <w:r>
+        <w:lastRenderedPageBreak/>
+        <w:t>4. Modelos de Dados</w:t>
+      </w:r>
+      <w:bookmarkEnd w:id="12"/>
     </w:p>
     <w:p>
       <w:pPr>
@@ -3244,20 +5011,23 @@
         <w:jc w:val="both"/>
       </w:pPr>
       <w:r>
-        <w:t xml:space="preserve">Esta seção apresenta o esquema de banco de dados relacional do sistema e a estratégia de mapeamento objeto-relacional (ORM). O modelo abaixo é um Diagrama Entidade-Relacionamento (DER) que reflete as tabelas, chaves primárias (PK), chaves estrangeiras (FK) e restrições de unicidade.</w:t>
-      </w:r>
-    </w:p>
-    <w:p>
-      <w:pPr>
-        <w:spacing w:after="120" w:before="120"/>
+        <w:t>Esta seção apresenta o esquema de banco de dados relacional do sistema e a estratégia de mapeamento objeto-relacional (ORM). O modelo abaixo é um Diagrama Entidade-Relacionamento (DER) que reflete as tabelas, chaves primárias (PK), chaves estrangeiras (FK) e restrições de unicidade.</w:t>
+      </w:r>
+    </w:p>
+    <w:p>
+      <w:pPr>
+        <w:spacing w:before="120" w:after="120"/>
         <w:jc w:val="center"/>
       </w:pPr>
       <w:r>
+        <w:rPr>
+          <w:noProof/>
+        </w:rPr>
         <w:drawing>
-          <wp:inline distT="0" distB="0" distL="0" distR="0">
+          <wp:inline distT="0" distB="0" distL="0" distR="0" wp14:anchorId="7C03B0F6" wp14:editId="34A8D9B5">
             <wp:extent cx="4572000" cy="4343400"/>
-            <wp:effectExtent t="0" r="0" b="0" l="0"/>
-            <wp:docPr id="1" name="" descr="" title=""/>
+            <wp:effectExtent l="0" t="0" r="0" b="0"/>
+            <wp:docPr id="999507196" name="Imagem 999507196"/>
             <wp:cNvGraphicFramePr>
               <a:graphicFrameLocks xmlns:a="http://schemas.openxmlformats.org/drawingml/2006/main" noChangeAspect="1"/>
             </wp:cNvGraphicFramePr>
@@ -3265,13 +5035,13 @@
               <a:graphicData uri="http://schemas.openxmlformats.org/drawingml/2006/picture">
                 <pic:pic xmlns:pic="http://schemas.openxmlformats.org/drawingml/2006/picture">
                   <pic:nvPicPr>
-                    <pic:cNvPr id="0" name="" descr=""/>
+                    <pic:cNvPr id="0" name=""/>
                     <pic:cNvPicPr>
                       <a:picLocks noChangeAspect="1" noChangeArrowheads="1"/>
                     </pic:cNvPicPr>
                   </pic:nvPicPr>
                   <pic:blipFill>
-                    <a:blip r:embed="rId18" cstate="none"/>
+                    <a:blip r:embed="rId16"/>
                     <a:srcRect/>
                     <a:stretch>
                       <a:fillRect/>
@@ -3306,7 +5076,7 @@
           <w:sz w:val="20"/>
           <w:szCs w:val="20"/>
         </w:rPr>
-        <w:t xml:space="preserve">Figura 12 — Modelo de Dados (DER)</w:t>
+        <w:t>Figura 12 — Modelo de Dados (DER)</w:t>
       </w:r>
     </w:p>
     <w:p>
@@ -3314,13 +5084,76 @@
         <w:spacing w:after="120"/>
         <w:jc w:val="both"/>
       </w:pPr>
-      <w:r>
-        <w:t xml:space="preserve">O mapeamento entre as representações de objetos e não-objetos é realizado pelo Hibernate/JPA, seguindo as estratégias:</w:t>
-      </w:r>
-    </w:p>
-    <w:p>
-      <w:pPr>
-        <w:pStyle w:val="ListParagraph"/>
+    </w:p>
+    <w:p>
+      <w:pPr>
+        <w:spacing w:after="120"/>
+        <w:jc w:val="both"/>
+      </w:pPr>
+    </w:p>
+    <w:p>
+      <w:pPr>
+        <w:spacing w:after="120"/>
+        <w:jc w:val="both"/>
+      </w:pPr>
+    </w:p>
+    <w:p>
+      <w:pPr>
+        <w:spacing w:after="120"/>
+        <w:jc w:val="both"/>
+      </w:pPr>
+    </w:p>
+    <w:p>
+      <w:pPr>
+        <w:spacing w:after="120"/>
+        <w:jc w:val="both"/>
+      </w:pPr>
+    </w:p>
+    <w:p>
+      <w:pPr>
+        <w:spacing w:after="120"/>
+        <w:jc w:val="both"/>
+      </w:pPr>
+    </w:p>
+    <w:p>
+      <w:pPr>
+        <w:spacing w:after="120"/>
+        <w:jc w:val="both"/>
+      </w:pPr>
+    </w:p>
+    <w:p>
+      <w:pPr>
+        <w:spacing w:after="120"/>
+        <w:jc w:val="both"/>
+      </w:pPr>
+    </w:p>
+    <w:p>
+      <w:pPr>
+        <w:spacing w:after="120"/>
+        <w:jc w:val="both"/>
+      </w:pPr>
+    </w:p>
+    <w:p>
+      <w:pPr>
+        <w:spacing w:after="120"/>
+        <w:jc w:val="both"/>
+      </w:pPr>
+      <w:r>
+        <w:lastRenderedPageBreak/>
+        <w:t xml:space="preserve">O mapeamento entre as representações de objetos e não-objetos é realizado pelo </w:t>
+      </w:r>
+      <w:proofErr w:type="spellStart"/>
+      <w:r>
+        <w:t>Hibernate</w:t>
+      </w:r>
+      <w:proofErr w:type="spellEnd"/>
+      <w:r>
+        <w:t>/JPA, seguindo as estratégias:</w:t>
+      </w:r>
+    </w:p>
+    <w:p>
+      <w:pPr>
+        <w:pStyle w:val="PargrafodaLista"/>
         <w:numPr>
           <w:ilvl w:val="0"/>
           <w:numId w:val="3"/>
@@ -3328,12 +5161,12 @@
         <w:spacing w:after="60"/>
       </w:pPr>
       <w:r>
-        <w:t xml:space="preserve">Cada entidade de domínio anotada com @Entity é mapeada para uma tabela correspondente.</w:t>
-      </w:r>
-    </w:p>
-    <w:p>
-      <w:pPr>
-        <w:pStyle w:val="ListParagraph"/>
+        <w:t>Cada entidade de domínio anotada com @Entity é mapeada para uma tabela correspondente.</w:t>
+      </w:r>
+    </w:p>
+    <w:p>
+      <w:pPr>
+        <w:pStyle w:val="PargrafodaLista"/>
         <w:numPr>
           <w:ilvl w:val="0"/>
           <w:numId w:val="3"/>
@@ -3341,12 +5174,20 @@
         <w:spacing w:after="60"/>
       </w:pPr>
       <w:r>
-        <w:t xml:space="preserve">Relacionamentos um-para-muitos (Cliente–Veículo, Veículo–OrdemServico) são mapeados com @OneToMany / @ManyToOne, materializados por chaves estrangeiras.</w:t>
-      </w:r>
-    </w:p>
-    <w:p>
-      <w:pPr>
-        <w:pStyle w:val="ListParagraph"/>
+        <w:t>Relacionamentos um-para-muitos (Cliente–Veículo, Veículo–</w:t>
+      </w:r>
+      <w:proofErr w:type="spellStart"/>
+      <w:r>
+        <w:t>OrdemServico</w:t>
+      </w:r>
+      <w:proofErr w:type="spellEnd"/>
+      <w:r>
+        <w:t>) são mapeados com @OneToMany / @ManyToOne, materializados por chaves estrangeiras.</w:t>
+      </w:r>
+    </w:p>
+    <w:p>
+      <w:pPr>
+        <w:pStyle w:val="PargrafodaLista"/>
         <w:numPr>
           <w:ilvl w:val="0"/>
           <w:numId w:val="3"/>
@@ -3354,12 +5195,12 @@
         <w:spacing w:after="60"/>
       </w:pPr>
       <w:r>
-        <w:t xml:space="preserve">A Ordem de Serviço e seus Itens de Serviço formam uma composição, mapeada com @OneToMany e cascata de persistência.</w:t>
-      </w:r>
-    </w:p>
-    <w:p>
-      <w:pPr>
-        <w:pStyle w:val="ListParagraph"/>
+        <w:t>A Ordem de Serviço e seus Itens de Serviço formam uma composição, mapeada com @OneToMany e cascata de persistência.</w:t>
+      </w:r>
+    </w:p>
+    <w:p>
+      <w:pPr>
+        <w:pStyle w:val="PargrafodaLista"/>
         <w:numPr>
           <w:ilvl w:val="0"/>
           <w:numId w:val="3"/>
@@ -3367,12 +5208,36 @@
         <w:spacing w:after="60"/>
       </w:pPr>
       <w:r>
-        <w:t xml:space="preserve">As enumerações (StatusOS, Cargo, FormaPagamento) são persistidas como texto via @Enumerated(EnumType.STRING) para legibilidade no banco.</w:t>
-      </w:r>
-    </w:p>
-    <w:p>
-      <w:pPr>
-        <w:pStyle w:val="ListParagraph"/>
+        <w:t>As enumerações (</w:t>
+      </w:r>
+      <w:proofErr w:type="spellStart"/>
+      <w:r>
+        <w:t>StatusOS</w:t>
+      </w:r>
+      <w:proofErr w:type="spellEnd"/>
+      <w:r>
+        <w:t xml:space="preserve">, Cargo, </w:t>
+      </w:r>
+      <w:proofErr w:type="spellStart"/>
+      <w:r>
+        <w:t>FormaPagamento</w:t>
+      </w:r>
+      <w:proofErr w:type="spellEnd"/>
+      <w:r>
+        <w:t>) são persistidas como texto via @</w:t>
+      </w:r>
+      <w:proofErr w:type="gramStart"/>
+      <w:r>
+        <w:t>Enumerated(</w:t>
+      </w:r>
+      <w:proofErr w:type="gramEnd"/>
+      <w:r>
+        <w:t>EnumType.STRING) para legibilidade no banco.</w:t>
+      </w:r>
+    </w:p>
+    <w:p>
+      <w:pPr>
+        <w:pStyle w:val="PargrafodaLista"/>
         <w:numPr>
           <w:ilvl w:val="0"/>
           <w:numId w:val="3"/>
@@ -3380,102 +5245,96 @@
         <w:spacing w:after="60"/>
       </w:pPr>
       <w:r>
-        <w:t xml:space="preserve">Valores monetários usam NUMERIC(10,2) no banco e BigDecimal no domínio, evitando erros de arredondamento.</w:t>
+        <w:t xml:space="preserve">Valores monetários usam </w:t>
+      </w:r>
+      <w:proofErr w:type="gramStart"/>
+      <w:r>
+        <w:t>NUMERIC(</w:t>
+      </w:r>
+      <w:proofErr w:type="gramEnd"/>
+      <w:r>
+        <w:t xml:space="preserve">10,2) no banco e </w:t>
+      </w:r>
+      <w:proofErr w:type="spellStart"/>
+      <w:r>
+        <w:t>BigDecimal</w:t>
+      </w:r>
+      <w:proofErr w:type="spellEnd"/>
+      <w:r>
+        <w:t xml:space="preserve"> no domínio, evitando erros de arredondamento.</w:t>
       </w:r>
     </w:p>
     <w:sectPr>
-      <w:pgSz w:w="12240" w:h="15840" w:orient="portrait"/>
+      <w:pgSz w:w="12240" w:h="15840"/>
       <w:pgMar w:top="1440" w:right="1440" w:bottom="1440" w:left="1440" w:header="708" w:footer="708" w:gutter="0"/>
-      <w:pgNumType/>
+      <w:cols w:space="720"/>
       <w:docGrid w:linePitch="360"/>
     </w:sectPr>
   </w:body>
 </w:document>
 </file>
 
-<file path=word/comments.xml><?xml version="1.0" encoding="utf-8"?>
-<w:comments xmlns:cx="http://schemas.microsoft.com/office/drawing/2014/chartex" xmlns:cx1="http://schemas.microsoft.com/office/drawing/2015/9/8/chartex" xmlns:cx2="http://schemas.microsoft.com/office/drawing/2015/10/21/chartex" xmlns:cx3="http://schemas.microsoft.com/office/drawing/2016/5/9/chartex" xmlns:cx4="http://schemas.microsoft.com/office/drawing/2016/5/10/chartex" xmlns:cx5="http://schemas.microsoft.com/office/drawing/2016/5/11/chartex" xmlns:cx6="http://schemas.microsoft.com/office/drawing/2016/5/12/chartex" xmlns:cx7="http://schemas.microsoft.com/office/drawing/2016/5/13/chartex" xmlns:cx8="http://schemas.microsoft.com/office/drawing/2016/5/14/chartex" xmlns:mc="http://schemas.openxmlformats.org/markup-compatibility/2006" xmlns:aink="http://schemas.microsoft.com/office/drawing/2016/ink" xmlns:am3d="http://schemas.microsoft.com/office/drawing/2017/model3d" xmlns:o="urn:schemas-microsoft-com:office:office" xmlns:r="http://schemas.openxmlformats.org/officeDocument/2006/relationships" xmlns:m="http://schemas.openxmlformats.org/officeDocument/2006/math" xmlns:v="urn:schemas-microsoft-com:vml" xmlns:wp14="http://schemas.microsoft.com/office/word/2010/wordprocessingDrawing" xmlns:wp="http://schemas.openxmlformats.org/drawingml/2006/wordprocessingDrawing" xmlns:w10="urn:schemas-microsoft-com:office:word" xmlns:w="http://schemas.openxmlformats.org/wordprocessingml/2006/main" xmlns:w14="http://schemas.microsoft.com/office/word/2010/wordml" xmlns:w15="http://schemas.microsoft.com/office/word/2012/wordml" xmlns:w16cex="http://schemas.microsoft.com/office/word/2018/wordml/cex" xmlns:w16cid="http://schemas.microsoft.com/office/word/2016/wordml/cid" xmlns:w16="http://schemas.microsoft.com/office/word/2018/wordml" xmlns:w16sdtdh="http://schemas.microsoft.com/office/word/2020/wordml/sdtdatahash" xmlns:w16se="http://schemas.microsoft.com/office/word/2015/wordml/symex" xmlns:wpg="http://schemas.microsoft.com/office/word/2010/wordprocessingGroup" xmlns:wpi="http://schemas.microsoft.com/office/word/2010/wordprocessingInk" xmlns:wne="http://schemas.microsoft.com/office/word/2006/wordml" xmlns:wps="http://schemas.microsoft.com/office/word/2010/wordprocessingShape"/>
-</file>
-
-<file path=word/endnotes.xml><?xml version="1.0" encoding="utf-8"?>
-<w:endnotes xmlns:wpc="http://schemas.microsoft.com/office/word/2010/wordprocessingCanvas" xmlns:mc="http://schemas.openxmlformats.org/markup-compatibility/2006" xmlns:o="urn:schemas-microsoft-com:office:office" xmlns:r="http://schemas.openxmlformats.org/officeDocument/2006/relationships" xmlns:m="http://schemas.openxmlformats.org/officeDocument/2006/math" xmlns:v="urn:schemas-microsoft-com:vml" xmlns:wp14="http://schemas.microsoft.com/office/word/2010/wordprocessingDrawing" xmlns:wp="http://schemas.openxmlformats.org/drawingml/2006/wordprocessingDrawing" xmlns:w10="urn:schemas-microsoft-com:office:word" xmlns:w="http://schemas.openxmlformats.org/wordprocessingml/2006/main" xmlns:w14="http://schemas.microsoft.com/office/word/2010/wordml" xmlns:w15="http://schemas.microsoft.com/office/word/2012/wordml" xmlns:wpg="http://schemas.microsoft.com/office/word/2010/wordprocessingGroup" xmlns:wpi="http://schemas.microsoft.com/office/word/2010/wordprocessingInk" xmlns:wne="http://schemas.microsoft.com/office/word/2006/wordml" xmlns:wps="http://schemas.microsoft.com/office/word/2010/wordprocessingShape" mc:Ignorable="w14 w15 wp14">
-  <w:endnote w:type="separator" w:id="-1">
-    <w:p>
-      <w:pPr>
-        <w:spacing w:after="0" w:line="240" w:lineRule="auto"/>
-      </w:pPr>
-      <w:r>
-        <w:rPr>
-          <w:rStyle w:val="EndnoteReference"/>
-        </w:rPr>
-        <w:endnoteRef/>
-      </w:r>
-      <w:r>
-        <w:separator/>
-      </w:r>
-    </w:p>
-  </w:endnote>
-  <w:endnote w:type="continuationSeparator" w:id="0">
-    <w:p>
-      <w:pPr>
-        <w:spacing w:after="0" w:line="240" w:lineRule="auto"/>
-      </w:pPr>
-      <w:r>
-        <w:rPr>
-          <w:rStyle w:val="EndnoteReference"/>
-        </w:rPr>
-        <w:endnoteRef/>
-      </w:r>
-      <w:r>
-        <w:continuationSeparator/>
-      </w:r>
-    </w:p>
-  </w:endnote>
-</w:endnotes>
-</file>
-
-<file path=word/footnotes.xml><?xml version="1.0" encoding="utf-8"?>
-<w:footnotes xmlns:wpc="http://schemas.microsoft.com/office/word/2010/wordprocessingCanvas" xmlns:mc="http://schemas.openxmlformats.org/markup-compatibility/2006" xmlns:o="urn:schemas-microsoft-com:office:office" xmlns:r="http://schemas.openxmlformats.org/officeDocument/2006/relationships" xmlns:m="http://schemas.openxmlformats.org/officeDocument/2006/math" xmlns:v="urn:schemas-microsoft-com:vml" xmlns:wp14="http://schemas.microsoft.com/office/word/2010/wordprocessingDrawing" xmlns:wp="http://schemas.openxmlformats.org/drawingml/2006/wordprocessingDrawing" xmlns:w10="urn:schemas-microsoft-com:office:word" xmlns:w="http://schemas.openxmlformats.org/wordprocessingml/2006/main" xmlns:w14="http://schemas.microsoft.com/office/word/2010/wordml" xmlns:w15="http://schemas.microsoft.com/office/word/2012/wordml" xmlns:wpg="http://schemas.microsoft.com/office/word/2010/wordprocessingGroup" xmlns:wpi="http://schemas.microsoft.com/office/word/2010/wordprocessingInk" xmlns:wne="http://schemas.microsoft.com/office/word/2006/wordml" xmlns:wps="http://schemas.microsoft.com/office/word/2010/wordprocessingShape" mc:Ignorable="w14 w15 wp14">
-  <w:footnote w:type="separator" w:id="-1">
-    <w:p>
-      <w:pPr>
-        <w:spacing w:after="0" w:line="240" w:lineRule="auto"/>
-      </w:pPr>
-      <w:r>
-        <w:rPr>
-          <w:rStyle w:val="FootnoteReference"/>
-        </w:rPr>
-        <w:footnoteRef/>
-      </w:r>
-      <w:r>
-        <w:separator/>
-      </w:r>
-    </w:p>
-  </w:footnote>
-  <w:footnote w:type="continuationSeparator" w:id="0">
-    <w:p>
-      <w:pPr>
-        <w:spacing w:after="0" w:line="240" w:lineRule="auto"/>
-      </w:pPr>
-      <w:r>
-        <w:rPr>
-          <w:rStyle w:val="FootnoteReference"/>
-        </w:rPr>
-        <w:footnoteRef/>
-      </w:r>
-      <w:r>
-        <w:continuationSeparator/>
-      </w:r>
-    </w:p>
-  </w:footnote>
-</w:footnotes>
-</file>
-
 <file path=word/numbering.xml><?xml version="1.0" encoding="utf-8"?>
-<w:numbering xmlns:wpc="http://schemas.microsoft.com/office/word/2010/wordprocessingCanvas" xmlns:mc="http://schemas.openxmlformats.org/markup-compatibility/2006" xmlns:o="urn:schemas-microsoft-com:office:office" xmlns:r="http://schemas.openxmlformats.org/officeDocument/2006/relationships" xmlns:m="http://schemas.openxmlformats.org/officeDocument/2006/math" xmlns:v="urn:schemas-microsoft-com:vml" xmlns:wp14="http://schemas.microsoft.com/office/word/2010/wordprocessingDrawing" xmlns:wp="http://schemas.openxmlformats.org/drawingml/2006/wordprocessingDrawing" xmlns:w10="urn:schemas-microsoft-com:office:word" xmlns:w="http://schemas.openxmlformats.org/wordprocessingml/2006/main" xmlns:w14="http://schemas.microsoft.com/office/word/2010/wordml" xmlns:w15="http://schemas.microsoft.com/office/word/2012/wordml" xmlns:wpg="http://schemas.microsoft.com/office/word/2010/wordprocessingGroup" xmlns:wpi="http://schemas.microsoft.com/office/word/2010/wordprocessingInk" xmlns:wne="http://schemas.microsoft.com/office/word/2006/wordml" xmlns:wps="http://schemas.microsoft.com/office/word/2010/wordprocessingShape" mc:Ignorable="w14 w15 wp14">
+<w:numbering xmlns:wpc="http://schemas.microsoft.com/office/word/2010/wordprocessingCanvas" xmlns:cx="http://schemas.microsoft.com/office/drawing/2014/chartex" xmlns:cx1="http://schemas.microsoft.com/office/drawing/2015/9/8/chartex" xmlns:cx2="http://schemas.microsoft.com/office/drawing/2015/10/21/chartex" xmlns:cx3="http://schemas.microsoft.com/office/drawing/2016/5/9/chartex" xmlns:cx4="http://schemas.microsoft.com/office/drawing/2016/5/10/chartex" xmlns:cx5="http://schemas.microsoft.com/office/drawing/2016/5/11/chartex" xmlns:cx6="http://schemas.microsoft.com/office/drawing/2016/5/12/chartex" xmlns:cx7="http://schemas.microsoft.com/office/drawing/2016/5/13/chartex" xmlns:cx8="http://schemas.microsoft.com/office/drawing/2016/5/14/chartex" xmlns:mc="http://schemas.openxmlformats.org/markup-compatibility/2006" xmlns:aink="http://schemas.microsoft.com/office/drawing/2016/ink" xmlns:am3d="http://schemas.microsoft.com/office/drawing/2017/model3d" xmlns:o="urn:schemas-microsoft-com:office:office" xmlns:oel="http://schemas.microsoft.com/office/2019/extlst" xmlns:r="http://schemas.openxmlformats.org/officeDocument/2006/relationships" xmlns:m="http://schemas.openxmlformats.org/officeDocument/2006/math" xmlns:v="urn:schemas-microsoft-com:vml" xmlns:wp14="http://schemas.microsoft.com/office/word/2010/wordprocessingDrawing" xmlns:wp="http://schemas.openxmlformats.org/drawingml/2006/wordprocessingDrawing" xmlns:w10="urn:schemas-microsoft-com:office:word" xmlns:w="http://schemas.openxmlformats.org/wordprocessingml/2006/main" xmlns:w14="http://schemas.microsoft.com/office/word/2010/wordml" xmlns:w15="http://schemas.microsoft.com/office/word/2012/wordml" xmlns:w16cex="http://schemas.microsoft.com/office/word/2018/wordml/cex" xmlns:w16cid="http://schemas.microsoft.com/office/word/2016/wordml/cid" xmlns:w16="http://schemas.microsoft.com/office/word/2018/wordml" xmlns:w16du="http://schemas.microsoft.com/office/word/2023/wordml/word16du" xmlns:w16sdtdh="http://schemas.microsoft.com/office/word/2020/wordml/sdtdatahash" xmlns:w16sdtfl="http://schemas.microsoft.com/office/word/2024/wordml/sdtformatlock" xmlns:w16se="http://schemas.microsoft.com/office/word/2015/wordml/symex" xmlns:wpg="http://schemas.microsoft.com/office/word/2010/wordprocessingGroup" xmlns:wpi="http://schemas.microsoft.com/office/word/2010/wordprocessingInk" xmlns:wne="http://schemas.microsoft.com/office/word/2006/wordml" xmlns:wps="http://schemas.microsoft.com/office/word/2010/wordprocessingShape" mc:Ignorable="w14 w15 w16se w16cid w16 w16cex w16sdtdh w16sdtfl w16du wp14">
+  <w:abstractNum w:abstractNumId="0" w15:restartNumberingAfterBreak="0">
+    <w:nsid w:val="00AE36B6"/>
+    <w:multiLevelType w:val="hybridMultilevel"/>
+    <w:tmpl w:val="45F2DB7E"/>
+    <w:lvl w:ilvl="0" w:tplc="E9EE025A">
+      <w:start w:val="1"/>
+      <w:numFmt w:val="decimal"/>
+      <w:lvlText w:val="%1."/>
+      <w:lvlJc w:val="left"/>
+      <w:pPr>
+        <w:ind w:left="720" w:hanging="360"/>
+      </w:pPr>
+    </w:lvl>
+    <w:lvl w:ilvl="1" w:tplc="7D2A576C">
+      <w:numFmt w:val="decimal"/>
+      <w:lvlText w:val=""/>
+      <w:lvlJc w:val="left"/>
+    </w:lvl>
+    <w:lvl w:ilvl="2" w:tplc="5C549DC4">
+      <w:numFmt w:val="decimal"/>
+      <w:lvlText w:val=""/>
+      <w:lvlJc w:val="left"/>
+    </w:lvl>
+    <w:lvl w:ilvl="3" w:tplc="07384EFA">
+      <w:numFmt w:val="decimal"/>
+      <w:lvlText w:val=""/>
+      <w:lvlJc w:val="left"/>
+    </w:lvl>
+    <w:lvl w:ilvl="4" w:tplc="35BE1C82">
+      <w:numFmt w:val="decimal"/>
+      <w:lvlText w:val=""/>
+      <w:lvlJc w:val="left"/>
+    </w:lvl>
+    <w:lvl w:ilvl="5" w:tplc="E80EF678">
+      <w:numFmt w:val="decimal"/>
+      <w:lvlText w:val=""/>
+      <w:lvlJc w:val="left"/>
+    </w:lvl>
+    <w:lvl w:ilvl="6" w:tplc="06D211AA">
+      <w:numFmt w:val="decimal"/>
+      <w:lvlText w:val=""/>
+      <w:lvlJc w:val="left"/>
+    </w:lvl>
+    <w:lvl w:ilvl="7" w:tplc="24D4303E">
+      <w:numFmt w:val="decimal"/>
+      <w:lvlText w:val=""/>
+      <w:lvlJc w:val="left"/>
+    </w:lvl>
+    <w:lvl w:ilvl="8" w:tplc="207A7036">
+      <w:numFmt w:val="decimal"/>
+      <w:lvlText w:val=""/>
+      <w:lvlJc w:val="left"/>
+    </w:lvl>
+  </w:abstractNum>
   <w:abstractNum w:abstractNumId="1" w15:restartNumberingAfterBreak="0">
+    <w:nsid w:val="3CA24F0B"/>
     <w:multiLevelType w:val="hybridMultilevel"/>
-    <w:lvl w:ilvl="0" w15:tentative="1">
+    <w:tmpl w:val="2A8C856C"/>
+    <w:lvl w:ilvl="0" w:tplc="FDDA3206">
       <w:start w:val="1"/>
       <w:numFmt w:val="bullet"/>
       <w:lvlText w:val="●"/>
@@ -3484,7 +5343,7 @@
         <w:ind w:left="720" w:hanging="360"/>
       </w:pPr>
     </w:lvl>
-    <w:lvl w:ilvl="1" w15:tentative="1">
+    <w:lvl w:ilvl="1" w:tplc="6E0A0FCA">
       <w:start w:val="1"/>
       <w:numFmt w:val="bullet"/>
       <w:lvlText w:val="○"/>
@@ -3493,7 +5352,7 @@
         <w:ind w:left="1440" w:hanging="360"/>
       </w:pPr>
     </w:lvl>
-    <w:lvl w:ilvl="2" w15:tentative="1">
+    <w:lvl w:ilvl="2" w:tplc="03589F54">
       <w:start w:val="1"/>
       <w:numFmt w:val="bullet"/>
       <w:lvlText w:val="■"/>
@@ -3502,7 +5361,7 @@
         <w:ind w:left="2160" w:hanging="360"/>
       </w:pPr>
     </w:lvl>
-    <w:lvl w:ilvl="3" w15:tentative="1">
+    <w:lvl w:ilvl="3" w:tplc="C4240DD8">
       <w:start w:val="1"/>
       <w:numFmt w:val="bullet"/>
       <w:lvlText w:val="●"/>
@@ -3511,7 +5370,7 @@
         <w:ind w:left="2880" w:hanging="360"/>
       </w:pPr>
     </w:lvl>
-    <w:lvl w:ilvl="4" w15:tentative="1">
+    <w:lvl w:ilvl="4" w:tplc="6E4A896E">
       <w:start w:val="1"/>
       <w:numFmt w:val="bullet"/>
       <w:lvlText w:val="○"/>
@@ -3520,7 +5379,7 @@
         <w:ind w:left="3600" w:hanging="360"/>
       </w:pPr>
     </w:lvl>
-    <w:lvl w:ilvl="5" w15:tentative="1">
+    <w:lvl w:ilvl="5" w:tplc="E51E72F2">
       <w:start w:val="1"/>
       <w:numFmt w:val="bullet"/>
       <w:lvlText w:val="■"/>
@@ -3529,7 +5388,7 @@
         <w:ind w:left="4320" w:hanging="360"/>
       </w:pPr>
     </w:lvl>
-    <w:lvl w:ilvl="6" w15:tentative="1">
+    <w:lvl w:ilvl="6" w:tplc="2E840136">
       <w:start w:val="1"/>
       <w:numFmt w:val="bullet"/>
       <w:lvlText w:val="●"/>
@@ -3538,7 +5397,7 @@
         <w:ind w:left="5040" w:hanging="360"/>
       </w:pPr>
     </w:lvl>
-    <w:lvl w:ilvl="7" w15:tentative="1">
+    <w:lvl w:ilvl="7" w:tplc="AD7630C4">
       <w:start w:val="1"/>
       <w:numFmt w:val="bullet"/>
       <w:lvlText w:val="●"/>
@@ -3547,7 +5406,7 @@
         <w:ind w:left="5760" w:hanging="360"/>
       </w:pPr>
     </w:lvl>
-    <w:lvl w:ilvl="8" w15:tentative="1">
+    <w:lvl w:ilvl="8" w:tplc="151E61A4">
       <w:start w:val="1"/>
       <w:numFmt w:val="bullet"/>
       <w:lvlText w:val="●"/>
@@ -3558,8 +5417,10 @@
     </w:lvl>
   </w:abstractNum>
   <w:abstractNum w:abstractNumId="2" w15:restartNumberingAfterBreak="0">
+    <w:nsid w:val="670751FB"/>
     <w:multiLevelType w:val="hybridMultilevel"/>
-    <w:lvl w:ilvl="0" w15:tentative="1">
+    <w:tmpl w:val="A380DF6A"/>
+    <w:lvl w:ilvl="0" w:tplc="7D046162">
       <w:start w:val="1"/>
       <w:numFmt w:val="bullet"/>
       <w:lvlText w:val="•"/>
@@ -3568,32 +5429,60 @@
         <w:ind w:left="720" w:hanging="360"/>
       </w:pPr>
     </w:lvl>
-  </w:abstractNum>
-  <w:abstractNum w:abstractNumId="3" w15:restartNumberingAfterBreak="0">
-    <w:multiLevelType w:val="hybridMultilevel"/>
-    <w:lvl w:ilvl="0" w15:tentative="1">
-      <w:start w:val="1"/>
+    <w:lvl w:ilvl="1" w:tplc="8B048562">
       <w:numFmt w:val="decimal"/>
-      <w:lvlText w:val="%1."/>
+      <w:lvlText w:val=""/>
       <w:lvlJc w:val="left"/>
-      <w:pPr>
-        <w:ind w:left="720" w:hanging="360"/>
-      </w:pPr>
+    </w:lvl>
+    <w:lvl w:ilvl="2" w:tplc="849010FA">
+      <w:numFmt w:val="decimal"/>
+      <w:lvlText w:val=""/>
+      <w:lvlJc w:val="left"/>
+    </w:lvl>
+    <w:lvl w:ilvl="3" w:tplc="98A2E86C">
+      <w:numFmt w:val="decimal"/>
+      <w:lvlText w:val=""/>
+      <w:lvlJc w:val="left"/>
+    </w:lvl>
+    <w:lvl w:ilvl="4" w:tplc="F81872BE">
+      <w:numFmt w:val="decimal"/>
+      <w:lvlText w:val=""/>
+      <w:lvlJc w:val="left"/>
+    </w:lvl>
+    <w:lvl w:ilvl="5" w:tplc="55CE4FD8">
+      <w:numFmt w:val="decimal"/>
+      <w:lvlText w:val=""/>
+      <w:lvlJc w:val="left"/>
+    </w:lvl>
+    <w:lvl w:ilvl="6" w:tplc="83C482F6">
+      <w:numFmt w:val="decimal"/>
+      <w:lvlText w:val=""/>
+      <w:lvlJc w:val="left"/>
+    </w:lvl>
+    <w:lvl w:ilvl="7" w:tplc="7CFEACCC">
+      <w:numFmt w:val="decimal"/>
+      <w:lvlText w:val=""/>
+      <w:lvlJc w:val="left"/>
+    </w:lvl>
+    <w:lvl w:ilvl="8" w:tplc="855C7EBE">
+      <w:numFmt w:val="decimal"/>
+      <w:lvlText w:val=""/>
+      <w:lvlJc w:val="left"/>
     </w:lvl>
   </w:abstractNum>
-  <w:num w:numId="1">
+  <w:num w:numId="1" w16cid:durableId="1862620694">
     <w:abstractNumId w:val="1"/>
     <w:lvlOverride w:ilvl="0">
       <w:startOverride w:val="1"/>
     </w:lvlOverride>
   </w:num>
-  <w:num w:numId="2">
-    <w:abstractNumId w:val="3"/>
+  <w:num w:numId="2" w16cid:durableId="1952472199">
+    <w:abstractNumId w:val="0"/>
     <w:lvlOverride w:ilvl="0">
       <w:startOverride w:val="1"/>
     </w:lvlOverride>
   </w:num>
-  <w:num w:numId="3">
+  <w:num w:numId="3" w16cid:durableId="404304552">
     <w:abstractNumId w:val="2"/>
     <w:lvlOverride w:ilvl="0">
       <w:startOverride w:val="1"/>
@@ -3603,107 +5492,536 @@
 </file>
 
 <file path=word/styles.xml><?xml version="1.0" encoding="utf-8"?>
-<w:styles xmlns:mc="http://schemas.openxmlformats.org/markup-compatibility/2006" xmlns:r="http://schemas.openxmlformats.org/officeDocument/2006/relationships" xmlns:w="http://schemas.openxmlformats.org/wordprocessingml/2006/main" xmlns:w14="http://schemas.microsoft.com/office/word/2010/wordml" xmlns:w15="http://schemas.microsoft.com/office/word/2012/wordml" mc:Ignorable="w14 w15">
+<w:styles xmlns:mc="http://schemas.openxmlformats.org/markup-compatibility/2006" xmlns:r="http://schemas.openxmlformats.org/officeDocument/2006/relationships" xmlns:w="http://schemas.openxmlformats.org/wordprocessingml/2006/main" xmlns:w14="http://schemas.microsoft.com/office/word/2010/wordml" xmlns:w15="http://schemas.microsoft.com/office/word/2012/wordml" xmlns:w16cex="http://schemas.microsoft.com/office/word/2018/wordml/cex" xmlns:w16cid="http://schemas.microsoft.com/office/word/2016/wordml/cid" xmlns:w16="http://schemas.microsoft.com/office/word/2018/wordml" xmlns:w16du="http://schemas.microsoft.com/office/word/2023/wordml/word16du" xmlns:w16sdtdh="http://schemas.microsoft.com/office/word/2020/wordml/sdtdatahash" xmlns:w16sdtfl="http://schemas.microsoft.com/office/word/2024/wordml/sdtformatlock" xmlns:w16se="http://schemas.microsoft.com/office/word/2015/wordml/symex" mc:Ignorable="w14 w15 w16se w16cid w16 w16cex w16sdtdh w16sdtfl w16du">
   <w:docDefaults>
     <w:rPrDefault>
       <w:rPr>
-        <w:rFonts w:ascii="Arial" w:cs="Arial" w:eastAsia="Arial" w:hAnsi="Arial"/>
+        <w:rFonts w:ascii="Arial" w:eastAsia="Arial" w:hAnsi="Arial" w:cs="Arial"/>
         <w:sz w:val="24"/>
         <w:szCs w:val="24"/>
+        <w:lang w:val="pt-BR" w:eastAsia="pt-BR" w:bidi="ar-SA"/>
       </w:rPr>
     </w:rPrDefault>
     <w:pPrDefault/>
   </w:docDefaults>
-  <w:style w:type="paragraph" w:styleId="Title">
+  <w:latentStyles w:defLockedState="0" w:defUIPriority="99" w:defSemiHidden="0" w:defUnhideWhenUsed="0" w:defQFormat="0" w:count="376">
+    <w:lsdException w:name="Normal" w:uiPriority="0" w:qFormat="1"/>
+    <w:lsdException w:name="heading 1" w:uiPriority="9" w:qFormat="1"/>
+    <w:lsdException w:name="heading 2" w:semiHidden="1" w:uiPriority="9" w:unhideWhenUsed="1" w:qFormat="1"/>
+    <w:lsdException w:name="heading 3" w:semiHidden="1" w:uiPriority="9" w:unhideWhenUsed="1" w:qFormat="1"/>
+    <w:lsdException w:name="heading 4" w:semiHidden="1" w:uiPriority="9" w:unhideWhenUsed="1" w:qFormat="1"/>
+    <w:lsdException w:name="heading 5" w:semiHidden="1" w:uiPriority="9" w:unhideWhenUsed="1" w:qFormat="1"/>
+    <w:lsdException w:name="heading 6" w:semiHidden="1" w:uiPriority="9" w:unhideWhenUsed="1" w:qFormat="1"/>
+    <w:lsdException w:name="heading 7" w:semiHidden="1" w:uiPriority="9" w:unhideWhenUsed="1" w:qFormat="1"/>
+    <w:lsdException w:name="heading 8" w:semiHidden="1" w:uiPriority="9" w:unhideWhenUsed="1" w:qFormat="1"/>
+    <w:lsdException w:name="heading 9" w:semiHidden="1" w:uiPriority="9" w:unhideWhenUsed="1" w:qFormat="1"/>
+    <w:lsdException w:name="index 1" w:semiHidden="1" w:unhideWhenUsed="1"/>
+    <w:lsdException w:name="index 2" w:semiHidden="1" w:unhideWhenUsed="1"/>
+    <w:lsdException w:name="index 3" w:semiHidden="1" w:unhideWhenUsed="1"/>
+    <w:lsdException w:name="index 4" w:semiHidden="1" w:unhideWhenUsed="1"/>
+    <w:lsdException w:name="index 5" w:semiHidden="1" w:unhideWhenUsed="1"/>
+    <w:lsdException w:name="index 6" w:semiHidden="1" w:unhideWhenUsed="1"/>
+    <w:lsdException w:name="index 7" w:semiHidden="1" w:unhideWhenUsed="1"/>
+    <w:lsdException w:name="index 8" w:semiHidden="1" w:unhideWhenUsed="1"/>
+    <w:lsdException w:name="index 9" w:semiHidden="1" w:unhideWhenUsed="1"/>
+    <w:lsdException w:name="toc 1" w:semiHidden="1" w:uiPriority="39" w:unhideWhenUsed="1"/>
+    <w:lsdException w:name="toc 2" w:semiHidden="1" w:uiPriority="39" w:unhideWhenUsed="1"/>
+    <w:lsdException w:name="toc 3" w:semiHidden="1" w:uiPriority="39" w:unhideWhenUsed="1"/>
+    <w:lsdException w:name="toc 4" w:semiHidden="1" w:uiPriority="39" w:unhideWhenUsed="1"/>
+    <w:lsdException w:name="toc 5" w:semiHidden="1" w:uiPriority="39" w:unhideWhenUsed="1"/>
+    <w:lsdException w:name="toc 6" w:semiHidden="1" w:uiPriority="39" w:unhideWhenUsed="1"/>
+    <w:lsdException w:name="toc 7" w:semiHidden="1" w:uiPriority="39" w:unhideWhenUsed="1"/>
+    <w:lsdException w:name="toc 8" w:semiHidden="1" w:uiPriority="39" w:unhideWhenUsed="1"/>
+    <w:lsdException w:name="toc 9" w:semiHidden="1" w:uiPriority="39" w:unhideWhenUsed="1"/>
+    <w:lsdException w:name="Normal Indent" w:semiHidden="1" w:unhideWhenUsed="1"/>
+    <w:lsdException w:name="footnote text" w:semiHidden="1" w:unhideWhenUsed="1"/>
+    <w:lsdException w:name="annotation text" w:semiHidden="1" w:unhideWhenUsed="1"/>
+    <w:lsdException w:name="header" w:semiHidden="1" w:unhideWhenUsed="1"/>
+    <w:lsdException w:name="footer" w:semiHidden="1" w:unhideWhenUsed="1"/>
+    <w:lsdException w:name="index heading" w:semiHidden="1" w:unhideWhenUsed="1"/>
+    <w:lsdException w:name="caption" w:semiHidden="1" w:uiPriority="35" w:unhideWhenUsed="1" w:qFormat="1"/>
+    <w:lsdException w:name="table of figures" w:semiHidden="1" w:unhideWhenUsed="1"/>
+    <w:lsdException w:name="envelope address" w:semiHidden="1" w:unhideWhenUsed="1"/>
+    <w:lsdException w:name="envelope return" w:semiHidden="1" w:unhideWhenUsed="1"/>
+    <w:lsdException w:name="footnote reference" w:semiHidden="1" w:unhideWhenUsed="1"/>
+    <w:lsdException w:name="annotation reference" w:semiHidden="1" w:unhideWhenUsed="1"/>
+    <w:lsdException w:name="line number" w:semiHidden="1" w:unhideWhenUsed="1"/>
+    <w:lsdException w:name="page number" w:semiHidden="1" w:unhideWhenUsed="1"/>
+    <w:lsdException w:name="endnote reference" w:semiHidden="1" w:unhideWhenUsed="1"/>
+    <w:lsdException w:name="endnote text" w:semiHidden="1" w:unhideWhenUsed="1"/>
+    <w:lsdException w:name="table of authorities" w:semiHidden="1" w:unhideWhenUsed="1"/>
+    <w:lsdException w:name="macro" w:semiHidden="1" w:unhideWhenUsed="1"/>
+    <w:lsdException w:name="toa heading" w:semiHidden="1" w:unhideWhenUsed="1"/>
+    <w:lsdException w:name="List" w:semiHidden="1" w:unhideWhenUsed="1"/>
+    <w:lsdException w:name="List Bullet" w:semiHidden="1" w:unhideWhenUsed="1"/>
+    <w:lsdException w:name="List Number" w:semiHidden="1" w:unhideWhenUsed="1"/>
+    <w:lsdException w:name="List 2" w:semiHidden="1" w:unhideWhenUsed="1"/>
+    <w:lsdException w:name="List 3" w:semiHidden="1" w:unhideWhenUsed="1"/>
+    <w:lsdException w:name="List 4" w:semiHidden="1" w:unhideWhenUsed="1"/>
+    <w:lsdException w:name="List 5" w:semiHidden="1" w:unhideWhenUsed="1"/>
+    <w:lsdException w:name="List Bullet 2" w:semiHidden="1" w:unhideWhenUsed="1"/>
+    <w:lsdException w:name="List Bullet 3" w:semiHidden="1" w:unhideWhenUsed="1"/>
+    <w:lsdException w:name="List Bullet 4" w:semiHidden="1" w:unhideWhenUsed="1"/>
+    <w:lsdException w:name="List Bullet 5" w:semiHidden="1" w:unhideWhenUsed="1"/>
+    <w:lsdException w:name="List Number 2" w:semiHidden="1" w:unhideWhenUsed="1"/>
+    <w:lsdException w:name="List Number 3" w:semiHidden="1" w:unhideWhenUsed="1"/>
+    <w:lsdException w:name="List Number 4" w:semiHidden="1" w:unhideWhenUsed="1"/>
+    <w:lsdException w:name="List Number 5" w:semiHidden="1" w:unhideWhenUsed="1"/>
+    <w:lsdException w:name="Title" w:uiPriority="10" w:qFormat="1"/>
+    <w:lsdException w:name="Closing" w:semiHidden="1" w:unhideWhenUsed="1"/>
+    <w:lsdException w:name="Signature" w:semiHidden="1" w:unhideWhenUsed="1"/>
+    <w:lsdException w:name="Default Paragraph Font" w:semiHidden="1" w:uiPriority="1" w:unhideWhenUsed="1"/>
+    <w:lsdException w:name="Body Text" w:semiHidden="1" w:unhideWhenUsed="1"/>
+    <w:lsdException w:name="Body Text Indent" w:semiHidden="1" w:unhideWhenUsed="1"/>
+    <w:lsdException w:name="List Continue" w:semiHidden="1" w:unhideWhenUsed="1"/>
+    <w:lsdException w:name="List Continue 2" w:semiHidden="1" w:unhideWhenUsed="1"/>
+    <w:lsdException w:name="List Continue 3" w:semiHidden="1" w:unhideWhenUsed="1"/>
+    <w:lsdException w:name="List Continue 4" w:semiHidden="1" w:unhideWhenUsed="1"/>
+    <w:lsdException w:name="List Continue 5" w:semiHidden="1" w:unhideWhenUsed="1"/>
+    <w:lsdException w:name="Message Header" w:semiHidden="1" w:unhideWhenUsed="1"/>
+    <w:lsdException w:name="Subtitle" w:uiPriority="11" w:qFormat="1"/>
+    <w:lsdException w:name="Salutation" w:semiHidden="1" w:unhideWhenUsed="1"/>
+    <w:lsdException w:name="Date" w:semiHidden="1" w:unhideWhenUsed="1"/>
+    <w:lsdException w:name="Body Text First Indent" w:semiHidden="1" w:unhideWhenUsed="1"/>
+    <w:lsdException w:name="Body Text First Indent 2" w:semiHidden="1" w:unhideWhenUsed="1"/>
+    <w:lsdException w:name="Note Heading" w:semiHidden="1" w:unhideWhenUsed="1"/>
+    <w:lsdException w:name="Body Text 2" w:semiHidden="1" w:unhideWhenUsed="1"/>
+    <w:lsdException w:name="Body Text 3" w:semiHidden="1" w:unhideWhenUsed="1"/>
+    <w:lsdException w:name="Body Text Indent 2" w:semiHidden="1" w:unhideWhenUsed="1"/>
+    <w:lsdException w:name="Body Text Indent 3" w:semiHidden="1" w:unhideWhenUsed="1"/>
+    <w:lsdException w:name="Block Text" w:semiHidden="1" w:unhideWhenUsed="1"/>
+    <w:lsdException w:name="Hyperlink" w:semiHidden="1" w:unhideWhenUsed="1"/>
+    <w:lsdException w:name="FollowedHyperlink" w:semiHidden="1" w:unhideWhenUsed="1"/>
+    <w:lsdException w:name="Strong" w:uiPriority="22" w:qFormat="1"/>
+    <w:lsdException w:name="Emphasis" w:uiPriority="20" w:qFormat="1"/>
+    <w:lsdException w:name="Document Map" w:semiHidden="1" w:unhideWhenUsed="1"/>
+    <w:lsdException w:name="Plain Text" w:semiHidden="1" w:unhideWhenUsed="1"/>
+    <w:lsdException w:name="E-mail Signature" w:semiHidden="1" w:unhideWhenUsed="1"/>
+    <w:lsdException w:name="HTML Top of Form" w:semiHidden="1" w:unhideWhenUsed="1"/>
+    <w:lsdException w:name="HTML Bottom of Form" w:semiHidden="1" w:unhideWhenUsed="1"/>
+    <w:lsdException w:name="Normal (Web)" w:semiHidden="1" w:unhideWhenUsed="1"/>
+    <w:lsdException w:name="HTML Acronym" w:semiHidden="1" w:unhideWhenUsed="1"/>
+    <w:lsdException w:name="HTML Address" w:semiHidden="1" w:unhideWhenUsed="1"/>
+    <w:lsdException w:name="HTML Cite" w:semiHidden="1" w:unhideWhenUsed="1"/>
+    <w:lsdException w:name="HTML Code" w:semiHidden="1" w:unhideWhenUsed="1"/>
+    <w:lsdException w:name="HTML Definition" w:semiHidden="1" w:unhideWhenUsed="1"/>
+    <w:lsdException w:name="HTML Keyboard" w:semiHidden="1" w:unhideWhenUsed="1"/>
+    <w:lsdException w:name="HTML Preformatted" w:semiHidden="1" w:unhideWhenUsed="1"/>
+    <w:lsdException w:name="HTML Sample" w:semiHidden="1" w:unhideWhenUsed="1"/>
+    <w:lsdException w:name="HTML Typewriter" w:semiHidden="1" w:unhideWhenUsed="1"/>
+    <w:lsdException w:name="HTML Variable" w:semiHidden="1" w:unhideWhenUsed="1"/>
+    <w:lsdException w:name="Normal Table" w:semiHidden="1" w:unhideWhenUsed="1"/>
+    <w:lsdException w:name="annotation subject" w:semiHidden="1" w:unhideWhenUsed="1"/>
+    <w:lsdException w:name="No List" w:semiHidden="1" w:unhideWhenUsed="1"/>
+    <w:lsdException w:name="Outline List 1" w:semiHidden="1" w:unhideWhenUsed="1"/>
+    <w:lsdException w:name="Outline List 2" w:semiHidden="1" w:unhideWhenUsed="1"/>
+    <w:lsdException w:name="Outline List 3" w:semiHidden="1" w:unhideWhenUsed="1"/>
+    <w:lsdException w:name="Table Simple 1" w:semiHidden="1" w:unhideWhenUsed="1"/>
+    <w:lsdException w:name="Table Simple 2" w:semiHidden="1" w:unhideWhenUsed="1"/>
+    <w:lsdException w:name="Table Simple 3" w:semiHidden="1" w:unhideWhenUsed="1"/>
+    <w:lsdException w:name="Table Classic 1" w:semiHidden="1" w:unhideWhenUsed="1"/>
+    <w:lsdException w:name="Table Classic 2" w:semiHidden="1" w:unhideWhenUsed="1"/>
+    <w:lsdException w:name="Table Classic 3" w:semiHidden="1" w:unhideWhenUsed="1"/>
+    <w:lsdException w:name="Table Classic 4" w:semiHidden="1" w:unhideWhenUsed="1"/>
+    <w:lsdException w:name="Table Colorful 1" w:semiHidden="1" w:unhideWhenUsed="1"/>
+    <w:lsdException w:name="Table Colorful 2" w:semiHidden="1" w:unhideWhenUsed="1"/>
+    <w:lsdException w:name="Table Colorful 3" w:semiHidden="1" w:unhideWhenUsed="1"/>
+    <w:lsdException w:name="Table Columns 1" w:semiHidden="1" w:unhideWhenUsed="1"/>
+    <w:lsdException w:name="Table Columns 2" w:semiHidden="1" w:unhideWhenUsed="1"/>
+    <w:lsdException w:name="Table Columns 3" w:semiHidden="1" w:unhideWhenUsed="1"/>
+    <w:lsdException w:name="Table Columns 4" w:semiHidden="1" w:unhideWhenUsed="1"/>
+    <w:lsdException w:name="Table Columns 5" w:semiHidden="1" w:unhideWhenUsed="1"/>
+    <w:lsdException w:name="Table Grid 1" w:semiHidden="1" w:unhideWhenUsed="1"/>
+    <w:lsdException w:name="Table Grid 2" w:semiHidden="1" w:unhideWhenUsed="1"/>
+    <w:lsdException w:name="Table Grid 3" w:semiHidden="1" w:unhideWhenUsed="1"/>
+    <w:lsdException w:name="Table Grid 4" w:semiHidden="1" w:unhideWhenUsed="1"/>
+    <w:lsdException w:name="Table Grid 5" w:semiHidden="1" w:unhideWhenUsed="1"/>
+    <w:lsdException w:name="Table Grid 6" w:semiHidden="1" w:unhideWhenUsed="1"/>
+    <w:lsdException w:name="Table Grid 7" w:semiHidden="1" w:unhideWhenUsed="1"/>
+    <w:lsdException w:name="Table Grid 8" w:semiHidden="1" w:unhideWhenUsed="1"/>
+    <w:lsdException w:name="Table List 1" w:semiHidden="1" w:unhideWhenUsed="1"/>
+    <w:lsdException w:name="Table List 2" w:semiHidden="1" w:unhideWhenUsed="1"/>
+    <w:lsdException w:name="Table List 3" w:semiHidden="1" w:unhideWhenUsed="1"/>
+    <w:lsdException w:name="Table List 4" w:semiHidden="1" w:unhideWhenUsed="1"/>
+    <w:lsdException w:name="Table List 5" w:semiHidden="1" w:unhideWhenUsed="1"/>
+    <w:lsdException w:name="Table List 6" w:semiHidden="1" w:unhideWhenUsed="1"/>
+    <w:lsdException w:name="Table List 7" w:semiHidden="1" w:unhideWhenUsed="1"/>
+    <w:lsdException w:name="Table List 8" w:semiHidden="1" w:unhideWhenUsed="1"/>
+    <w:lsdException w:name="Table 3D effects 1" w:semiHidden="1" w:unhideWhenUsed="1"/>
+    <w:lsdException w:name="Table 3D effects 2" w:semiHidden="1" w:unhideWhenUsed="1"/>
+    <w:lsdException w:name="Table 3D effects 3" w:semiHidden="1" w:unhideWhenUsed="1"/>
+    <w:lsdException w:name="Table Contemporary" w:semiHidden="1" w:unhideWhenUsed="1"/>
+    <w:lsdException w:name="Table Elegant" w:semiHidden="1" w:unhideWhenUsed="1"/>
+    <w:lsdException w:name="Table Professional" w:semiHidden="1" w:unhideWhenUsed="1"/>
+    <w:lsdException w:name="Table Subtle 1" w:semiHidden="1" w:unhideWhenUsed="1"/>
+    <w:lsdException w:name="Table Subtle 2" w:semiHidden="1" w:unhideWhenUsed="1"/>
+    <w:lsdException w:name="Table Web 1" w:semiHidden="1" w:unhideWhenUsed="1"/>
+    <w:lsdException w:name="Table Web 2" w:semiHidden="1" w:unhideWhenUsed="1"/>
+    <w:lsdException w:name="Table Web 3" w:semiHidden="1" w:unhideWhenUsed="1"/>
+    <w:lsdException w:name="Balloon Text" w:semiHidden="1" w:unhideWhenUsed="1"/>
+    <w:lsdException w:name="Table Grid" w:uiPriority="39"/>
+    <w:lsdException w:name="Table Theme" w:semiHidden="1" w:unhideWhenUsed="1"/>
+    <w:lsdException w:name="Placeholder Text" w:semiHidden="1"/>
+    <w:lsdException w:name="No Spacing" w:uiPriority="1" w:qFormat="1"/>
+    <w:lsdException w:name="Light Shading" w:uiPriority="60"/>
+    <w:lsdException w:name="Light List" w:uiPriority="61"/>
+    <w:lsdException w:name="Light Grid" w:uiPriority="62"/>
+    <w:lsdException w:name="Medium Shading 1" w:uiPriority="63"/>
+    <w:lsdException w:name="Medium Shading 2" w:uiPriority="64"/>
+    <w:lsdException w:name="Medium List 1" w:uiPriority="65"/>
+    <w:lsdException w:name="Medium List 2" w:uiPriority="66"/>
+    <w:lsdException w:name="Medium Grid 1" w:uiPriority="67"/>
+    <w:lsdException w:name="Medium Grid 2" w:uiPriority="68"/>
+    <w:lsdException w:name="Medium Grid 3" w:uiPriority="69"/>
+    <w:lsdException w:name="Dark List" w:uiPriority="70"/>
+    <w:lsdException w:name="Colorful Shading" w:uiPriority="71"/>
+    <w:lsdException w:name="Colorful List" w:uiPriority="72"/>
+    <w:lsdException w:name="Colorful Grid" w:uiPriority="73"/>
+    <w:lsdException w:name="Light Shading Accent 1" w:uiPriority="60"/>
+    <w:lsdException w:name="Light List Accent 1" w:uiPriority="61"/>
+    <w:lsdException w:name="Light Grid Accent 1" w:uiPriority="62"/>
+    <w:lsdException w:name="Medium Shading 1 Accent 1" w:uiPriority="63"/>
+    <w:lsdException w:name="Medium Shading 2 Accent 1" w:uiPriority="64"/>
+    <w:lsdException w:name="Medium List 1 Accent 1" w:uiPriority="65"/>
+    <w:lsdException w:name="Revision" w:semiHidden="1"/>
+    <w:lsdException w:name="List Paragraph" w:uiPriority="34" w:qFormat="1"/>
+    <w:lsdException w:name="Quote" w:uiPriority="29" w:qFormat="1"/>
+    <w:lsdException w:name="Intense Quote" w:uiPriority="30" w:qFormat="1"/>
+    <w:lsdException w:name="Medium List 2 Accent 1" w:uiPriority="66"/>
+    <w:lsdException w:name="Medium Grid 1 Accent 1" w:uiPriority="67"/>
+    <w:lsdException w:name="Medium Grid 2 Accent 1" w:uiPriority="68"/>
+    <w:lsdException w:name="Medium Grid 3 Accent 1" w:uiPriority="69"/>
+    <w:lsdException w:name="Dark List Accent 1" w:uiPriority="70"/>
+    <w:lsdException w:name="Colorful Shading Accent 1" w:uiPriority="71"/>
+    <w:lsdException w:name="Colorful List Accent 1" w:uiPriority="72"/>
+    <w:lsdException w:name="Colorful Grid Accent 1" w:uiPriority="73"/>
+    <w:lsdException w:name="Light Shading Accent 2" w:uiPriority="60"/>
+    <w:lsdException w:name="Light List Accent 2" w:uiPriority="61"/>
+    <w:lsdException w:name="Light Grid Accent 2" w:uiPriority="62"/>
+    <w:lsdException w:name="Medium Shading 1 Accent 2" w:uiPriority="63"/>
+    <w:lsdException w:name="Medium Shading 2 Accent 2" w:uiPriority="64"/>
+    <w:lsdException w:name="Medium List 1 Accent 2" w:uiPriority="65"/>
+    <w:lsdException w:name="Medium List 2 Accent 2" w:uiPriority="66"/>
+    <w:lsdException w:name="Medium Grid 1 Accent 2" w:uiPriority="67"/>
+    <w:lsdException w:name="Medium Grid 2 Accent 2" w:uiPriority="68"/>
+    <w:lsdException w:name="Medium Grid 3 Accent 2" w:uiPriority="69"/>
+    <w:lsdException w:name="Dark List Accent 2" w:uiPriority="70"/>
+    <w:lsdException w:name="Colorful Shading Accent 2" w:uiPriority="71"/>
+    <w:lsdException w:name="Colorful List Accent 2" w:uiPriority="72"/>
+    <w:lsdException w:name="Colorful Grid Accent 2" w:uiPriority="73"/>
+    <w:lsdException w:name="Light Shading Accent 3" w:uiPriority="60"/>
+    <w:lsdException w:name="Light List Accent 3" w:uiPriority="61"/>
+    <w:lsdException w:name="Light Grid Accent 3" w:uiPriority="62"/>
+    <w:lsdException w:name="Medium Shading 1 Accent 3" w:uiPriority="63"/>
+    <w:lsdException w:name="Medium Shading 2 Accent 3" w:uiPriority="64"/>
+    <w:lsdException w:name="Medium List 1 Accent 3" w:uiPriority="65"/>
+    <w:lsdException w:name="Medium List 2 Accent 3" w:uiPriority="66"/>
+    <w:lsdException w:name="Medium Grid 1 Accent 3" w:uiPriority="67"/>
+    <w:lsdException w:name="Medium Grid 2 Accent 3" w:uiPriority="68"/>
+    <w:lsdException w:name="Medium Grid 3 Accent 3" w:uiPriority="69"/>
+    <w:lsdException w:name="Dark List Accent 3" w:uiPriority="70"/>
+    <w:lsdException w:name="Colorful Shading Accent 3" w:uiPriority="71"/>
+    <w:lsdException w:name="Colorful List Accent 3" w:uiPriority="72"/>
+    <w:lsdException w:name="Colorful Grid Accent 3" w:uiPriority="73"/>
+    <w:lsdException w:name="Light Shading Accent 4" w:uiPriority="60"/>
+    <w:lsdException w:name="Light List Accent 4" w:uiPriority="61"/>
+    <w:lsdException w:name="Light Grid Accent 4" w:uiPriority="62"/>
+    <w:lsdException w:name="Medium Shading 1 Accent 4" w:uiPriority="63"/>
+    <w:lsdException w:name="Medium Shading 2 Accent 4" w:uiPriority="64"/>
+    <w:lsdException w:name="Medium List 1 Accent 4" w:uiPriority="65"/>
+    <w:lsdException w:name="Medium List 2 Accent 4" w:uiPriority="66"/>
+    <w:lsdException w:name="Medium Grid 1 Accent 4" w:uiPriority="67"/>
+    <w:lsdException w:name="Medium Grid 2 Accent 4" w:uiPriority="68"/>
+    <w:lsdException w:name="Medium Grid 3 Accent 4" w:uiPriority="69"/>
+    <w:lsdException w:name="Dark List Accent 4" w:uiPriority="70"/>
+    <w:lsdException w:name="Colorful Shading Accent 4" w:uiPriority="71"/>
+    <w:lsdException w:name="Colorful List Accent 4" w:uiPriority="72"/>
+    <w:lsdException w:name="Colorful Grid Accent 4" w:uiPriority="73"/>
+    <w:lsdException w:name="Light Shading Accent 5" w:uiPriority="60"/>
+    <w:lsdException w:name="Light List Accent 5" w:uiPriority="61"/>
+    <w:lsdException w:name="Light Grid Accent 5" w:uiPriority="62"/>
+    <w:lsdException w:name="Medium Shading 1 Accent 5" w:uiPriority="63"/>
+    <w:lsdException w:name="Medium Shading 2 Accent 5" w:uiPriority="64"/>
+    <w:lsdException w:name="Medium List 1 Accent 5" w:uiPriority="65"/>
+    <w:lsdException w:name="Medium List 2 Accent 5" w:uiPriority="66"/>
+    <w:lsdException w:name="Medium Grid 1 Accent 5" w:uiPriority="67"/>
+    <w:lsdException w:name="Medium Grid 2 Accent 5" w:uiPriority="68"/>
+    <w:lsdException w:name="Medium Grid 3 Accent 5" w:uiPriority="69"/>
+    <w:lsdException w:name="Dark List Accent 5" w:uiPriority="70"/>
+    <w:lsdException w:name="Colorful Shading Accent 5" w:uiPriority="71"/>
+    <w:lsdException w:name="Colorful List Accent 5" w:uiPriority="72"/>
+    <w:lsdException w:name="Colorful Grid Accent 5" w:uiPriority="73"/>
+    <w:lsdException w:name="Light Shading Accent 6" w:uiPriority="60"/>
+    <w:lsdException w:name="Light List Accent 6" w:uiPriority="61"/>
+    <w:lsdException w:name="Light Grid Accent 6" w:uiPriority="62"/>
+    <w:lsdException w:name="Medium Shading 1 Accent 6" w:uiPriority="63"/>
+    <w:lsdException w:name="Medium Shading 2 Accent 6" w:uiPriority="64"/>
+    <w:lsdException w:name="Medium List 1 Accent 6" w:uiPriority="65"/>
+    <w:lsdException w:name="Medium List 2 Accent 6" w:uiPriority="66"/>
+    <w:lsdException w:name="Medium Grid 1 Accent 6" w:uiPriority="67"/>
+    <w:lsdException w:name="Medium Grid 2 Accent 6" w:uiPriority="68"/>
+    <w:lsdException w:name="Medium Grid 3 Accent 6" w:uiPriority="69"/>
+    <w:lsdException w:name="Dark List Accent 6" w:uiPriority="70"/>
+    <w:lsdException w:name="Colorful Shading Accent 6" w:uiPriority="71"/>
+    <w:lsdException w:name="Colorful List Accent 6" w:uiPriority="72"/>
+    <w:lsdException w:name="Colorful Grid Accent 6" w:uiPriority="73"/>
+    <w:lsdException w:name="Subtle Emphasis" w:uiPriority="19" w:qFormat="1"/>
+    <w:lsdException w:name="Intense Emphasis" w:uiPriority="21" w:qFormat="1"/>
+    <w:lsdException w:name="Subtle Reference" w:uiPriority="31" w:qFormat="1"/>
+    <w:lsdException w:name="Intense Reference" w:uiPriority="32" w:qFormat="1"/>
+    <w:lsdException w:name="Book Title" w:uiPriority="33" w:qFormat="1"/>
+    <w:lsdException w:name="Bibliography" w:semiHidden="1" w:uiPriority="37" w:unhideWhenUsed="1"/>
+    <w:lsdException w:name="TOC Heading" w:semiHidden="1" w:uiPriority="39" w:unhideWhenUsed="1" w:qFormat="1"/>
+    <w:lsdException w:name="Plain Table 1" w:uiPriority="41"/>
+    <w:lsdException w:name="Plain Table 2" w:uiPriority="42"/>
+    <w:lsdException w:name="Plain Table 3" w:uiPriority="43"/>
+    <w:lsdException w:name="Plain Table 4" w:uiPriority="44"/>
+    <w:lsdException w:name="Plain Table 5" w:uiPriority="45"/>
+    <w:lsdException w:name="Grid Table Light" w:uiPriority="40"/>
+    <w:lsdException w:name="Grid Table 1 Light" w:uiPriority="46"/>
+    <w:lsdException w:name="Grid Table 2" w:uiPriority="47"/>
+    <w:lsdException w:name="Grid Table 3" w:uiPriority="48"/>
+    <w:lsdException w:name="Grid Table 4" w:uiPriority="49"/>
+    <w:lsdException w:name="Grid Table 5 Dark" w:uiPriority="50"/>
+    <w:lsdException w:name="Grid Table 6 Colorful" w:uiPriority="51"/>
+    <w:lsdException w:name="Grid Table 7 Colorful" w:uiPriority="52"/>
+    <w:lsdException w:name="Grid Table 1 Light Accent 1" w:uiPriority="46"/>
+    <w:lsdException w:name="Grid Table 2 Accent 1" w:uiPriority="47"/>
+    <w:lsdException w:name="Grid Table 3 Accent 1" w:uiPriority="48"/>
+    <w:lsdException w:name="Grid Table 4 Accent 1" w:uiPriority="49"/>
+    <w:lsdException w:name="Grid Table 5 Dark Accent 1" w:uiPriority="50"/>
+    <w:lsdException w:name="Grid Table 6 Colorful Accent 1" w:uiPriority="51"/>
+    <w:lsdException w:name="Grid Table 7 Colorful Accent 1" w:uiPriority="52"/>
+    <w:lsdException w:name="Grid Table 1 Light Accent 2" w:uiPriority="46"/>
+    <w:lsdException w:name="Grid Table 2 Accent 2" w:uiPriority="47"/>
+    <w:lsdException w:name="Grid Table 3 Accent 2" w:uiPriority="48"/>
+    <w:lsdException w:name="Grid Table 4 Accent 2" w:uiPriority="49"/>
+    <w:lsdException w:name="Grid Table 5 Dark Accent 2" w:uiPriority="50"/>
+    <w:lsdException w:name="Grid Table 6 Colorful Accent 2" w:uiPriority="51"/>
+    <w:lsdException w:name="Grid Table 7 Colorful Accent 2" w:uiPriority="52"/>
+    <w:lsdException w:name="Grid Table 1 Light Accent 3" w:uiPriority="46"/>
+    <w:lsdException w:name="Grid Table 2 Accent 3" w:uiPriority="47"/>
+    <w:lsdException w:name="Grid Table 3 Accent 3" w:uiPriority="48"/>
+    <w:lsdException w:name="Grid Table 4 Accent 3" w:uiPriority="49"/>
+    <w:lsdException w:name="Grid Table 5 Dark Accent 3" w:uiPriority="50"/>
+    <w:lsdException w:name="Grid Table 6 Colorful Accent 3" w:uiPriority="51"/>
+    <w:lsdException w:name="Grid Table 7 Colorful Accent 3" w:uiPriority="52"/>
+    <w:lsdException w:name="Grid Table 1 Light Accent 4" w:uiPriority="46"/>
+    <w:lsdException w:name="Grid Table 2 Accent 4" w:uiPriority="47"/>
+    <w:lsdException w:name="Grid Table 3 Accent 4" w:uiPriority="48"/>
+    <w:lsdException w:name="Grid Table 4 Accent 4" w:uiPriority="49"/>
+    <w:lsdException w:name="Grid Table 5 Dark Accent 4" w:uiPriority="50"/>
+    <w:lsdException w:name="Grid Table 6 Colorful Accent 4" w:uiPriority="51"/>
+    <w:lsdException w:name="Grid Table 7 Colorful Accent 4" w:uiPriority="52"/>
+    <w:lsdException w:name="Grid Table 1 Light Accent 5" w:uiPriority="46"/>
+    <w:lsdException w:name="Grid Table 2 Accent 5" w:uiPriority="47"/>
+    <w:lsdException w:name="Grid Table 3 Accent 5" w:uiPriority="48"/>
+    <w:lsdException w:name="Grid Table 4 Accent 5" w:uiPriority="49"/>
+    <w:lsdException w:name="Grid Table 5 Dark Accent 5" w:uiPriority="50"/>
+    <w:lsdException w:name="Grid Table 6 Colorful Accent 5" w:uiPriority="51"/>
+    <w:lsdException w:name="Grid Table 7 Colorful Accent 5" w:uiPriority="52"/>
+    <w:lsdException w:name="Grid Table 1 Light Accent 6" w:uiPriority="46"/>
+    <w:lsdException w:name="Grid Table 2 Accent 6" w:uiPriority="47"/>
+    <w:lsdException w:name="Grid Table 3 Accent 6" w:uiPriority="48"/>
+    <w:lsdException w:name="Grid Table 4 Accent 6" w:uiPriority="49"/>
+    <w:lsdException w:name="Grid Table 5 Dark Accent 6" w:uiPriority="50"/>
+    <w:lsdException w:name="Grid Table 6 Colorful Accent 6" w:uiPriority="51"/>
+    <w:lsdException w:name="Grid Table 7 Colorful Accent 6" w:uiPriority="52"/>
+    <w:lsdException w:name="List Table 1 Light" w:uiPriority="46"/>
+    <w:lsdException w:name="List Table 2" w:uiPriority="47"/>
+    <w:lsdException w:name="List Table 3" w:uiPriority="48"/>
+    <w:lsdException w:name="List Table 4" w:uiPriority="49"/>
+    <w:lsdException w:name="List Table 5 Dark" w:uiPriority="50"/>
+    <w:lsdException w:name="List Table 6 Colorful" w:uiPriority="51"/>
+    <w:lsdException w:name="List Table 7 Colorful" w:uiPriority="52"/>
+    <w:lsdException w:name="List Table 1 Light Accent 1" w:uiPriority="46"/>
+    <w:lsdException w:name="List Table 2 Accent 1" w:uiPriority="47"/>
+    <w:lsdException w:name="List Table 3 Accent 1" w:uiPriority="48"/>
+    <w:lsdException w:name="List Table 4 Accent 1" w:uiPriority="49"/>
+    <w:lsdException w:name="List Table 5 Dark Accent 1" w:uiPriority="50"/>
+    <w:lsdException w:name="List Table 6 Colorful Accent 1" w:uiPriority="51"/>
+    <w:lsdException w:name="List Table 7 Colorful Accent 1" w:uiPriority="52"/>
+    <w:lsdException w:name="List Table 1 Light Accent 2" w:uiPriority="46"/>
+    <w:lsdException w:name="List Table 2 Accent 2" w:uiPriority="47"/>
+    <w:lsdException w:name="List Table 3 Accent 2" w:uiPriority="48"/>
+    <w:lsdException w:name="List Table 4 Accent 2" w:uiPriority="49"/>
+    <w:lsdException w:name="List Table 5 Dark Accent 2" w:uiPriority="50"/>
+    <w:lsdException w:name="List Table 6 Colorful Accent 2" w:uiPriority="51"/>
+    <w:lsdException w:name="List Table 7 Colorful Accent 2" w:uiPriority="52"/>
+    <w:lsdException w:name="List Table 1 Light Accent 3" w:uiPriority="46"/>
+    <w:lsdException w:name="List Table 2 Accent 3" w:uiPriority="47"/>
+    <w:lsdException w:name="List Table 3 Accent 3" w:uiPriority="48"/>
+    <w:lsdException w:name="List Table 4 Accent 3" w:uiPriority="49"/>
+    <w:lsdException w:name="List Table 5 Dark Accent 3" w:uiPriority="50"/>
+    <w:lsdException w:name="List Table 6 Colorful Accent 3" w:uiPriority="51"/>
+    <w:lsdException w:name="List Table 7 Colorful Accent 3" w:uiPriority="52"/>
+    <w:lsdException w:name="List Table 1 Light Accent 4" w:uiPriority="46"/>
+    <w:lsdException w:name="List Table 2 Accent 4" w:uiPriority="47"/>
+    <w:lsdException w:name="List Table 3 Accent 4" w:uiPriority="48"/>
+    <w:lsdException w:name="List Table 4 Accent 4" w:uiPriority="49"/>
+    <w:lsdException w:name="List Table 5 Dark Accent 4" w:uiPriority="50"/>
+    <w:lsdException w:name="List Table 6 Colorful Accent 4" w:uiPriority="51"/>
+    <w:lsdException w:name="List Table 7 Colorful Accent 4" w:uiPriority="52"/>
+    <w:lsdException w:name="List Table 1 Light Accent 5" w:uiPriority="46"/>
+    <w:lsdException w:name="List Table 2 Accent 5" w:uiPriority="47"/>
+    <w:lsdException w:name="List Table 3 Accent 5" w:uiPriority="48"/>
+    <w:lsdException w:name="List Table 4 Accent 5" w:uiPriority="49"/>
+    <w:lsdException w:name="List Table 5 Dark Accent 5" w:uiPriority="50"/>
+    <w:lsdException w:name="List Table 6 Colorful Accent 5" w:uiPriority="51"/>
+    <w:lsdException w:name="List Table 7 Colorful Accent 5" w:uiPriority="52"/>
+    <w:lsdException w:name="List Table 1 Light Accent 6" w:uiPriority="46"/>
+    <w:lsdException w:name="List Table 2 Accent 6" w:uiPriority="47"/>
+    <w:lsdException w:name="List Table 3 Accent 6" w:uiPriority="48"/>
+    <w:lsdException w:name="List Table 4 Accent 6" w:uiPriority="49"/>
+    <w:lsdException w:name="List Table 5 Dark Accent 6" w:uiPriority="50"/>
+    <w:lsdException w:name="List Table 6 Colorful Accent 6" w:uiPriority="51"/>
+    <w:lsdException w:name="List Table 7 Colorful Accent 6" w:uiPriority="52"/>
+    <w:lsdException w:name="Mention" w:semiHidden="1" w:unhideWhenUsed="1"/>
+    <w:lsdException w:name="Smart Hyperlink" w:semiHidden="1" w:unhideWhenUsed="1"/>
+    <w:lsdException w:name="Hashtag" w:semiHidden="1" w:unhideWhenUsed="1"/>
+    <w:lsdException w:name="Unresolved Mention" w:semiHidden="1" w:unhideWhenUsed="1"/>
+    <w:lsdException w:name="Smart Link" w:semiHidden="1" w:unhideWhenUsed="1"/>
+  </w:latentStyles>
+  <w:style w:type="paragraph" w:default="1" w:styleId="Normal">
+    <w:name w:val="Normal"/>
+    <w:qFormat/>
+  </w:style>
+  <w:style w:type="paragraph" w:styleId="Ttulo1">
+    <w:name w:val="heading 1"/>
+    <w:uiPriority w:val="9"/>
+    <w:qFormat/>
+    <w:pPr>
+      <w:spacing w:before="280" w:after="160"/>
+      <w:outlineLvl w:val="0"/>
+    </w:pPr>
+    <w:rPr>
+      <w:b/>
+      <w:bCs/>
+      <w:color w:val="1F4E79"/>
+      <w:sz w:val="32"/>
+      <w:szCs w:val="32"/>
+    </w:rPr>
+  </w:style>
+  <w:style w:type="paragraph" w:styleId="Ttulo2">
+    <w:name w:val="heading 2"/>
+    <w:uiPriority w:val="9"/>
+    <w:unhideWhenUsed/>
+    <w:qFormat/>
+    <w:pPr>
+      <w:spacing w:before="200" w:after="120"/>
+      <w:outlineLvl w:val="1"/>
+    </w:pPr>
+    <w:rPr>
+      <w:b/>
+      <w:bCs/>
+      <w:color w:val="2E75B6"/>
+      <w:sz w:val="27"/>
+      <w:szCs w:val="27"/>
+    </w:rPr>
+  </w:style>
+  <w:style w:type="paragraph" w:styleId="Ttulo3">
+    <w:name w:val="heading 3"/>
+    <w:uiPriority w:val="9"/>
+    <w:semiHidden/>
+    <w:unhideWhenUsed/>
+    <w:qFormat/>
+    <w:pPr>
+      <w:outlineLvl w:val="2"/>
+    </w:pPr>
+    <w:rPr>
+      <w:color w:val="1F4D78"/>
+    </w:rPr>
+  </w:style>
+  <w:style w:type="paragraph" w:styleId="Ttulo4">
+    <w:name w:val="heading 4"/>
+    <w:uiPriority w:val="9"/>
+    <w:semiHidden/>
+    <w:unhideWhenUsed/>
+    <w:qFormat/>
+    <w:pPr>
+      <w:outlineLvl w:val="3"/>
+    </w:pPr>
+    <w:rPr>
+      <w:i/>
+      <w:iCs/>
+      <w:color w:val="2E74B5"/>
+    </w:rPr>
+  </w:style>
+  <w:style w:type="paragraph" w:styleId="Ttulo5">
+    <w:name w:val="heading 5"/>
+    <w:uiPriority w:val="9"/>
+    <w:semiHidden/>
+    <w:unhideWhenUsed/>
+    <w:qFormat/>
+    <w:pPr>
+      <w:outlineLvl w:val="4"/>
+    </w:pPr>
+    <w:rPr>
+      <w:color w:val="2E74B5"/>
+    </w:rPr>
+  </w:style>
+  <w:style w:type="paragraph" w:styleId="Ttulo6">
+    <w:name w:val="heading 6"/>
+    <w:uiPriority w:val="9"/>
+    <w:semiHidden/>
+    <w:unhideWhenUsed/>
+    <w:qFormat/>
+    <w:pPr>
+      <w:outlineLvl w:val="5"/>
+    </w:pPr>
+    <w:rPr>
+      <w:color w:val="1F4D78"/>
+    </w:rPr>
+  </w:style>
+  <w:style w:type="character" w:default="1" w:styleId="Fontepargpadro">
+    <w:name w:val="Default Paragraph Font"/>
+    <w:uiPriority w:val="1"/>
+    <w:unhideWhenUsed/>
+  </w:style>
+  <w:style w:type="table" w:default="1" w:styleId="Tabelanormal">
+    <w:name w:val="Normal Table"/>
+    <w:uiPriority w:val="99"/>
+    <w:semiHidden/>
+    <w:unhideWhenUsed/>
+    <w:tblPr>
+      <w:tblInd w:w="0" w:type="dxa"/>
+      <w:tblCellMar>
+        <w:top w:w="0" w:type="dxa"/>
+        <w:left w:w="108" w:type="dxa"/>
+        <w:bottom w:w="0" w:type="dxa"/>
+        <w:right w:w="108" w:type="dxa"/>
+      </w:tblCellMar>
+    </w:tblPr>
+  </w:style>
+  <w:style w:type="numbering" w:default="1" w:styleId="Semlista">
+    <w:name w:val="No List"/>
+    <w:uiPriority w:val="99"/>
+    <w:semiHidden/>
+    <w:unhideWhenUsed/>
+  </w:style>
+  <w:style w:type="paragraph" w:styleId="Ttulo">
     <w:name w:val="Title"/>
-    <w:basedOn w:val="Normal"/>
-    <w:next w:val="Normal"/>
+    <w:uiPriority w:val="10"/>
     <w:qFormat/>
     <w:rPr>
       <w:sz w:val="56"/>
       <w:szCs w:val="56"/>
     </w:rPr>
   </w:style>
-  <w:style w:type="paragraph" w:styleId="Heading1">
-    <w:name w:val="Heading 1"/>
-    <w:basedOn w:val="Normal"/>
-    <w:next w:val="Normal"/>
-    <w:qFormat/>
-    <w:rPr>
-      <w:color w:val="2E74B5"/>
-      <w:sz w:val="32"/>
-      <w:szCs w:val="32"/>
-    </w:rPr>
-  </w:style>
-  <w:style w:type="paragraph" w:styleId="Heading2">
-    <w:name w:val="Heading 2"/>
-    <w:basedOn w:val="Normal"/>
-    <w:next w:val="Normal"/>
-    <w:qFormat/>
-    <w:rPr>
-      <w:color w:val="2E74B5"/>
-      <w:sz w:val="26"/>
-      <w:szCs w:val="26"/>
-    </w:rPr>
-  </w:style>
-  <w:style w:type="paragraph" w:styleId="Heading3">
-    <w:name w:val="Heading 3"/>
-    <w:basedOn w:val="Normal"/>
-    <w:next w:val="Normal"/>
-    <w:qFormat/>
-    <w:rPr>
-      <w:color w:val="1F4D78"/>
-      <w:sz w:val="24"/>
-      <w:szCs w:val="24"/>
-    </w:rPr>
-  </w:style>
-  <w:style w:type="paragraph" w:styleId="Heading4">
-    <w:name w:val="Heading 4"/>
-    <w:basedOn w:val="Normal"/>
-    <w:next w:val="Normal"/>
-    <w:qFormat/>
-    <w:rPr>
-      <w:i/>
-      <w:iCs/>
-      <w:color w:val="2E74B5"/>
-    </w:rPr>
-  </w:style>
-  <w:style w:type="paragraph" w:styleId="Heading5">
-    <w:name w:val="Heading 5"/>
-    <w:basedOn w:val="Normal"/>
-    <w:next w:val="Normal"/>
-    <w:qFormat/>
-    <w:rPr>
-      <w:color w:val="2E74B5"/>
-    </w:rPr>
-  </w:style>
-  <w:style w:type="paragraph" w:styleId="Heading6">
-    <w:name w:val="Heading 6"/>
-    <w:basedOn w:val="Normal"/>
-    <w:next w:val="Normal"/>
-    <w:qFormat/>
-    <w:rPr>
-      <w:color w:val="1F4D78"/>
-    </w:rPr>
-  </w:style>
-  <w:style w:type="paragraph" w:styleId="Strong">
-    <w:name w:val="Strong"/>
-    <w:basedOn w:val="Normal"/>
-    <w:next w:val="Normal"/>
+  <w:style w:type="paragraph" w:customStyle="1" w:styleId="Forte1">
+    <w:name w:val="Forte1"/>
     <w:qFormat/>
     <w:rPr>
       <w:b/>
       <w:bCs/>
     </w:rPr>
   </w:style>
-  <w:style w:type="paragraph" w:styleId="ListParagraph">
+  <w:style w:type="paragraph" w:styleId="PargrafodaLista">
     <w:name w:val="List Paragraph"/>
-    <w:basedOn w:val="Normal"/>
     <w:qFormat/>
   </w:style>
   <w:style w:type="character" w:styleId="Hyperlink">
     <w:name w:val="Hyperlink"/>
-    <w:basedOn w:val="DefaultParagraphFont"/>
     <w:uiPriority w:val="99"/>
     <w:unhideWhenUsed/>
     <w:rPr>
@@ -3711,9 +6029,8 @@
       <w:u w:val="single"/>
     </w:rPr>
   </w:style>
-  <w:style w:type="character" w:styleId="FootnoteReference">
+  <w:style w:type="character" w:styleId="Refdenotaderodap">
     <w:name w:val="footnote reference"/>
-    <w:basedOn w:val="DefaultParagraphFont"/>
     <w:uiPriority w:val="99"/>
     <w:semiHidden/>
     <w:unhideWhenUsed/>
@@ -3721,25 +6038,9 @@
       <w:vertAlign w:val="superscript"/>
     </w:rPr>
   </w:style>
-  <w:style w:type="paragraph" w:styleId="FootnoteText">
+  <w:style w:type="paragraph" w:styleId="Textodenotaderodap">
     <w:name w:val="footnote text"/>
-    <w:basedOn w:val="Normal"/>
-    <w:link w:val="FootnoteTextChar"/>
-    <w:uiPriority w:val="99"/>
-    <w:semiHidden/>
-    <w:unhideWhenUsed/>
-    <w:pPr>
-      <w:spacing w:after="0" w:line="240" w:lineRule="auto"/>
-    </w:pPr>
-    <w:rPr>
-      <w:sz w:val="20"/>
-      <w:szCs w:val="20"/>
-    </w:rPr>
-  </w:style>
-  <w:style w:type="character" w:styleId="FootnoteTextChar">
-    <w:name w:val="Footnote Text Char"/>
-    <w:basedOn w:val="DefaultParagraphFont"/>
-    <w:link w:val="FootnoteText"/>
+    <w:link w:val="TextodenotaderodapChar"/>
     <w:uiPriority w:val="99"/>
     <w:semiHidden/>
     <w:unhideWhenUsed/>
@@ -3748,35 +6049,9 @@
       <w:szCs w:val="20"/>
     </w:rPr>
   </w:style>
-  <w:style w:type="character" w:styleId="EndnoteReference">
-    <w:name w:val="endnote reference"/>
-    <w:basedOn w:val="DefaultParagraphFont"/>
-    <w:uiPriority w:val="99"/>
-    <w:semiHidden/>
-    <w:unhideWhenUsed/>
-    <w:rPr>
-      <w:vertAlign w:val="superscript"/>
-    </w:rPr>
-  </w:style>
-  <w:style w:type="paragraph" w:styleId="EndnoteText">
-    <w:name w:val="endnote text"/>
-    <w:basedOn w:val="Normal"/>
-    <w:link w:val="EndnoteTextChar"/>
-    <w:uiPriority w:val="99"/>
-    <w:semiHidden/>
-    <w:unhideWhenUsed/>
-    <w:pPr>
-      <w:spacing w:after="0" w:line="240" w:lineRule="auto"/>
-    </w:pPr>
-    <w:rPr>
-      <w:sz w:val="20"/>
-      <w:szCs w:val="20"/>
-    </w:rPr>
-  </w:style>
-  <w:style w:type="character" w:styleId="EndnoteTextChar">
-    <w:name w:val="Endnote Text Char"/>
-    <w:basedOn w:val="DefaultParagraphFont"/>
-    <w:link w:val="EndnoteText"/>
+  <w:style w:type="character" w:customStyle="1" w:styleId="TextodenotaderodapChar">
+    <w:name w:val="Texto de nota de rodapé Char"/>
+    <w:link w:val="Textodenotaderodap"/>
     <w:uiPriority w:val="99"/>
     <w:semiHidden/>
     <w:unhideWhenUsed/>
@@ -3785,41 +6060,376 @@
       <w:szCs w:val="20"/>
     </w:rPr>
   </w:style>
-  <w:style w:type="paragraph" w:styleId="Heading1">
-    <w:name w:val="Heading 1"/>
+  <w:style w:type="character" w:styleId="Refdenotadefim">
+    <w:name w:val="endnote reference"/>
+    <w:uiPriority w:val="99"/>
+    <w:semiHidden/>
+    <w:unhideWhenUsed/>
+    <w:rPr>
+      <w:vertAlign w:val="superscript"/>
+    </w:rPr>
+  </w:style>
+  <w:style w:type="paragraph" w:styleId="Textodenotadefim">
+    <w:name w:val="endnote text"/>
+    <w:link w:val="TextodenotadefimChar"/>
+    <w:uiPriority w:val="99"/>
+    <w:semiHidden/>
+    <w:unhideWhenUsed/>
+    <w:rPr>
+      <w:sz w:val="20"/>
+      <w:szCs w:val="20"/>
+    </w:rPr>
+  </w:style>
+  <w:style w:type="character" w:customStyle="1" w:styleId="TextodenotadefimChar">
+    <w:name w:val="Texto de nota de fim Char"/>
+    <w:link w:val="Textodenotadefim"/>
+    <w:uiPriority w:val="99"/>
+    <w:semiHidden/>
+    <w:unhideWhenUsed/>
+    <w:rPr>
+      <w:sz w:val="20"/>
+      <w:szCs w:val="20"/>
+    </w:rPr>
+  </w:style>
+  <w:style w:type="paragraph" w:styleId="Sumrio1">
+    <w:name w:val="toc 1"/>
     <w:basedOn w:val="Normal"/>
     <w:next w:val="Normal"/>
-    <w:qFormat/>
+    <w:autoRedefine/>
+    <w:uiPriority w:val="39"/>
+    <w:unhideWhenUsed/>
+    <w:rsid w:val="00901D66"/>
     <w:pPr>
-      <w:spacing w:after="160" w:before="280"/>
-      <w:outlineLvl w:val="0"/>
+      <w:spacing w:after="100"/>
     </w:pPr>
-    <w:rPr>
-      <w:rFonts w:ascii="Arial" w:cs="Arial" w:eastAsia="Arial" w:hAnsi="Arial"/>
-      <w:b/>
-      <w:bCs/>
-      <w:color w:val="1F4E79"/>
-      <w:sz w:val="32"/>
-      <w:szCs w:val="32"/>
-    </w:rPr>
   </w:style>
-  <w:style w:type="paragraph" w:styleId="Heading2">
-    <w:name w:val="Heading 2"/>
+  <w:style w:type="paragraph" w:styleId="Sumrio2">
+    <w:name w:val="toc 2"/>
     <w:basedOn w:val="Normal"/>
     <w:next w:val="Normal"/>
-    <w:qFormat/>
+    <w:autoRedefine/>
+    <w:uiPriority w:val="39"/>
+    <w:unhideWhenUsed/>
+    <w:rsid w:val="00901D66"/>
     <w:pPr>
-      <w:spacing w:after="120" w:before="200"/>
-      <w:outlineLvl w:val="1"/>
+      <w:spacing w:after="100"/>
+      <w:ind w:left="240"/>
     </w:pPr>
-    <w:rPr>
-      <w:rFonts w:ascii="Arial" w:cs="Arial" w:eastAsia="Arial" w:hAnsi="Arial"/>
-      <w:b/>
-      <w:bCs/>
-      <w:color w:val="2E75B6"/>
-      <w:sz w:val="27"/>
-      <w:szCs w:val="27"/>
-    </w:rPr>
   </w:style>
 </w:styles>
+</file>
+
+<file path=word/theme/theme1.xml><?xml version="1.0" encoding="utf-8"?>
+<a:theme xmlns:a="http://schemas.openxmlformats.org/drawingml/2006/main" name="Tema do Office">
+  <a:themeElements>
+    <a:clrScheme name="Office">
+      <a:dk1>
+        <a:sysClr val="windowText" lastClr="000000"/>
+      </a:dk1>
+      <a:lt1>
+        <a:sysClr val="window" lastClr="FFFFFF"/>
+      </a:lt1>
+      <a:dk2>
+        <a:srgbClr val="0E2841"/>
+      </a:dk2>
+      <a:lt2>
+        <a:srgbClr val="E8E8E8"/>
+      </a:lt2>
+      <a:accent1>
+        <a:srgbClr val="156082"/>
+      </a:accent1>
+      <a:accent2>
+        <a:srgbClr val="E97132"/>
+      </a:accent2>
+      <a:accent3>
+        <a:srgbClr val="196B24"/>
+      </a:accent3>
+      <a:accent4>
+        <a:srgbClr val="0F9ED5"/>
+      </a:accent4>
+      <a:accent5>
+        <a:srgbClr val="A02B93"/>
+      </a:accent5>
+      <a:accent6>
+        <a:srgbClr val="4EA72E"/>
+      </a:accent6>
+      <a:hlink>
+        <a:srgbClr val="467886"/>
+      </a:hlink>
+      <a:folHlink>
+        <a:srgbClr val="96607D"/>
+      </a:folHlink>
+    </a:clrScheme>
+    <a:fontScheme name="Office">
+      <a:majorFont>
+        <a:latin typeface="Aptos Display" panose="02110004020202020204"/>
+        <a:ea typeface=""/>
+        <a:cs typeface=""/>
+        <a:font script="Jpan" typeface="游ゴシック Light"/>
+        <a:font script="Hang" typeface="맑은 고딕"/>
+        <a:font script="Hans" typeface="等线 Light"/>
+        <a:font script="Hant" typeface="新細明體"/>
+        <a:font script="Arab" typeface="Times New Roman"/>
+        <a:font script="Hebr" typeface="Times New Roman"/>
+        <a:font script="Thai" typeface="Angsana New"/>
+        <a:font script="Ethi" typeface="Nyala"/>
+        <a:font script="Beng" typeface="Vrinda"/>
+        <a:font script="Gujr" typeface="Shruti"/>
+        <a:font script="Khmr" typeface="MoolBoran"/>
+        <a:font script="Knda" typeface="Tunga"/>
+        <a:font script="Guru" typeface="Raavi"/>
+        <a:font script="Cans" typeface="Euphemia"/>
+        <a:font script="Cher" typeface="Plantagenet Cherokee"/>
+        <a:font script="Yiii" typeface="Microsoft Yi Baiti"/>
+        <a:font script="Tibt" typeface="Microsoft Himalaya"/>
+        <a:font script="Thaa" typeface="MV Boli"/>
+        <a:font script="Deva" typeface="Mangal"/>
+        <a:font script="Telu" typeface="Gautami"/>
+        <a:font script="Taml" typeface="Latha"/>
+        <a:font script="Syrc" typeface="Estrangelo Edessa"/>
+        <a:font script="Orya" typeface="Kalinga"/>
+        <a:font script="Mlym" typeface="Kartika"/>
+        <a:font script="Laoo" typeface="DokChampa"/>
+        <a:font script="Sinh" typeface="Iskoola Pota"/>
+        <a:font script="Mong" typeface="Mongolian Baiti"/>
+        <a:font script="Viet" typeface="Times New Roman"/>
+        <a:font script="Uigh" typeface="Microsoft Uighur"/>
+        <a:font script="Geor" typeface="Sylfaen"/>
+        <a:font script="Armn" typeface="Arial"/>
+        <a:font script="Bugi" typeface="Leelawadee UI"/>
+        <a:font script="Bopo" typeface="Microsoft JhengHei"/>
+        <a:font script="Java" typeface="Javanese Text"/>
+        <a:font script="Lisu" typeface="Segoe UI"/>
+        <a:font script="Mymr" typeface="Myanmar Text"/>
+        <a:font script="Nkoo" typeface="Ebrima"/>
+        <a:font script="Olck" typeface="Nirmala UI"/>
+        <a:font script="Osma" typeface="Ebrima"/>
+        <a:font script="Phag" typeface="Phagspa"/>
+        <a:font script="Syrn" typeface="Estrangelo Edessa"/>
+        <a:font script="Syrj" typeface="Estrangelo Edessa"/>
+        <a:font script="Syre" typeface="Estrangelo Edessa"/>
+        <a:font script="Sora" typeface="Nirmala UI"/>
+        <a:font script="Tale" typeface="Microsoft Tai Le"/>
+        <a:font script="Talu" typeface="Microsoft New Tai Lue"/>
+        <a:font script="Tfng" typeface="Ebrima"/>
+      </a:majorFont>
+      <a:minorFont>
+        <a:latin typeface="Aptos" panose="02110004020202020204"/>
+        <a:ea typeface=""/>
+        <a:cs typeface=""/>
+        <a:font script="Jpan" typeface="游明朝"/>
+        <a:font script="Hang" typeface="맑은 고딕"/>
+        <a:font script="Hans" typeface="等线"/>
+        <a:font script="Hant" typeface="新細明體"/>
+        <a:font script="Arab" typeface="Arial"/>
+        <a:font script="Hebr" typeface="Arial"/>
+        <a:font script="Thai" typeface="Cordia New"/>
+        <a:font script="Ethi" typeface="Nyala"/>
+        <a:font script="Beng" typeface="Vrinda"/>
+        <a:font script="Gujr" typeface="Shruti"/>
+        <a:font script="Khmr" typeface="DaunPenh"/>
+        <a:font script="Knda" typeface="Tunga"/>
+        <a:font script="Guru" typeface="Raavi"/>
+        <a:font script="Cans" typeface="Euphemia"/>
+        <a:font script="Cher" typeface="Plantagenet Cherokee"/>
+        <a:font script="Yiii" typeface="Microsoft Yi Baiti"/>
+        <a:font script="Tibt" typeface="Microsoft Himalaya"/>
+        <a:font script="Thaa" typeface="MV Boli"/>
+        <a:font script="Deva" typeface="Mangal"/>
+        <a:font script="Telu" typeface="Gautami"/>
+        <a:font script="Taml" typeface="Latha"/>
+        <a:font script="Syrc" typeface="Estrangelo Edessa"/>
+        <a:font script="Orya" typeface="Kalinga"/>
+        <a:font script="Mlym" typeface="Kartika"/>
+        <a:font script="Laoo" typeface="DokChampa"/>
+        <a:font script="Sinh" typeface="Iskoola Pota"/>
+        <a:font script="Mong" typeface="Mongolian Baiti"/>
+        <a:font script="Viet" typeface="Arial"/>
+        <a:font script="Uigh" typeface="Microsoft Uighur"/>
+        <a:font script="Geor" typeface="Sylfaen"/>
+        <a:font script="Armn" typeface="Arial"/>
+        <a:font script="Bugi" typeface="Leelawadee UI"/>
+        <a:font script="Bopo" typeface="Microsoft JhengHei"/>
+        <a:font script="Java" typeface="Javanese Text"/>
+        <a:font script="Lisu" typeface="Segoe UI"/>
+        <a:font script="Mymr" typeface="Myanmar Text"/>
+        <a:font script="Nkoo" typeface="Ebrima"/>
+        <a:font script="Olck" typeface="Nirmala UI"/>
+        <a:font script="Osma" typeface="Ebrima"/>
+        <a:font script="Phag" typeface="Phagspa"/>
+        <a:font script="Syrn" typeface="Estrangelo Edessa"/>
+        <a:font script="Syrj" typeface="Estrangelo Edessa"/>
+        <a:font script="Syre" typeface="Estrangelo Edessa"/>
+        <a:font script="Sora" typeface="Nirmala UI"/>
+        <a:font script="Tale" typeface="Microsoft Tai Le"/>
+        <a:font script="Talu" typeface="Microsoft New Tai Lue"/>
+        <a:font script="Tfng" typeface="Ebrima"/>
+      </a:minorFont>
+    </a:fontScheme>
+    <a:fmtScheme name="Office">
+      <a:fillStyleLst>
+        <a:solidFill>
+          <a:schemeClr val="phClr"/>
+        </a:solidFill>
+        <a:gradFill rotWithShape="1">
+          <a:gsLst>
+            <a:gs pos="0">
+              <a:schemeClr val="phClr">
+                <a:lumMod val="110000"/>
+                <a:satMod val="105000"/>
+                <a:tint val="67000"/>
+              </a:schemeClr>
+            </a:gs>
+            <a:gs pos="50000">
+              <a:schemeClr val="phClr">
+                <a:lumMod val="105000"/>
+                <a:satMod val="103000"/>
+                <a:tint val="73000"/>
+              </a:schemeClr>
+            </a:gs>
+            <a:gs pos="100000">
+              <a:schemeClr val="phClr">
+                <a:lumMod val="105000"/>
+                <a:satMod val="109000"/>
+                <a:tint val="81000"/>
+              </a:schemeClr>
+            </a:gs>
+          </a:gsLst>
+          <a:lin ang="5400000" scaled="0"/>
+        </a:gradFill>
+        <a:gradFill rotWithShape="1">
+          <a:gsLst>
+            <a:gs pos="0">
+              <a:schemeClr val="phClr">
+                <a:satMod val="103000"/>
+                <a:lumMod val="102000"/>
+                <a:tint val="94000"/>
+              </a:schemeClr>
+            </a:gs>
+            <a:gs pos="50000">
+              <a:schemeClr val="phClr">
+                <a:satMod val="110000"/>
+                <a:lumMod val="100000"/>
+                <a:shade val="100000"/>
+              </a:schemeClr>
+            </a:gs>
+            <a:gs pos="100000">
+              <a:schemeClr val="phClr">
+                <a:lumMod val="99000"/>
+                <a:satMod val="120000"/>
+                <a:shade val="78000"/>
+              </a:schemeClr>
+            </a:gs>
+          </a:gsLst>
+          <a:lin ang="5400000" scaled="0"/>
+        </a:gradFill>
+      </a:fillStyleLst>
+      <a:lnStyleLst>
+        <a:ln w="12700" cap="flat" cmpd="sng" algn="ctr">
+          <a:solidFill>
+            <a:schemeClr val="phClr"/>
+          </a:solidFill>
+          <a:prstDash val="solid"/>
+          <a:miter lim="800000"/>
+        </a:ln>
+        <a:ln w="19050" cap="flat" cmpd="sng" algn="ctr">
+          <a:solidFill>
+            <a:schemeClr val="phClr"/>
+          </a:solidFill>
+          <a:prstDash val="solid"/>
+          <a:miter lim="800000"/>
+        </a:ln>
+        <a:ln w="25400" cap="flat" cmpd="sng" algn="ctr">
+          <a:solidFill>
+            <a:schemeClr val="phClr"/>
+          </a:solidFill>
+          <a:prstDash val="solid"/>
+          <a:miter lim="800000"/>
+        </a:ln>
+      </a:lnStyleLst>
+      <a:effectStyleLst>
+        <a:effectStyle>
+          <a:effectLst/>
+        </a:effectStyle>
+        <a:effectStyle>
+          <a:effectLst/>
+        </a:effectStyle>
+        <a:effectStyle>
+          <a:effectLst>
+            <a:outerShdw blurRad="57150" dist="19050" dir="5400000" algn="ctr" rotWithShape="0">
+              <a:srgbClr val="000000">
+                <a:alpha val="63000"/>
+              </a:srgbClr>
+            </a:outerShdw>
+          </a:effectLst>
+        </a:effectStyle>
+      </a:effectStyleLst>
+      <a:bgFillStyleLst>
+        <a:solidFill>
+          <a:schemeClr val="phClr"/>
+        </a:solidFill>
+        <a:solidFill>
+          <a:schemeClr val="phClr">
+            <a:tint val="95000"/>
+            <a:satMod val="170000"/>
+          </a:schemeClr>
+        </a:solidFill>
+        <a:gradFill rotWithShape="1">
+          <a:gsLst>
+            <a:gs pos="0">
+              <a:schemeClr val="phClr">
+                <a:tint val="93000"/>
+                <a:satMod val="150000"/>
+                <a:shade val="98000"/>
+                <a:lumMod val="102000"/>
+              </a:schemeClr>
+            </a:gs>
+            <a:gs pos="50000">
+              <a:schemeClr val="phClr">
+                <a:tint val="98000"/>
+                <a:satMod val="130000"/>
+                <a:shade val="90000"/>
+                <a:lumMod val="103000"/>
+              </a:schemeClr>
+            </a:gs>
+            <a:gs pos="100000">
+              <a:schemeClr val="phClr">
+                <a:shade val="63000"/>
+                <a:satMod val="120000"/>
+              </a:schemeClr>
+            </a:gs>
+          </a:gsLst>
+          <a:lin ang="5400000" scaled="0"/>
+        </a:gradFill>
+      </a:bgFillStyleLst>
+    </a:fmtScheme>
+  </a:themeElements>
+  <a:objectDefaults>
+    <a:lnDef>
+      <a:spPr/>
+      <a:bodyPr/>
+      <a:lstStyle/>
+      <a:style>
+        <a:lnRef idx="2">
+          <a:schemeClr val="accent1"/>
+        </a:lnRef>
+        <a:fillRef idx="0">
+          <a:schemeClr val="accent1"/>
+        </a:fillRef>
+        <a:effectRef idx="1">
+          <a:schemeClr val="accent1"/>
+        </a:effectRef>
+        <a:fontRef idx="minor">
+          <a:schemeClr val="tx1"/>
+        </a:fontRef>
+      </a:style>
+    </a:lnDef>
+  </a:objectDefaults>
+  <a:extraClrSchemeLst/>
+  <a:extLst>
+    <a:ext uri="{05A4C25C-085E-4340-85A3-A5531E510DB2}">
+      <thm15:themeFamily xmlns:thm15="http://schemas.microsoft.com/office/thememl/2012/main" name="Office Theme" id="{2E142A2C-CD16-42D6-873A-C26D2A0506FA}" vid="{1BDDFF52-6CD6-40A5-AB3C-68EB2F1E4D0A}"/>
+    </a:ext>
+  </a:extLst>
+</a:theme>
 </file>